--- a/backend/templates/documents/review.docx
+++ b/backend/templates/documents/review.docx
@@ -1,165 +1,292 @@
 
 <file path=word/document.xml><?xml version="1.0" encoding="utf-8"?>
-<w:document xmlns:mc="http://schemas.openxmlformats.org/markup-compatibility/2006" xmlns:o="urn:schemas-microsoft-com:office:office" xmlns:r="http://schemas.openxmlformats.org/officeDocument/2006/relationships" xmlns:m="http://schemas.openxmlformats.org/officeDocument/2006/math" xmlns:v="urn:schemas-microsoft-com:vml" xmlns:wp="http://schemas.openxmlformats.org/drawingml/2006/wordprocessingDrawing" xmlns:w10="urn:schemas-microsoft-com:office:word" xmlns:w="http://schemas.openxmlformats.org/wordprocessingml/2006/main" xmlns:wne="http://schemas.microsoft.com/office/word/2006/wordml" xmlns:sl="http://schemas.openxmlformats.org/schemaLibrary/2006/main" xmlns:a="http://schemas.openxmlformats.org/drawingml/2006/main" xmlns:pic="http://schemas.openxmlformats.org/drawingml/2006/picture" xmlns:c="http://schemas.openxmlformats.org/drawingml/2006/chart" xmlns:lc="http://schemas.openxmlformats.org/drawingml/2006/lockedCanvas" xmlns:dgm="http://schemas.openxmlformats.org/drawingml/2006/diagram" xmlns:wps="http://schemas.microsoft.com/office/word/2010/wordprocessingShape" xmlns:wpg="http://schemas.microsoft.com/office/word/2010/wordprocessingGroup" xmlns:w14="http://schemas.microsoft.com/office/word/2010/wordml" xmlns:w15="http://schemas.microsoft.com/office/word/2012/wordml" xmlns:w16="http://schemas.microsoft.com/office/word/2018/wordml" xmlns:w16cex="http://schemas.microsoft.com/office/word/2018/wordml/cex" xmlns:w16cid="http://schemas.microsoft.com/office/word/2016/wordml/cid" xmlns="http://schemas.microsoft.com/office/tasks/2019/documenttasks" xmlns:cr="http://schemas.microsoft.com/office/comments/2020/reactions">
+<w:document xmlns:wpc="http://schemas.microsoft.com/office/word/2010/wordprocessingCanvas" xmlns:cx="http://schemas.microsoft.com/office/drawing/2014/chartex" xmlns:cx1="http://schemas.microsoft.com/office/drawing/2015/9/8/chartex" xmlns:cx2="http://schemas.microsoft.com/office/drawing/2015/10/21/chartex" xmlns:cx3="http://schemas.microsoft.com/office/drawing/2016/5/9/chartex" xmlns:cx4="http://schemas.microsoft.com/office/drawing/2016/5/10/chartex" xmlns:cx5="http://schemas.microsoft.com/office/drawing/2016/5/11/chartex" xmlns:cx6="http://schemas.microsoft.com/office/drawing/2016/5/12/chartex" xmlns:cx7="http://schemas.microsoft.com/office/drawing/2016/5/13/chartex" xmlns:cx8="http://schemas.microsoft.com/office/drawing/2016/5/14/chartex" xmlns:mc="http://schemas.openxmlformats.org/markup-compatibility/2006" xmlns:aink="http://schemas.microsoft.com/office/drawing/2016/ink" xmlns:am3d="http://schemas.microsoft.com/office/drawing/2017/model3d" xmlns:o="urn:schemas-microsoft-com:office:office" xmlns:r="http://schemas.openxmlformats.org/officeDocument/2006/relationships" xmlns:m="http://schemas.openxmlformats.org/officeDocument/2006/math" xmlns:v="urn:schemas-microsoft-com:vml" xmlns:wp14="http://schemas.microsoft.com/office/word/2010/wordprocessingDrawing" xmlns:wp="http://schemas.openxmlformats.org/drawingml/2006/wordprocessingDrawing" xmlns:w10="urn:schemas-microsoft-com:office:word" xmlns:w="http://schemas.openxmlformats.org/wordprocessingml/2006/main" xmlns:w14="http://schemas.microsoft.com/office/word/2010/wordml" xmlns:w15="http://schemas.microsoft.com/office/word/2012/wordml" xmlns:w16cex="http://schemas.microsoft.com/office/word/2018/wordml/cex" xmlns:w16cid="http://schemas.microsoft.com/office/word/2016/wordml/cid" xmlns:w16="http://schemas.microsoft.com/office/word/2018/wordml" xmlns:w16sdtdh="http://schemas.microsoft.com/office/word/2020/wordml/sdtdatahash" xmlns:w16se="http://schemas.microsoft.com/office/word/2015/wordml/symex" xmlns:wpg="http://schemas.microsoft.com/office/word/2010/wordprocessingGroup" xmlns:wpi="http://schemas.microsoft.com/office/word/2010/wordprocessingInk" xmlns:wne="http://schemas.microsoft.com/office/word/2006/wordml" xmlns:wps="http://schemas.microsoft.com/office/word/2010/wordprocessingShape" mc:Ignorable="w14 w15 w16se w16cid w16 w16cex w16sdtdh wp14">
   <w:body>
     <w:p>
       <w:pPr>
         <w:jc w:val="center"/>
-        <w:rPr/>
-      </w:pPr>
-      <w:r>
-        <w:rPr>
-          <w:rtl w:val="0"/>
-        </w:rPr>
-        <w:t xml:space="preserve">ОТЗЫВ</w:t>
+      </w:pPr>
+      <w:r>
+        <w:t>ОТЗЫВ</w:t>
       </w:r>
     </w:p>
     <w:p>
       <w:pPr>
         <w:jc w:val="both"/>
-        <w:rPr/>
-      </w:pPr>
-      <w:r>
-        <w:rPr>
-          <w:rtl w:val="0"/>
-        </w:rPr>
-      </w:r>
+      </w:pPr>
     </w:p>
     <w:p>
       <w:pPr>
         <w:spacing w:line="360" w:lineRule="auto"/>
         <w:jc w:val="both"/>
-        <w:rPr/>
-      </w:pPr>
-      <w:r>
-        <w:t xml:space="preserve">{{student_fio}}, </w:t>
+      </w:pPr>
+      <w:r>
+        <w:t>{{</w:t>
+      </w:r>
+      <w:proofErr w:type="spellStart"/>
+      <w:r>
+        <w:t>student_fio</w:t>
+      </w:r>
+      <w:proofErr w:type="spellEnd"/>
+      <w:r>
+        <w:t xml:space="preserve">}}, </w:t>
       </w:r>
     </w:p>
     <w:p>
       <w:pPr>
         <w:spacing w:line="360" w:lineRule="auto"/>
         <w:jc w:val="both"/>
-        <w:rPr/>
-      </w:pPr>
-      <w:r>
-        <w:rPr>
-          <w:rtl w:val="0"/>
-        </w:rPr>
-        <w:t xml:space="preserve">Вид практики: Производственная практика</w:t>
+      </w:pPr>
+      <w:r>
+        <w:t>Вид практики: Производственная практика</w:t>
       </w:r>
     </w:p>
     <w:p>
       <w:pPr>
         <w:spacing w:line="360" w:lineRule="auto"/>
         <w:jc w:val="both"/>
-        <w:rPr/>
-      </w:pPr>
-      <w:r>
-        <w:rPr>
-          <w:rtl w:val="0"/>
-        </w:rPr>
-        <w:t xml:space="preserve">Тип практики: Производственная практика, технологическая</w:t>
+      </w:pPr>
+      <w:r>
+        <w:t>Тип практики: Производственная практика, технологическая</w:t>
       </w:r>
     </w:p>
     <w:p>
       <w:pPr>
         <w:spacing w:line="360" w:lineRule="auto"/>
         <w:jc w:val="both"/>
-        <w:rPr/>
-      </w:pPr>
-      <w:r>
-        <w:rPr>
-          <w:rtl w:val="0"/>
-        </w:rPr>
-        <w:t xml:space="preserve">Организация: НАЗВАНИЕ</w:t>
+      </w:pPr>
+      <w:r>
+        <w:t xml:space="preserve">Организация: </w:t>
+      </w:r>
+      <w:r>
+        <w:t xml:space="preserve">ИП </w:t>
+      </w:r>
+      <w:proofErr w:type="spellStart"/>
+      <w:r>
+        <w:t>Езуб</w:t>
+      </w:r>
+      <w:proofErr w:type="spellEnd"/>
+      <w:r>
+        <w:t xml:space="preserve"> Антон Сергеевич</w:t>
       </w:r>
     </w:p>
     <w:p>
       <w:pPr>
         <w:spacing w:line="360" w:lineRule="auto"/>
         <w:jc w:val="both"/>
-        <w:rPr/>
-      </w:pPr>
-      <w:r>
-        <w:rPr>
-          <w:rtl w:val="0"/>
-        </w:rPr>
-      </w:r>
+      </w:pPr>
     </w:p>
     <w:p>
       <w:pPr>
         <w:pBdr>
-          <w:top w:space="0" w:sz="0" w:val="nil"/>
-          <w:left w:space="0" w:sz="0" w:val="nil"/>
-          <w:bottom w:space="0" w:sz="0" w:val="nil"/>
-          <w:right w:space="0" w:sz="0" w:val="nil"/>
-          <w:between w:space="0" w:sz="0" w:val="nil"/>
+          <w:top w:val="nil"/>
+          <w:left w:val="nil"/>
+          <w:bottom w:val="nil"/>
+          <w:right w:val="nil"/>
+          <w:between w:val="nil"/>
         </w:pBdr>
         <w:spacing w:line="360" w:lineRule="auto"/>
         <w:rPr>
           <w:color w:val="000000"/>
-        </w:rPr>
-      </w:pPr>
-      <w:r>
-        <w:t>с {{practice_start}}  по {{practice_end}}</w:t>
+          <w:lang w:val="en-US"/>
+        </w:rPr>
+      </w:pPr>
+      <w:r>
+        <w:t>с</w:t>
+      </w:r>
+      <w:r>
+        <w:rPr>
+          <w:lang w:val="en-US"/>
+        </w:rPr>
+        <w:t xml:space="preserve"> {{</w:t>
+      </w:r>
+      <w:proofErr w:type="spellStart"/>
+      <w:r>
+        <w:rPr>
+          <w:lang w:val="en-US"/>
+        </w:rPr>
+        <w:t>practice_start</w:t>
+      </w:r>
+      <w:proofErr w:type="spellEnd"/>
+      <w:proofErr w:type="gramStart"/>
+      <w:r>
+        <w:rPr>
+          <w:lang w:val="en-US"/>
+        </w:rPr>
+        <w:t xml:space="preserve">}}  </w:t>
+      </w:r>
+      <w:r>
+        <w:t>по</w:t>
+      </w:r>
+      <w:proofErr w:type="gramEnd"/>
+      <w:r>
+        <w:rPr>
+          <w:lang w:val="en-US"/>
+        </w:rPr>
+        <w:t xml:space="preserve"> {{</w:t>
+      </w:r>
+      <w:proofErr w:type="spellStart"/>
+      <w:r>
+        <w:rPr>
+          <w:lang w:val="en-US"/>
+        </w:rPr>
+        <w:t>practice_end</w:t>
+      </w:r>
+      <w:proofErr w:type="spellEnd"/>
+      <w:r>
+        <w:rPr>
+          <w:lang w:val="en-US"/>
+        </w:rPr>
+        <w:t>}}</w:t>
       </w:r>
     </w:p>
     <w:p>
       <w:pPr>
         <w:pBdr>
-          <w:top w:space="0" w:sz="0" w:val="nil"/>
-          <w:left w:space="0" w:sz="0" w:val="nil"/>
-          <w:bottom w:space="0" w:sz="0" w:val="nil"/>
-          <w:right w:space="0" w:sz="0" w:val="nil"/>
-          <w:between w:space="0" w:sz="0" w:val="nil"/>
+          <w:top w:val="nil"/>
+          <w:left w:val="nil"/>
+          <w:bottom w:val="nil"/>
+          <w:right w:val="nil"/>
+          <w:between w:val="nil"/>
         </w:pBdr>
         <w:rPr>
           <w:color w:val="000000"/>
-        </w:rPr>
-      </w:pPr>
-      <w:r>
-        <w:rPr>
-          <w:rtl w:val="0"/>
-        </w:rPr>
-      </w:r>
+          <w:lang w:val="en-US"/>
+        </w:rPr>
+      </w:pPr>
     </w:p>
     <w:p>
       <w:pPr>
         <w:spacing w:line="360" w:lineRule="auto"/>
         <w:ind w:right="147"/>
         <w:jc w:val="both"/>
-        <w:rPr/>
-      </w:pPr>
-      <w:r>
-        <w:t>Студент(ка) {{student_fio}} группы {{group}} института ИРИТ-РТФ за время прохождения практики осуществил(а) следующие мероприятия</w:t>
+      </w:pPr>
+      <w:r>
+        <w:t>Студент(ка) {{</w:t>
+      </w:r>
+      <w:proofErr w:type="spellStart"/>
+      <w:r>
+        <w:t>student_fio</w:t>
+      </w:r>
+      <w:proofErr w:type="spellEnd"/>
+      <w:r>
+        <w:t>}} группы {{</w:t>
+      </w:r>
+      <w:proofErr w:type="spellStart"/>
+      <w:r>
+        <w:t>group</w:t>
+      </w:r>
+      <w:proofErr w:type="spellEnd"/>
+      <w:r>
+        <w:t xml:space="preserve">}} института </w:t>
+      </w:r>
+      <w:r>
+        <w:t>ИРИТ-РТФ за время прохождения практики осуществил(а) следующие мероприятия</w:t>
       </w:r>
     </w:p>
     <w:p>
       <w:pPr>
         <w:spacing w:line="360" w:lineRule="auto"/>
         <w:jc w:val="both"/>
-        <w:rPr/>
-      </w:pPr>
-      <w:r>
-        <w:t>{{review_activities}}</w:t>
+        <w:rPr>
+          <w:lang w:val="en-US"/>
+        </w:rPr>
+      </w:pPr>
+      <w:r>
+        <w:rPr>
+          <w:lang w:val="en-US"/>
+        </w:rPr>
+        <w:t>{{</w:t>
+      </w:r>
+      <w:proofErr w:type="spellStart"/>
+      <w:r>
+        <w:rPr>
+          <w:lang w:val="en-US"/>
+        </w:rPr>
+        <w:t>review_activities</w:t>
+      </w:r>
+      <w:proofErr w:type="spellEnd"/>
+      <w:r>
+        <w:rPr>
+          <w:lang w:val="en-US"/>
+        </w:rPr>
+        <w:t>}}</w:t>
       </w:r>
     </w:p>
     <w:p>
       <w:pPr>
         <w:pBdr>
-          <w:bottom w:color="000000" w:space="1" w:sz="12" w:val="single"/>
+          <w:bottom w:val="single" w:sz="12" w:space="1" w:color="000000"/>
         </w:pBdr>
         <w:spacing w:line="360" w:lineRule="auto"/>
-        <w:rPr/>
-      </w:pPr>
-      <w:r>
-        <w:t>В период практики студент(ка) {{review_characteristic}}</w:t>
+        <w:rPr>
+          <w:lang w:val="en-US"/>
+        </w:rPr>
+      </w:pPr>
+      <w:r>
+        <w:t>В</w:t>
+      </w:r>
+      <w:r>
+        <w:rPr>
+          <w:lang w:val="en-US"/>
+        </w:rPr>
+        <w:t xml:space="preserve"> </w:t>
+      </w:r>
+      <w:r>
+        <w:t>период</w:t>
+      </w:r>
+      <w:r>
+        <w:rPr>
+          <w:lang w:val="en-US"/>
+        </w:rPr>
+        <w:t xml:space="preserve"> </w:t>
+      </w:r>
+      <w:r>
+        <w:t>практики</w:t>
+      </w:r>
+      <w:r>
+        <w:rPr>
+          <w:lang w:val="en-US"/>
+        </w:rPr>
+        <w:t xml:space="preserve"> </w:t>
+      </w:r>
+      <w:r>
+        <w:t>студент</w:t>
+      </w:r>
+      <w:r>
+        <w:rPr>
+          <w:lang w:val="en-US"/>
+        </w:rPr>
+        <w:t>(</w:t>
+      </w:r>
+      <w:r>
+        <w:t>ка</w:t>
+      </w:r>
+      <w:r>
+        <w:rPr>
+          <w:lang w:val="en-US"/>
+        </w:rPr>
+        <w:t>) {{</w:t>
+      </w:r>
+      <w:proofErr w:type="spellStart"/>
+      <w:r>
+        <w:rPr>
+          <w:lang w:val="en-US"/>
+        </w:rPr>
+        <w:t>review_characteristic</w:t>
+      </w:r>
+      <w:proofErr w:type="spellEnd"/>
+      <w:r>
+        <w:rPr>
+          <w:lang w:val="en-US"/>
+        </w:rPr>
+        <w:t>}}</w:t>
       </w:r>
     </w:p>
     <w:p>
       <w:pPr>
         <w:pBdr>
-          <w:bottom w:color="000000" w:space="1" w:sz="12" w:val="single"/>
+          <w:bottom w:val="single" w:sz="12" w:space="1" w:color="000000"/>
         </w:pBdr>
         <w:spacing w:line="360" w:lineRule="auto"/>
         <w:jc w:val="both"/>
@@ -170,7 +297,7 @@
       </w:pPr>
       <w:r>
         <w:rPr>
-          <w:rtl w:val="0"/>
+          <w:lang w:val="en-US"/>
         </w:rPr>
         <w:t xml:space="preserve">                                  </w:t>
       </w:r>
@@ -178,15 +305,14 @@
         <w:rPr>
           <w:sz w:val="16"/>
           <w:szCs w:val="16"/>
-          <w:rtl w:val="0"/>
-        </w:rPr>
-        <w:t xml:space="preserve">(краткая характеристика уровня подготовки и отношения практиканта к работе)</w:t>
+        </w:rPr>
+        <w:t>(краткая характеристика уровня подготовки и отношения практиканта к работе)</w:t>
       </w:r>
     </w:p>
     <w:p>
       <w:pPr>
         <w:pBdr>
-          <w:bottom w:color="000000" w:space="1" w:sz="12" w:val="single"/>
+          <w:bottom w:val="single" w:sz="12" w:space="1" w:color="000000"/>
         </w:pBdr>
         <w:spacing w:line="360" w:lineRule="auto"/>
         <w:jc w:val="both"/>
@@ -195,60 +321,56 @@
           <w:szCs w:val="16"/>
         </w:rPr>
       </w:pPr>
-      <w:r>
-        <w:rPr>
-          <w:rtl w:val="0"/>
-        </w:rPr>
-      </w:r>
     </w:p>
     <w:p>
       <w:pPr>
         <w:pBdr>
-          <w:bottom w:color="000000" w:space="1" w:sz="12" w:val="single"/>
+          <w:bottom w:val="single" w:sz="12" w:space="1" w:color="000000"/>
         </w:pBdr>
         <w:spacing w:line="360" w:lineRule="auto"/>
         <w:jc w:val="both"/>
-        <w:rPr/>
-      </w:pPr>
-      <w:r>
-        <w:rPr>
-          <w:b w:val="1"/>
-          <w:bCs w:val="1"/>
-          <w:rtl w:val="0"/>
-        </w:rPr>
-        <w:t xml:space="preserve">Ответить на вопросы</w:t>
-      </w:r>
-      <w:r>
-        <w:rPr>
-          <w:rtl w:val="0"/>
-        </w:rPr>
+      </w:pPr>
+      <w:r>
+        <w:rPr>
+          <w:b/>
+          <w:bCs/>
+        </w:rPr>
+        <w:t>Ответить на вопросы</w:t>
       </w:r>
     </w:p>
     <w:p>
       <w:pPr>
         <w:pBdr>
-          <w:top w:space="0" w:sz="0" w:val="nil"/>
-          <w:left w:space="0" w:sz="0" w:val="nil"/>
-          <w:bottom w:space="0" w:sz="0" w:val="nil"/>
-          <w:right w:space="0" w:sz="0" w:val="nil"/>
-          <w:between w:space="0" w:sz="0" w:val="nil"/>
+          <w:top w:val="nil"/>
+          <w:left w:val="nil"/>
+          <w:bottom w:val="nil"/>
+          <w:right w:val="nil"/>
+          <w:between w:val="nil"/>
         </w:pBdr>
         <w:rPr>
           <w:color w:val="000000"/>
         </w:rPr>
       </w:pPr>
       <w:r>
-        <w:t>1. Студент на время практики был трудоустроен? {{review_employed}}</w:t>
+        <w:t>1. Студент на время практики был трудоустроен? {{</w:t>
+      </w:r>
+      <w:proofErr w:type="spellStart"/>
+      <w:r>
+        <w:t>review_employed</w:t>
+      </w:r>
+      <w:proofErr w:type="spellEnd"/>
+      <w:r>
+        <w:t>}}</w:t>
       </w:r>
     </w:p>
     <w:p>
       <w:pPr>
         <w:pBdr>
-          <w:top w:space="0" w:sz="0" w:val="nil"/>
-          <w:left w:space="0" w:sz="0" w:val="nil"/>
-          <w:bottom w:space="0" w:sz="0" w:val="nil"/>
-          <w:right w:space="0" w:sz="0" w:val="nil"/>
-          <w:between w:space="0" w:sz="0" w:val="nil"/>
+          <w:top w:val="nil"/>
+          <w:left w:val="nil"/>
+          <w:bottom w:val="nil"/>
+          <w:right w:val="nil"/>
+          <w:between w:val="nil"/>
         </w:pBdr>
         <w:rPr>
           <w:color w:val="000000"/>
@@ -258,14 +380,35 @@
         <w:rPr>
           <w:color w:val="000000"/>
           <w:vertAlign w:val="subscript"/>
-          <w:rtl w:val="0"/>
-        </w:rPr>
-        <w:t xml:space="preserve">                                                                                                                                                (да, нет)       </w:t>
-      </w:r>
-      <w:r>
-        <w:rPr>
+        </w:rPr>
+        <w:t xml:space="preserve">                                                                                            </w:t>
+      </w:r>
+      <w:r>
+        <w:rPr>
+          <w:color w:val="000000"/>
           <w:vertAlign w:val="subscript"/>
-          <w:rtl w:val="0"/>
+        </w:rPr>
+        <w:t xml:space="preserve">                                                    (да, </w:t>
+      </w:r>
+      <w:proofErr w:type="gramStart"/>
+      <w:r>
+        <w:rPr>
+          <w:color w:val="000000"/>
+          <w:vertAlign w:val="subscript"/>
+        </w:rPr>
+        <w:t xml:space="preserve">нет)   </w:t>
+      </w:r>
+      <w:proofErr w:type="gramEnd"/>
+      <w:r>
+        <w:rPr>
+          <w:color w:val="000000"/>
+          <w:vertAlign w:val="subscript"/>
+        </w:rPr>
+        <w:t xml:space="preserve">    </w:t>
+      </w:r>
+      <w:r>
+        <w:rPr>
+          <w:vertAlign w:val="subscript"/>
         </w:rPr>
         <w:t xml:space="preserve">        </w:t>
       </w:r>
@@ -273,24 +416,18 @@
         <w:rPr>
           <w:color w:val="000000"/>
           <w:vertAlign w:val="subscript"/>
-          <w:rtl w:val="0"/>
         </w:rPr>
         <w:t xml:space="preserve">   (указать должность)</w:t>
       </w:r>
-      <w:r>
-        <w:rPr>
-          <w:rtl w:val="0"/>
-        </w:rPr>
-      </w:r>
     </w:p>
     <w:p>
       <w:pPr>
         <w:pBdr>
-          <w:top w:space="0" w:sz="0" w:val="nil"/>
-          <w:left w:space="0" w:sz="0" w:val="nil"/>
-          <w:bottom w:space="0" w:sz="0" w:val="nil"/>
-          <w:right w:space="0" w:sz="0" w:val="nil"/>
-          <w:between w:space="0" w:sz="0" w:val="nil"/>
+          <w:top w:val="nil"/>
+          <w:left w:val="nil"/>
+          <w:bottom w:val="nil"/>
+          <w:right w:val="nil"/>
+          <w:between w:val="nil"/>
         </w:pBdr>
         <w:rPr>
           <w:color w:val="000000"/>
@@ -298,17 +435,25 @@
         </w:rPr>
       </w:pPr>
       <w:r>
-        <w:t>2. Студенту предложено пройти следующую практику на предприятии (в организации)? {{review_next_practice}}</w:t>
+        <w:t>2. Студенту предложено пройти следующую практику на предприятии (в организации)? {{</w:t>
+      </w:r>
+      <w:proofErr w:type="spellStart"/>
+      <w:r>
+        <w:t>review_next_practice</w:t>
+      </w:r>
+      <w:proofErr w:type="spellEnd"/>
+      <w:r>
+        <w:t>}}</w:t>
       </w:r>
     </w:p>
     <w:p>
       <w:pPr>
         <w:pBdr>
-          <w:top w:space="0" w:sz="0" w:val="nil"/>
-          <w:left w:space="0" w:sz="0" w:val="nil"/>
-          <w:bottom w:space="0" w:sz="0" w:val="nil"/>
-          <w:right w:space="0" w:sz="0" w:val="nil"/>
-          <w:between w:space="0" w:sz="0" w:val="nil"/>
+          <w:top w:val="nil"/>
+          <w:left w:val="nil"/>
+          <w:bottom w:val="nil"/>
+          <w:right w:val="nil"/>
+          <w:between w:val="nil"/>
         </w:pBdr>
         <w:rPr>
           <w:color w:val="000000"/>
@@ -318,24 +463,18 @@
         <w:rPr>
           <w:color w:val="000000"/>
           <w:vertAlign w:val="subscript"/>
-          <w:rtl w:val="0"/>
         </w:rPr>
         <w:t xml:space="preserve"> (да, нет)</w:t>
       </w:r>
-      <w:r>
-        <w:rPr>
-          <w:rtl w:val="0"/>
-        </w:rPr>
-      </w:r>
     </w:p>
     <w:p>
       <w:pPr>
         <w:pBdr>
-          <w:top w:space="0" w:sz="0" w:val="nil"/>
-          <w:left w:space="0" w:sz="0" w:val="nil"/>
-          <w:bottom w:space="0" w:sz="0" w:val="nil"/>
-          <w:right w:space="0" w:sz="0" w:val="nil"/>
-          <w:between w:space="0" w:sz="0" w:val="nil"/>
+          <w:top w:val="nil"/>
+          <w:left w:val="nil"/>
+          <w:bottom w:val="nil"/>
+          <w:right w:val="nil"/>
+          <w:between w:val="nil"/>
         </w:pBdr>
         <w:rPr>
           <w:color w:val="000000"/>
@@ -343,17 +482,28 @@
         </w:rPr>
       </w:pPr>
       <w:r>
-        <w:t>3. Студенту предложено трудоустройство после завершения обучения? {{review_employment_offer}}</w:t>
+        <w:t>3. Студенту предложено трудоустройство п</w:t>
+      </w:r>
+      <w:r>
+        <w:t>осле завершения обучения? {{</w:t>
+      </w:r>
+      <w:proofErr w:type="spellStart"/>
+      <w:r>
+        <w:t>review_employment_offer</w:t>
+      </w:r>
+      <w:proofErr w:type="spellEnd"/>
+      <w:r>
+        <w:t>}}</w:t>
       </w:r>
     </w:p>
     <w:p>
       <w:pPr>
         <w:pBdr>
-          <w:top w:space="0" w:sz="0" w:val="nil"/>
-          <w:left w:space="0" w:sz="0" w:val="nil"/>
-          <w:bottom w:space="0" w:sz="0" w:val="nil"/>
-          <w:right w:space="0" w:sz="0" w:val="nil"/>
-          <w:between w:space="0" w:sz="0" w:val="nil"/>
+          <w:top w:val="nil"/>
+          <w:left w:val="nil"/>
+          <w:bottom w:val="nil"/>
+          <w:right w:val="nil"/>
+          <w:between w:val="nil"/>
         </w:pBdr>
         <w:rPr>
           <w:color w:val="000000"/>
@@ -363,41 +513,50 @@
         <w:rPr>
           <w:color w:val="000000"/>
           <w:vertAlign w:val="subscript"/>
-          <w:rtl w:val="0"/>
-        </w:rPr>
-        <w:t xml:space="preserve">                                                                                                                                                                                                         (да, нет)</w:t>
-      </w:r>
-      <w:r>
-        <w:rPr>
-          <w:rtl w:val="0"/>
-        </w:rPr>
+        </w:rPr>
+        <w:t xml:space="preserve">                                                                                                                                                                                                         (</w:t>
+      </w:r>
+      <w:r>
+        <w:rPr>
+          <w:color w:val="000000"/>
+          <w:vertAlign w:val="subscript"/>
+        </w:rPr>
+        <w:t>да, нет)</w:t>
       </w:r>
     </w:p>
     <w:p>
       <w:pPr>
         <w:pBdr>
-          <w:top w:space="0" w:sz="0" w:val="nil"/>
-          <w:left w:space="0" w:sz="0" w:val="nil"/>
-          <w:bottom w:space="0" w:sz="0" w:val="nil"/>
-          <w:right w:space="0" w:sz="0" w:val="nil"/>
-          <w:between w:space="0" w:sz="0" w:val="nil"/>
+          <w:top w:val="nil"/>
+          <w:left w:val="nil"/>
+          <w:bottom w:val="nil"/>
+          <w:right w:val="nil"/>
+          <w:between w:val="nil"/>
         </w:pBdr>
         <w:rPr>
           <w:color w:val="000000"/>
         </w:rPr>
       </w:pPr>
       <w:r>
-        <w:t>4. Предложения и замечания от организации по теоретической и практической подготовке студентов. {{review_suggestions}}</w:t>
+        <w:t>4. Предложения и замечания от организации по теоретической и практической подготовке студентов. {{</w:t>
+      </w:r>
+      <w:proofErr w:type="spellStart"/>
+      <w:r>
+        <w:t>review_suggestions</w:t>
+      </w:r>
+      <w:proofErr w:type="spellEnd"/>
+      <w:r>
+        <w:t>}}</w:t>
       </w:r>
     </w:p>
     <w:p>
       <w:pPr>
         <w:pBdr>
-          <w:top w:space="0" w:sz="0" w:val="nil"/>
-          <w:left w:space="0" w:sz="0" w:val="nil"/>
-          <w:bottom w:space="0" w:sz="0" w:val="nil"/>
-          <w:right w:space="0" w:sz="0" w:val="nil"/>
-          <w:between w:space="0" w:sz="0" w:val="nil"/>
+          <w:top w:val="nil"/>
+          <w:left w:val="nil"/>
+          <w:bottom w:val="nil"/>
+          <w:right w:val="nil"/>
+          <w:between w:val="nil"/>
         </w:pBdr>
         <w:rPr>
           <w:color w:val="000000"/>
@@ -407,295 +566,701 @@
         <w:rPr>
           <w:color w:val="000000"/>
           <w:vertAlign w:val="subscript"/>
-          <w:rtl w:val="0"/>
-        </w:rPr>
-        <w:t xml:space="preserve">                                                                                                                         (В свободной форме)</w:t>
-      </w:r>
-      <w:r>
-        <w:rPr>
-          <w:rtl w:val="0"/>
-        </w:rPr>
-      </w:r>
-    </w:p>
-    <w:p>
-      <w:pPr>
-        <w:rPr/>
-      </w:pPr>
-      <w:r>
-        <w:rPr>
-          <w:rtl w:val="0"/>
-        </w:rPr>
-      </w:r>
-    </w:p>
+        </w:rPr>
+        <w:t xml:space="preserve">                                                                                                                         (В своб</w:t>
+      </w:r>
+      <w:r>
+        <w:rPr>
+          <w:color w:val="000000"/>
+          <w:vertAlign w:val="subscript"/>
+        </w:rPr>
+        <w:t>одной форме)</w:t>
+      </w:r>
+    </w:p>
+    <w:p/>
     <w:p>
       <w:pPr>
         <w:spacing w:line="360" w:lineRule="auto"/>
-        <w:rPr/>
-      </w:pPr>
-      <w:r>
-        <w:t>Оценка за практику {{review_grade}}</w:t>
+      </w:pPr>
+      <w:r>
+        <w:t>Оценка за практику {{</w:t>
+      </w:r>
+      <w:proofErr w:type="spellStart"/>
+      <w:r>
+        <w:t>review_grade</w:t>
+      </w:r>
+      <w:proofErr w:type="spellEnd"/>
+      <w:r>
+        <w:t>}}</w:t>
       </w:r>
     </w:p>
     <w:p>
       <w:pPr>
         <w:spacing w:line="360" w:lineRule="auto"/>
-        <w:rPr/>
-      </w:pPr>
-      <w:r>
-        <w:rPr>
-          <w:rtl w:val="0"/>
-        </w:rPr>
-        <w:t xml:space="preserve">«24» июля 2026 г.</w:t>
+      </w:pPr>
+      <w:r>
+        <w:t>{{</w:t>
+      </w:r>
+      <w:proofErr w:type="spellStart"/>
+      <w:r>
+        <w:t>practice_end</w:t>
+      </w:r>
+      <w:proofErr w:type="spellEnd"/>
+      <w:r>
+        <w:t>}}</w:t>
+      </w:r>
+      <w:r>
+        <w:br/>
+      </w:r>
+      <w:r>
+        <w:t xml:space="preserve">Руководитель организации                                                         </w:t>
+      </w:r>
+      <w:proofErr w:type="gramStart"/>
+      <w:r>
+        <w:t xml:space="preserve">   (</w:t>
+      </w:r>
+      <w:proofErr w:type="gramEnd"/>
+      <w:r>
+        <w:t>подпись, печать)_________</w:t>
       </w:r>
     </w:p>
     <w:p>
       <w:pPr>
         <w:spacing w:line="360" w:lineRule="auto"/>
-        <w:rPr/>
-      </w:pPr>
-      <w:r>
-        <w:rPr>
-          <w:rtl w:val="0"/>
-        </w:rPr>
-        <w:t xml:space="preserve">Руководитель организации                                                            (подпись, печать)_________</w:t>
-      </w:r>
-    </w:p>
-    <w:p>
-      <w:pPr>
-        <w:spacing w:line="360" w:lineRule="auto"/>
-        <w:rPr/>
-      </w:pPr>
-      <w:r>
-        <w:rPr>
-          <w:rtl w:val="0"/>
-        </w:rPr>
+      </w:pPr>
+      <w:r>
         <w:t xml:space="preserve">Руководитель практики от организации                      </w:t>
+      </w:r>
+      <w:r>
         <w:tab/>
+      </w:r>
+      <w:r>
         <w:tab/>
-        <w:t xml:space="preserve"> (подпись)______________</w:t>
+        <w:t xml:space="preserve"> (подпись)_______</w:t>
+      </w:r>
+      <w:r>
+        <w:t>_______</w:t>
       </w:r>
     </w:p>
     <w:p>
       <w:pPr>
         <w:spacing w:after="200" w:line="276" w:lineRule="auto"/>
-        <w:rPr/>
-      </w:pPr>
-      <w:r>
-        <w:rPr>
-          <w:rtl w:val="0"/>
-        </w:rPr>
-      </w:r>
+      </w:pPr>
     </w:p>
     <w:sectPr>
-      <w:pgSz w:h="16838" w:w="11906" w:orient="portrait"/>
-      <w:pgMar w:bottom="284" w:top="528" w:left="1701" w:right="850" w:header="284" w:footer="708"/>
+      <w:pgSz w:w="11906" w:h="16838"/>
+      <w:pgMar w:top="528" w:right="850" w:bottom="284" w:left="1701" w:header="284" w:footer="708" w:gutter="0"/>
       <w:pgNumType w:start="1"/>
+      <w:cols w:space="720"/>
     </w:sectPr>
   </w:body>
 </w:document>
 </file>
 
-<file path=word/numbering.xml><?xml version="1.0" encoding="utf-8"?>
-<w:numbering xmlns:mc="http://schemas.openxmlformats.org/markup-compatibility/2006" xmlns:o="urn:schemas-microsoft-com:office:office" xmlns:r="http://schemas.openxmlformats.org/officeDocument/2006/relationships" xmlns:m="http://schemas.openxmlformats.org/officeDocument/2006/math" xmlns:v="urn:schemas-microsoft-com:vml" xmlns:wp="http://schemas.openxmlformats.org/drawingml/2006/wordprocessingDrawing" xmlns:w10="urn:schemas-microsoft-com:office:word" xmlns:w="http://schemas.openxmlformats.org/wordprocessingml/2006/main" xmlns:wne="http://schemas.microsoft.com/office/word/2006/wordml" xmlns:sl="http://schemas.openxmlformats.org/schemaLibrary/2006/main" xmlns:a="http://schemas.openxmlformats.org/drawingml/2006/main" xmlns:pic="http://schemas.openxmlformats.org/drawingml/2006/picture" xmlns:c="http://schemas.openxmlformats.org/drawingml/2006/chart" xmlns:lc="http://schemas.openxmlformats.org/drawingml/2006/lockedCanvas" xmlns:dgm="http://schemas.openxmlformats.org/drawingml/2006/diagram" xmlns:wps="http://schemas.microsoft.com/office/word/2010/wordprocessingShape" xmlns:wpg="http://schemas.microsoft.com/office/word/2010/wordprocessingGroup" xmlns:w14="http://schemas.microsoft.com/office/word/2010/wordml" xmlns:w15="http://schemas.microsoft.com/office/word/2012/wordml" xmlns:w16="http://schemas.microsoft.com/office/word/2018/wordml" xmlns:w16cex="http://schemas.microsoft.com/office/word/2018/wordml/cex" xmlns:w16cid="http://schemas.microsoft.com/office/word/2016/wordml/cid" xmlns="http://schemas.microsoft.com/office/tasks/2019/documenttasks" xmlns:cr="http://schemas.microsoft.com/office/comments/2020/reactions"/>
-</file>
-
 <file path=word/styles.xml><?xml version="1.0" encoding="utf-8"?>
-<w:styles xmlns:mc="http://schemas.openxmlformats.org/markup-compatibility/2006" xmlns:o="urn:schemas-microsoft-com:office:office" xmlns:r="http://schemas.openxmlformats.org/officeDocument/2006/relationships" xmlns:m="http://schemas.openxmlformats.org/officeDocument/2006/math" xmlns:v="urn:schemas-microsoft-com:vml" xmlns:wp="http://schemas.openxmlformats.org/drawingml/2006/wordprocessingDrawing" xmlns:w10="urn:schemas-microsoft-com:office:word" xmlns:w="http://schemas.openxmlformats.org/wordprocessingml/2006/main" xmlns:wne="http://schemas.microsoft.com/office/word/2006/wordml" xmlns:sl="http://schemas.openxmlformats.org/schemaLibrary/2006/main" xmlns:a="http://schemas.openxmlformats.org/drawingml/2006/main" xmlns:pic="http://schemas.openxmlformats.org/drawingml/2006/picture" xmlns:c="http://schemas.openxmlformats.org/drawingml/2006/chart" xmlns:lc="http://schemas.openxmlformats.org/drawingml/2006/lockedCanvas" xmlns:dgm="http://schemas.openxmlformats.org/drawingml/2006/diagram" xmlns:wps="http://schemas.microsoft.com/office/word/2010/wordprocessingShape" xmlns:wpg="http://schemas.microsoft.com/office/word/2010/wordprocessingGroup" xmlns:w14="http://schemas.microsoft.com/office/word/2010/wordml" xmlns:w15="http://schemas.microsoft.com/office/word/2012/wordml" xmlns:w16="http://schemas.microsoft.com/office/word/2018/wordml" xmlns:w16cex="http://schemas.microsoft.com/office/word/2018/wordml/cex" xmlns:w16cid="http://schemas.microsoft.com/office/word/2016/wordml/cid" xmlns="http://schemas.microsoft.com/office/tasks/2019/documenttasks" xmlns:cr="http://schemas.microsoft.com/office/comments/2020/reactions">
+<w:styles xmlns:mc="http://schemas.openxmlformats.org/markup-compatibility/2006" xmlns:r="http://schemas.openxmlformats.org/officeDocument/2006/relationships" xmlns:w="http://schemas.openxmlformats.org/wordprocessingml/2006/main" xmlns:w14="http://schemas.microsoft.com/office/word/2010/wordml" xmlns:w15="http://schemas.microsoft.com/office/word/2012/wordml" xmlns:w16cex="http://schemas.microsoft.com/office/word/2018/wordml/cex" xmlns:w16cid="http://schemas.microsoft.com/office/word/2016/wordml/cid" xmlns:w16="http://schemas.microsoft.com/office/word/2018/wordml" xmlns:w16sdtdh="http://schemas.microsoft.com/office/word/2020/wordml/sdtdatahash" xmlns:w16se="http://schemas.microsoft.com/office/word/2015/wordml/symex" mc:Ignorable="w14 w15 w16se w16cid w16 w16cex w16sdtdh">
   <w:docDefaults>
     <w:rPrDefault>
       <w:rPr>
+        <w:rFonts w:ascii="Times New Roman" w:eastAsia="Times New Roman" w:hAnsi="Times New Roman" w:cs="Times New Roman"/>
         <w:sz w:val="24"/>
         <w:szCs w:val="24"/>
-        <w:lang w:val="ru"/>
+        <w:lang w:val="ru" w:eastAsia="ru-RU" w:bidi="ar-SA"/>
       </w:rPr>
     </w:rPrDefault>
-    <w:pPrDefault>
-      <w:pPr/>
-    </w:pPrDefault>
+    <w:pPrDefault/>
   </w:docDefaults>
-  <w:style w:type="table" w:styleId="TableNormal" w:default="1">
+  <w:latentStyles w:defLockedState="0" w:defUIPriority="99" w:defSemiHidden="0" w:defUnhideWhenUsed="0" w:defQFormat="0" w:count="376">
+    <w:lsdException w:name="Normal" w:uiPriority="0" w:qFormat="1"/>
+    <w:lsdException w:name="heading 1" w:uiPriority="9" w:qFormat="1"/>
+    <w:lsdException w:name="heading 2" w:semiHidden="1" w:uiPriority="9" w:unhideWhenUsed="1" w:qFormat="1"/>
+    <w:lsdException w:name="heading 3" w:semiHidden="1" w:uiPriority="9" w:unhideWhenUsed="1" w:qFormat="1"/>
+    <w:lsdException w:name="heading 4" w:semiHidden="1" w:uiPriority="9" w:unhideWhenUsed="1" w:qFormat="1"/>
+    <w:lsdException w:name="heading 5" w:semiHidden="1" w:uiPriority="9" w:unhideWhenUsed="1" w:qFormat="1"/>
+    <w:lsdException w:name="heading 6" w:semiHidden="1" w:uiPriority="9" w:unhideWhenUsed="1" w:qFormat="1"/>
+    <w:lsdException w:name="heading 7" w:semiHidden="1" w:uiPriority="9" w:unhideWhenUsed="1" w:qFormat="1"/>
+    <w:lsdException w:name="heading 8" w:semiHidden="1" w:uiPriority="9" w:unhideWhenUsed="1" w:qFormat="1"/>
+    <w:lsdException w:name="heading 9" w:semiHidden="1" w:uiPriority="9" w:unhideWhenUsed="1" w:qFormat="1"/>
+    <w:lsdException w:name="index 1" w:semiHidden="1" w:unhideWhenUsed="1"/>
+    <w:lsdException w:name="index 2" w:semiHidden="1" w:unhideWhenUsed="1"/>
+    <w:lsdException w:name="index 3" w:semiHidden="1" w:unhideWhenUsed="1"/>
+    <w:lsdException w:name="index 4" w:semiHidden="1" w:unhideWhenUsed="1"/>
+    <w:lsdException w:name="index 5" w:semiHidden="1" w:unhideWhenUsed="1"/>
+    <w:lsdException w:name="index 6" w:semiHidden="1" w:unhideWhenUsed="1"/>
+    <w:lsdException w:name="index 7" w:semiHidden="1" w:unhideWhenUsed="1"/>
+    <w:lsdException w:name="index 8" w:semiHidden="1" w:unhideWhenUsed="1"/>
+    <w:lsdException w:name="index 9" w:semiHidden="1" w:unhideWhenUsed="1"/>
+    <w:lsdException w:name="toc 1" w:semiHidden="1" w:uiPriority="39" w:unhideWhenUsed="1"/>
+    <w:lsdException w:name="toc 2" w:semiHidden="1" w:uiPriority="39" w:unhideWhenUsed="1"/>
+    <w:lsdException w:name="toc 3" w:semiHidden="1" w:uiPriority="39" w:unhideWhenUsed="1"/>
+    <w:lsdException w:name="toc 4" w:semiHidden="1" w:uiPriority="39" w:unhideWhenUsed="1"/>
+    <w:lsdException w:name="toc 5" w:semiHidden="1" w:uiPriority="39" w:unhideWhenUsed="1"/>
+    <w:lsdException w:name="toc 6" w:semiHidden="1" w:uiPriority="39" w:unhideWhenUsed="1"/>
+    <w:lsdException w:name="toc 7" w:semiHidden="1" w:uiPriority="39" w:unhideWhenUsed="1"/>
+    <w:lsdException w:name="toc 8" w:semiHidden="1" w:uiPriority="39" w:unhideWhenUsed="1"/>
+    <w:lsdException w:name="toc 9" w:semiHidden="1" w:uiPriority="39" w:unhideWhenUsed="1"/>
+    <w:lsdException w:name="Normal Indent" w:semiHidden="1" w:unhideWhenUsed="1"/>
+    <w:lsdException w:name="footnote text" w:semiHidden="1" w:unhideWhenUsed="1"/>
+    <w:lsdException w:name="annotation text" w:semiHidden="1" w:unhideWhenUsed="1"/>
+    <w:lsdException w:name="header" w:semiHidden="1" w:unhideWhenUsed="1"/>
+    <w:lsdException w:name="footer" w:semiHidden="1" w:unhideWhenUsed="1"/>
+    <w:lsdException w:name="index heading" w:semiHidden="1" w:unhideWhenUsed="1"/>
+    <w:lsdException w:name="caption" w:semiHidden="1" w:uiPriority="35" w:unhideWhenUsed="1" w:qFormat="1"/>
+    <w:lsdException w:name="table of figures" w:semiHidden="1" w:unhideWhenUsed="1"/>
+    <w:lsdException w:name="envelope address" w:semiHidden="1" w:unhideWhenUsed="1"/>
+    <w:lsdException w:name="envelope return" w:semiHidden="1" w:unhideWhenUsed="1"/>
+    <w:lsdException w:name="footnote reference" w:semiHidden="1" w:unhideWhenUsed="1"/>
+    <w:lsdException w:name="annotation reference" w:semiHidden="1" w:unhideWhenUsed="1"/>
+    <w:lsdException w:name="line number" w:semiHidden="1" w:unhideWhenUsed="1"/>
+    <w:lsdException w:name="page number" w:semiHidden="1" w:unhideWhenUsed="1"/>
+    <w:lsdException w:name="endnote reference" w:semiHidden="1" w:unhideWhenUsed="1"/>
+    <w:lsdException w:name="endnote text" w:semiHidden="1" w:unhideWhenUsed="1"/>
+    <w:lsdException w:name="table of authorities" w:semiHidden="1" w:unhideWhenUsed="1"/>
+    <w:lsdException w:name="macro" w:semiHidden="1" w:unhideWhenUsed="1"/>
+    <w:lsdException w:name="toa heading" w:semiHidden="1" w:unhideWhenUsed="1"/>
+    <w:lsdException w:name="List" w:semiHidden="1" w:unhideWhenUsed="1"/>
+    <w:lsdException w:name="List Bullet" w:semiHidden="1" w:unhideWhenUsed="1"/>
+    <w:lsdException w:name="List Number" w:semiHidden="1" w:unhideWhenUsed="1"/>
+    <w:lsdException w:name="List 2" w:semiHidden="1" w:unhideWhenUsed="1"/>
+    <w:lsdException w:name="List 3" w:semiHidden="1" w:unhideWhenUsed="1"/>
+    <w:lsdException w:name="List 4" w:semiHidden="1" w:unhideWhenUsed="1"/>
+    <w:lsdException w:name="List 5" w:semiHidden="1" w:unhideWhenUsed="1"/>
+    <w:lsdException w:name="List Bullet 2" w:semiHidden="1" w:unhideWhenUsed="1"/>
+    <w:lsdException w:name="List Bullet 3" w:semiHidden="1" w:unhideWhenUsed="1"/>
+    <w:lsdException w:name="List Bullet 4" w:semiHidden="1" w:unhideWhenUsed="1"/>
+    <w:lsdException w:name="List Bullet 5" w:semiHidden="1" w:unhideWhenUsed="1"/>
+    <w:lsdException w:name="List Number 2" w:semiHidden="1" w:unhideWhenUsed="1"/>
+    <w:lsdException w:name="List Number 3" w:semiHidden="1" w:unhideWhenUsed="1"/>
+    <w:lsdException w:name="List Number 4" w:semiHidden="1" w:unhideWhenUsed="1"/>
+    <w:lsdException w:name="List Number 5" w:semiHidden="1" w:unhideWhenUsed="1"/>
+    <w:lsdException w:name="Title" w:uiPriority="10" w:qFormat="1"/>
+    <w:lsdException w:name="Closing" w:semiHidden="1" w:unhideWhenUsed="1"/>
+    <w:lsdException w:name="Signature" w:semiHidden="1" w:unhideWhenUsed="1"/>
+    <w:lsdException w:name="Default Paragraph Font" w:semiHidden="1" w:uiPriority="1" w:unhideWhenUsed="1"/>
+    <w:lsdException w:name="Body Text" w:semiHidden="1" w:unhideWhenUsed="1"/>
+    <w:lsdException w:name="Body Text Indent" w:semiHidden="1" w:unhideWhenUsed="1"/>
+    <w:lsdException w:name="List Continue" w:semiHidden="1" w:unhideWhenUsed="1"/>
+    <w:lsdException w:name="List Continue 2" w:semiHidden="1" w:unhideWhenUsed="1"/>
+    <w:lsdException w:name="List Continue 3" w:semiHidden="1" w:unhideWhenUsed="1"/>
+    <w:lsdException w:name="List Continue 4" w:semiHidden="1" w:unhideWhenUsed="1"/>
+    <w:lsdException w:name="List Continue 5" w:semiHidden="1" w:unhideWhenUsed="1"/>
+    <w:lsdException w:name="Message Header" w:semiHidden="1" w:unhideWhenUsed="1"/>
+    <w:lsdException w:name="Subtitle" w:uiPriority="11" w:qFormat="1"/>
+    <w:lsdException w:name="Salutation" w:semiHidden="1" w:unhideWhenUsed="1"/>
+    <w:lsdException w:name="Date" w:semiHidden="1" w:unhideWhenUsed="1"/>
+    <w:lsdException w:name="Body Text First Indent" w:semiHidden="1" w:unhideWhenUsed="1"/>
+    <w:lsdException w:name="Body Text First Indent 2" w:semiHidden="1" w:unhideWhenUsed="1"/>
+    <w:lsdException w:name="Note Heading" w:semiHidden="1" w:unhideWhenUsed="1"/>
+    <w:lsdException w:name="Body Text 2" w:semiHidden="1" w:unhideWhenUsed="1"/>
+    <w:lsdException w:name="Body Text 3" w:semiHidden="1" w:unhideWhenUsed="1"/>
+    <w:lsdException w:name="Body Text Indent 2" w:semiHidden="1" w:unhideWhenUsed="1"/>
+    <w:lsdException w:name="Body Text Indent 3" w:semiHidden="1" w:unhideWhenUsed="1"/>
+    <w:lsdException w:name="Block Text" w:semiHidden="1" w:unhideWhenUsed="1"/>
+    <w:lsdException w:name="Hyperlink" w:semiHidden="1" w:unhideWhenUsed="1"/>
+    <w:lsdException w:name="FollowedHyperlink" w:semiHidden="1" w:unhideWhenUsed="1"/>
+    <w:lsdException w:name="Strong" w:uiPriority="22" w:qFormat="1"/>
+    <w:lsdException w:name="Emphasis" w:uiPriority="20" w:qFormat="1"/>
+    <w:lsdException w:name="Document Map" w:semiHidden="1" w:unhideWhenUsed="1"/>
+    <w:lsdException w:name="Plain Text" w:semiHidden="1" w:unhideWhenUsed="1"/>
+    <w:lsdException w:name="E-mail Signature" w:semiHidden="1" w:unhideWhenUsed="1"/>
+    <w:lsdException w:name="HTML Top of Form" w:semiHidden="1" w:unhideWhenUsed="1"/>
+    <w:lsdException w:name="HTML Bottom of Form" w:semiHidden="1" w:unhideWhenUsed="1"/>
+    <w:lsdException w:name="Normal (Web)" w:semiHidden="1" w:unhideWhenUsed="1"/>
+    <w:lsdException w:name="HTML Acronym" w:semiHidden="1" w:unhideWhenUsed="1"/>
+    <w:lsdException w:name="HTML Address" w:semiHidden="1" w:unhideWhenUsed="1"/>
+    <w:lsdException w:name="HTML Cite" w:semiHidden="1" w:unhideWhenUsed="1"/>
+    <w:lsdException w:name="HTML Code" w:semiHidden="1" w:unhideWhenUsed="1"/>
+    <w:lsdException w:name="HTML Definition" w:semiHidden="1" w:unhideWhenUsed="1"/>
+    <w:lsdException w:name="HTML Keyboard" w:semiHidden="1" w:unhideWhenUsed="1"/>
+    <w:lsdException w:name="HTML Preformatted" w:semiHidden="1" w:unhideWhenUsed="1"/>
+    <w:lsdException w:name="HTML Sample" w:semiHidden="1" w:unhideWhenUsed="1"/>
+    <w:lsdException w:name="HTML Typewriter" w:semiHidden="1" w:unhideWhenUsed="1"/>
+    <w:lsdException w:name="HTML Variable" w:semiHidden="1" w:unhideWhenUsed="1"/>
+    <w:lsdException w:name="Normal Table" w:semiHidden="1" w:unhideWhenUsed="1"/>
+    <w:lsdException w:name="annotation subject" w:semiHidden="1" w:unhideWhenUsed="1"/>
+    <w:lsdException w:name="No List" w:semiHidden="1" w:unhideWhenUsed="1"/>
+    <w:lsdException w:name="Outline List 1" w:semiHidden="1" w:unhideWhenUsed="1"/>
+    <w:lsdException w:name="Outline List 2" w:semiHidden="1" w:unhideWhenUsed="1"/>
+    <w:lsdException w:name="Outline List 3" w:semiHidden="1" w:unhideWhenUsed="1"/>
+    <w:lsdException w:name="Table Simple 1" w:semiHidden="1" w:unhideWhenUsed="1"/>
+    <w:lsdException w:name="Table Simple 2" w:semiHidden="1" w:unhideWhenUsed="1"/>
+    <w:lsdException w:name="Table Simple 3" w:semiHidden="1" w:unhideWhenUsed="1"/>
+    <w:lsdException w:name="Table Classic 1" w:semiHidden="1" w:unhideWhenUsed="1"/>
+    <w:lsdException w:name="Table Classic 2" w:semiHidden="1" w:unhideWhenUsed="1"/>
+    <w:lsdException w:name="Table Classic 3" w:semiHidden="1" w:unhideWhenUsed="1"/>
+    <w:lsdException w:name="Table Classic 4" w:semiHidden="1" w:unhideWhenUsed="1"/>
+    <w:lsdException w:name="Table Colorful 1" w:semiHidden="1" w:unhideWhenUsed="1"/>
+    <w:lsdException w:name="Table Colorful 2" w:semiHidden="1" w:unhideWhenUsed="1"/>
+    <w:lsdException w:name="Table Colorful 3" w:semiHidden="1" w:unhideWhenUsed="1"/>
+    <w:lsdException w:name="Table Columns 1" w:semiHidden="1" w:unhideWhenUsed="1"/>
+    <w:lsdException w:name="Table Columns 2" w:semiHidden="1" w:unhideWhenUsed="1"/>
+    <w:lsdException w:name="Table Columns 3" w:semiHidden="1" w:unhideWhenUsed="1"/>
+    <w:lsdException w:name="Table Columns 4" w:semiHidden="1" w:unhideWhenUsed="1"/>
+    <w:lsdException w:name="Table Columns 5" w:semiHidden="1" w:unhideWhenUsed="1"/>
+    <w:lsdException w:name="Table Grid 1" w:semiHidden="1" w:unhideWhenUsed="1"/>
+    <w:lsdException w:name="Table Grid 2" w:semiHidden="1" w:unhideWhenUsed="1"/>
+    <w:lsdException w:name="Table Grid 3" w:semiHidden="1" w:unhideWhenUsed="1"/>
+    <w:lsdException w:name="Table Grid 4" w:semiHidden="1" w:unhideWhenUsed="1"/>
+    <w:lsdException w:name="Table Grid 5" w:semiHidden="1" w:unhideWhenUsed="1"/>
+    <w:lsdException w:name="Table Grid 6" w:semiHidden="1" w:unhideWhenUsed="1"/>
+    <w:lsdException w:name="Table Grid 7" w:semiHidden="1" w:unhideWhenUsed="1"/>
+    <w:lsdException w:name="Table Grid 8" w:semiHidden="1" w:unhideWhenUsed="1"/>
+    <w:lsdException w:name="Table List 1" w:semiHidden="1" w:unhideWhenUsed="1"/>
+    <w:lsdException w:name="Table List 2" w:semiHidden="1" w:unhideWhenUsed="1"/>
+    <w:lsdException w:name="Table List 3" w:semiHidden="1" w:unhideWhenUsed="1"/>
+    <w:lsdException w:name="Table List 4" w:semiHidden="1" w:unhideWhenUsed="1"/>
+    <w:lsdException w:name="Table List 5" w:semiHidden="1" w:unhideWhenUsed="1"/>
+    <w:lsdException w:name="Table List 6" w:semiHidden="1" w:unhideWhenUsed="1"/>
+    <w:lsdException w:name="Table List 7" w:semiHidden="1" w:unhideWhenUsed="1"/>
+    <w:lsdException w:name="Table List 8" w:semiHidden="1" w:unhideWhenUsed="1"/>
+    <w:lsdException w:name="Table 3D effects 1" w:semiHidden="1" w:unhideWhenUsed="1"/>
+    <w:lsdException w:name="Table 3D effects 2" w:semiHidden="1" w:unhideWhenUsed="1"/>
+    <w:lsdException w:name="Table 3D effects 3" w:semiHidden="1" w:unhideWhenUsed="1"/>
+    <w:lsdException w:name="Table Contemporary" w:semiHidden="1" w:unhideWhenUsed="1"/>
+    <w:lsdException w:name="Table Elegant" w:semiHidden="1" w:unhideWhenUsed="1"/>
+    <w:lsdException w:name="Table Professional" w:semiHidden="1" w:unhideWhenUsed="1"/>
+    <w:lsdException w:name="Table Subtle 1" w:semiHidden="1" w:unhideWhenUsed="1"/>
+    <w:lsdException w:name="Table Subtle 2" w:semiHidden="1" w:unhideWhenUsed="1"/>
+    <w:lsdException w:name="Table Web 1" w:semiHidden="1" w:unhideWhenUsed="1"/>
+    <w:lsdException w:name="Table Web 2" w:semiHidden="1" w:unhideWhenUsed="1"/>
+    <w:lsdException w:name="Table Web 3" w:semiHidden="1" w:unhideWhenUsed="1"/>
+    <w:lsdException w:name="Balloon Text" w:semiHidden="1" w:unhideWhenUsed="1"/>
+    <w:lsdException w:name="Table Grid" w:uiPriority="39"/>
+    <w:lsdException w:name="Table Theme" w:semiHidden="1" w:unhideWhenUsed="1"/>
+    <w:lsdException w:name="Placeholder Text" w:semiHidden="1"/>
+    <w:lsdException w:name="No Spacing" w:uiPriority="1" w:qFormat="1"/>
+    <w:lsdException w:name="Light Shading" w:uiPriority="60"/>
+    <w:lsdException w:name="Light List" w:uiPriority="61"/>
+    <w:lsdException w:name="Light Grid" w:uiPriority="62"/>
+    <w:lsdException w:name="Medium Shading 1" w:uiPriority="63"/>
+    <w:lsdException w:name="Medium Shading 2" w:uiPriority="64"/>
+    <w:lsdException w:name="Medium List 1" w:uiPriority="65"/>
+    <w:lsdException w:name="Medium List 2" w:uiPriority="66"/>
+    <w:lsdException w:name="Medium Grid 1" w:uiPriority="67"/>
+    <w:lsdException w:name="Medium Grid 2" w:uiPriority="68"/>
+    <w:lsdException w:name="Medium Grid 3" w:uiPriority="69"/>
+    <w:lsdException w:name="Dark List" w:uiPriority="70"/>
+    <w:lsdException w:name="Colorful Shading" w:uiPriority="71"/>
+    <w:lsdException w:name="Colorful List" w:uiPriority="72"/>
+    <w:lsdException w:name="Colorful Grid" w:uiPriority="73"/>
+    <w:lsdException w:name="Light Shading Accent 1" w:uiPriority="60"/>
+    <w:lsdException w:name="Light List Accent 1" w:uiPriority="61"/>
+    <w:lsdException w:name="Light Grid Accent 1" w:uiPriority="62"/>
+    <w:lsdException w:name="Medium Shading 1 Accent 1" w:uiPriority="63"/>
+    <w:lsdException w:name="Medium Shading 2 Accent 1" w:uiPriority="64"/>
+    <w:lsdException w:name="Medium List 1 Accent 1" w:uiPriority="65"/>
+    <w:lsdException w:name="Revision" w:semiHidden="1"/>
+    <w:lsdException w:name="List Paragraph" w:uiPriority="34" w:qFormat="1"/>
+    <w:lsdException w:name="Quote" w:uiPriority="29" w:qFormat="1"/>
+    <w:lsdException w:name="Intense Quote" w:uiPriority="30" w:qFormat="1"/>
+    <w:lsdException w:name="Medium List 2 Accent 1" w:uiPriority="66"/>
+    <w:lsdException w:name="Medium Grid 1 Accent 1" w:uiPriority="67"/>
+    <w:lsdException w:name="Medium Grid 2 Accent 1" w:uiPriority="68"/>
+    <w:lsdException w:name="Medium Grid 3 Accent 1" w:uiPriority="69"/>
+    <w:lsdException w:name="Dark List Accent 1" w:uiPriority="70"/>
+    <w:lsdException w:name="Colorful Shading Accent 1" w:uiPriority="71"/>
+    <w:lsdException w:name="Colorful List Accent 1" w:uiPriority="72"/>
+    <w:lsdException w:name="Colorful Grid Accent 1" w:uiPriority="73"/>
+    <w:lsdException w:name="Light Shading Accent 2" w:uiPriority="60"/>
+    <w:lsdException w:name="Light List Accent 2" w:uiPriority="61"/>
+    <w:lsdException w:name="Light Grid Accent 2" w:uiPriority="62"/>
+    <w:lsdException w:name="Medium Shading 1 Accent 2" w:uiPriority="63"/>
+    <w:lsdException w:name="Medium Shading 2 Accent 2" w:uiPriority="64"/>
+    <w:lsdException w:name="Medium List 1 Accent 2" w:uiPriority="65"/>
+    <w:lsdException w:name="Medium List 2 Accent 2" w:uiPriority="66"/>
+    <w:lsdException w:name="Medium Grid 1 Accent 2" w:uiPriority="67"/>
+    <w:lsdException w:name="Medium Grid 2 Accent 2" w:uiPriority="68"/>
+    <w:lsdException w:name="Medium Grid 3 Accent 2" w:uiPriority="69"/>
+    <w:lsdException w:name="Dark List Accent 2" w:uiPriority="70"/>
+    <w:lsdException w:name="Colorful Shading Accent 2" w:uiPriority="71"/>
+    <w:lsdException w:name="Colorful List Accent 2" w:uiPriority="72"/>
+    <w:lsdException w:name="Colorful Grid Accent 2" w:uiPriority="73"/>
+    <w:lsdException w:name="Light Shading Accent 3" w:uiPriority="60"/>
+    <w:lsdException w:name="Light List Accent 3" w:uiPriority="61"/>
+    <w:lsdException w:name="Light Grid Accent 3" w:uiPriority="62"/>
+    <w:lsdException w:name="Medium Shading 1 Accent 3" w:uiPriority="63"/>
+    <w:lsdException w:name="Medium Shading 2 Accent 3" w:uiPriority="64"/>
+    <w:lsdException w:name="Medium List 1 Accent 3" w:uiPriority="65"/>
+    <w:lsdException w:name="Medium List 2 Accent 3" w:uiPriority="66"/>
+    <w:lsdException w:name="Medium Grid 1 Accent 3" w:uiPriority="67"/>
+    <w:lsdException w:name="Medium Grid 2 Accent 3" w:uiPriority="68"/>
+    <w:lsdException w:name="Medium Grid 3 Accent 3" w:uiPriority="69"/>
+    <w:lsdException w:name="Dark List Accent 3" w:uiPriority="70"/>
+    <w:lsdException w:name="Colorful Shading Accent 3" w:uiPriority="71"/>
+    <w:lsdException w:name="Colorful List Accent 3" w:uiPriority="72"/>
+    <w:lsdException w:name="Colorful Grid Accent 3" w:uiPriority="73"/>
+    <w:lsdException w:name="Light Shading Accent 4" w:uiPriority="60"/>
+    <w:lsdException w:name="Light List Accent 4" w:uiPriority="61"/>
+    <w:lsdException w:name="Light Grid Accent 4" w:uiPriority="62"/>
+    <w:lsdException w:name="Medium Shading 1 Accent 4" w:uiPriority="63"/>
+    <w:lsdException w:name="Medium Shading 2 Accent 4" w:uiPriority="64"/>
+    <w:lsdException w:name="Medium List 1 Accent 4" w:uiPriority="65"/>
+    <w:lsdException w:name="Medium List 2 Accent 4" w:uiPriority="66"/>
+    <w:lsdException w:name="Medium Grid 1 Accent 4" w:uiPriority="67"/>
+    <w:lsdException w:name="Medium Grid 2 Accent 4" w:uiPriority="68"/>
+    <w:lsdException w:name="Medium Grid 3 Accent 4" w:uiPriority="69"/>
+    <w:lsdException w:name="Dark List Accent 4" w:uiPriority="70"/>
+    <w:lsdException w:name="Colorful Shading Accent 4" w:uiPriority="71"/>
+    <w:lsdException w:name="Colorful List Accent 4" w:uiPriority="72"/>
+    <w:lsdException w:name="Colorful Grid Accent 4" w:uiPriority="73"/>
+    <w:lsdException w:name="Light Shading Accent 5" w:uiPriority="60"/>
+    <w:lsdException w:name="Light List Accent 5" w:uiPriority="61"/>
+    <w:lsdException w:name="Light Grid Accent 5" w:uiPriority="62"/>
+    <w:lsdException w:name="Medium Shading 1 Accent 5" w:uiPriority="63"/>
+    <w:lsdException w:name="Medium Shading 2 Accent 5" w:uiPriority="64"/>
+    <w:lsdException w:name="Medium List 1 Accent 5" w:uiPriority="65"/>
+    <w:lsdException w:name="Medium List 2 Accent 5" w:uiPriority="66"/>
+    <w:lsdException w:name="Medium Grid 1 Accent 5" w:uiPriority="67"/>
+    <w:lsdException w:name="Medium Grid 2 Accent 5" w:uiPriority="68"/>
+    <w:lsdException w:name="Medium Grid 3 Accent 5" w:uiPriority="69"/>
+    <w:lsdException w:name="Dark List Accent 5" w:uiPriority="70"/>
+    <w:lsdException w:name="Colorful Shading Accent 5" w:uiPriority="71"/>
+    <w:lsdException w:name="Colorful List Accent 5" w:uiPriority="72"/>
+    <w:lsdException w:name="Colorful Grid Accent 5" w:uiPriority="73"/>
+    <w:lsdException w:name="Light Shading Accent 6" w:uiPriority="60"/>
+    <w:lsdException w:name="Light List Accent 6" w:uiPriority="61"/>
+    <w:lsdException w:name="Light Grid Accent 6" w:uiPriority="62"/>
+    <w:lsdException w:name="Medium Shading 1 Accent 6" w:uiPriority="63"/>
+    <w:lsdException w:name="Medium Shading 2 Accent 6" w:uiPriority="64"/>
+    <w:lsdException w:name="Medium List 1 Accent 6" w:uiPriority="65"/>
+    <w:lsdException w:name="Medium List 2 Accent 6" w:uiPriority="66"/>
+    <w:lsdException w:name="Medium Grid 1 Accent 6" w:uiPriority="67"/>
+    <w:lsdException w:name="Medium Grid 2 Accent 6" w:uiPriority="68"/>
+    <w:lsdException w:name="Medium Grid 3 Accent 6" w:uiPriority="69"/>
+    <w:lsdException w:name="Dark List Accent 6" w:uiPriority="70"/>
+    <w:lsdException w:name="Colorful Shading Accent 6" w:uiPriority="71"/>
+    <w:lsdException w:name="Colorful List Accent 6" w:uiPriority="72"/>
+    <w:lsdException w:name="Colorful Grid Accent 6" w:uiPriority="73"/>
+    <w:lsdException w:name="Subtle Emphasis" w:uiPriority="19" w:qFormat="1"/>
+    <w:lsdException w:name="Intense Emphasis" w:uiPriority="21" w:qFormat="1"/>
+    <w:lsdException w:name="Subtle Reference" w:uiPriority="31" w:qFormat="1"/>
+    <w:lsdException w:name="Intense Reference" w:uiPriority="32" w:qFormat="1"/>
+    <w:lsdException w:name="Book Title" w:uiPriority="33" w:qFormat="1"/>
+    <w:lsdException w:name="Bibliography" w:semiHidden="1" w:uiPriority="37" w:unhideWhenUsed="1"/>
+    <w:lsdException w:name="TOC Heading" w:semiHidden="1" w:uiPriority="39" w:unhideWhenUsed="1" w:qFormat="1"/>
+    <w:lsdException w:name="Plain Table 1" w:uiPriority="41"/>
+    <w:lsdException w:name="Plain Table 2" w:uiPriority="42"/>
+    <w:lsdException w:name="Plain Table 3" w:uiPriority="43"/>
+    <w:lsdException w:name="Plain Table 4" w:uiPriority="44"/>
+    <w:lsdException w:name="Plain Table 5" w:uiPriority="45"/>
+    <w:lsdException w:name="Grid Table Light" w:uiPriority="40"/>
+    <w:lsdException w:name="Grid Table 1 Light" w:uiPriority="46"/>
+    <w:lsdException w:name="Grid Table 2" w:uiPriority="47"/>
+    <w:lsdException w:name="Grid Table 3" w:uiPriority="48"/>
+    <w:lsdException w:name="Grid Table 4" w:uiPriority="49"/>
+    <w:lsdException w:name="Grid Table 5 Dark" w:uiPriority="50"/>
+    <w:lsdException w:name="Grid Table 6 Colorful" w:uiPriority="51"/>
+    <w:lsdException w:name="Grid Table 7 Colorful" w:uiPriority="52"/>
+    <w:lsdException w:name="Grid Table 1 Light Accent 1" w:uiPriority="46"/>
+    <w:lsdException w:name="Grid Table 2 Accent 1" w:uiPriority="47"/>
+    <w:lsdException w:name="Grid Table 3 Accent 1" w:uiPriority="48"/>
+    <w:lsdException w:name="Grid Table 4 Accent 1" w:uiPriority="49"/>
+    <w:lsdException w:name="Grid Table 5 Dark Accent 1" w:uiPriority="50"/>
+    <w:lsdException w:name="Grid Table 6 Colorful Accent 1" w:uiPriority="51"/>
+    <w:lsdException w:name="Grid Table 7 Colorful Accent 1" w:uiPriority="52"/>
+    <w:lsdException w:name="Grid Table 1 Light Accent 2" w:uiPriority="46"/>
+    <w:lsdException w:name="Grid Table 2 Accent 2" w:uiPriority="47"/>
+    <w:lsdException w:name="Grid Table 3 Accent 2" w:uiPriority="48"/>
+    <w:lsdException w:name="Grid Table 4 Accent 2" w:uiPriority="49"/>
+    <w:lsdException w:name="Grid Table 5 Dark Accent 2" w:uiPriority="50"/>
+    <w:lsdException w:name="Grid Table 6 Colorful Accent 2" w:uiPriority="51"/>
+    <w:lsdException w:name="Grid Table 7 Colorful Accent 2" w:uiPriority="52"/>
+    <w:lsdException w:name="Grid Table 1 Light Accent 3" w:uiPriority="46"/>
+    <w:lsdException w:name="Grid Table 2 Accent 3" w:uiPriority="47"/>
+    <w:lsdException w:name="Grid Table 3 Accent 3" w:uiPriority="48"/>
+    <w:lsdException w:name="Grid Table 4 Accent 3" w:uiPriority="49"/>
+    <w:lsdException w:name="Grid Table 5 Dark Accent 3" w:uiPriority="50"/>
+    <w:lsdException w:name="Grid Table 6 Colorful Accent 3" w:uiPriority="51"/>
+    <w:lsdException w:name="Grid Table 7 Colorful Accent 3" w:uiPriority="52"/>
+    <w:lsdException w:name="Grid Table 1 Light Accent 4" w:uiPriority="46"/>
+    <w:lsdException w:name="Grid Table 2 Accent 4" w:uiPriority="47"/>
+    <w:lsdException w:name="Grid Table 3 Accent 4" w:uiPriority="48"/>
+    <w:lsdException w:name="Grid Table 4 Accent 4" w:uiPriority="49"/>
+    <w:lsdException w:name="Grid Table 5 Dark Accent 4" w:uiPriority="50"/>
+    <w:lsdException w:name="Grid Table 6 Colorful Accent 4" w:uiPriority="51"/>
+    <w:lsdException w:name="Grid Table 7 Colorful Accent 4" w:uiPriority="52"/>
+    <w:lsdException w:name="Grid Table 1 Light Accent 5" w:uiPriority="46"/>
+    <w:lsdException w:name="Grid Table 2 Accent 5" w:uiPriority="47"/>
+    <w:lsdException w:name="Grid Table 3 Accent 5" w:uiPriority="48"/>
+    <w:lsdException w:name="Grid Table 4 Accent 5" w:uiPriority="49"/>
+    <w:lsdException w:name="Grid Table 5 Dark Accent 5" w:uiPriority="50"/>
+    <w:lsdException w:name="Grid Table 6 Colorful Accent 5" w:uiPriority="51"/>
+    <w:lsdException w:name="Grid Table 7 Colorful Accent 5" w:uiPriority="52"/>
+    <w:lsdException w:name="Grid Table 1 Light Accent 6" w:uiPriority="46"/>
+    <w:lsdException w:name="Grid Table 2 Accent 6" w:uiPriority="47"/>
+    <w:lsdException w:name="Grid Table 3 Accent 6" w:uiPriority="48"/>
+    <w:lsdException w:name="Grid Table 4 Accent 6" w:uiPriority="49"/>
+    <w:lsdException w:name="Grid Table 5 Dark Accent 6" w:uiPriority="50"/>
+    <w:lsdException w:name="Grid Table 6 Colorful Accent 6" w:uiPriority="51"/>
+    <w:lsdException w:name="Grid Table 7 Colorful Accent 6" w:uiPriority="52"/>
+    <w:lsdException w:name="List Table 1 Light" w:uiPriority="46"/>
+    <w:lsdException w:name="List Table 2" w:uiPriority="47"/>
+    <w:lsdException w:name="List Table 3" w:uiPriority="48"/>
+    <w:lsdException w:name="List Table 4" w:uiPriority="49"/>
+    <w:lsdException w:name="List Table 5 Dark" w:uiPriority="50"/>
+    <w:lsdException w:name="List Table 6 Colorful" w:uiPriority="51"/>
+    <w:lsdException w:name="List Table 7 Colorful" w:uiPriority="52"/>
+    <w:lsdException w:name="List Table 1 Light Accent 1" w:uiPriority="46"/>
+    <w:lsdException w:name="List Table 2 Accent 1" w:uiPriority="47"/>
+    <w:lsdException w:name="List Table 3 Accent 1" w:uiPriority="48"/>
+    <w:lsdException w:name="List Table 4 Accent 1" w:uiPriority="49"/>
+    <w:lsdException w:name="List Table 5 Dark Accent 1" w:uiPriority="50"/>
+    <w:lsdException w:name="List Table 6 Colorful Accent 1" w:uiPriority="51"/>
+    <w:lsdException w:name="List Table 7 Colorful Accent 1" w:uiPriority="52"/>
+    <w:lsdException w:name="List Table 1 Light Accent 2" w:uiPriority="46"/>
+    <w:lsdException w:name="List Table 2 Accent 2" w:uiPriority="47"/>
+    <w:lsdException w:name="List Table 3 Accent 2" w:uiPriority="48"/>
+    <w:lsdException w:name="List Table 4 Accent 2" w:uiPriority="49"/>
+    <w:lsdException w:name="List Table 5 Dark Accent 2" w:uiPriority="50"/>
+    <w:lsdException w:name="List Table 6 Colorful Accent 2" w:uiPriority="51"/>
+    <w:lsdException w:name="List Table 7 Colorful Accent 2" w:uiPriority="52"/>
+    <w:lsdException w:name="List Table 1 Light Accent 3" w:uiPriority="46"/>
+    <w:lsdException w:name="List Table 2 Accent 3" w:uiPriority="47"/>
+    <w:lsdException w:name="List Table 3 Accent 3" w:uiPriority="48"/>
+    <w:lsdException w:name="List Table 4 Accent 3" w:uiPriority="49"/>
+    <w:lsdException w:name="List Table 5 Dark Accent 3" w:uiPriority="50"/>
+    <w:lsdException w:name="List Table 6 Colorful Accent 3" w:uiPriority="51"/>
+    <w:lsdException w:name="List Table 7 Colorful Accent 3" w:uiPriority="52"/>
+    <w:lsdException w:name="List Table 1 Light Accent 4" w:uiPriority="46"/>
+    <w:lsdException w:name="List Table 2 Accent 4" w:uiPriority="47"/>
+    <w:lsdException w:name="List Table 3 Accent 4" w:uiPriority="48"/>
+    <w:lsdException w:name="List Table 4 Accent 4" w:uiPriority="49"/>
+    <w:lsdException w:name="List Table 5 Dark Accent 4" w:uiPriority="50"/>
+    <w:lsdException w:name="List Table 6 Colorful Accent 4" w:uiPriority="51"/>
+    <w:lsdException w:name="List Table 7 Colorful Accent 4" w:uiPriority="52"/>
+    <w:lsdException w:name="List Table 1 Light Accent 5" w:uiPriority="46"/>
+    <w:lsdException w:name="List Table 2 Accent 5" w:uiPriority="47"/>
+    <w:lsdException w:name="List Table 3 Accent 5" w:uiPriority="48"/>
+    <w:lsdException w:name="List Table 4 Accent 5" w:uiPriority="49"/>
+    <w:lsdException w:name="List Table 5 Dark Accent 5" w:uiPriority="50"/>
+    <w:lsdException w:name="List Table 6 Colorful Accent 5" w:uiPriority="51"/>
+    <w:lsdException w:name="List Table 7 Colorful Accent 5" w:uiPriority="52"/>
+    <w:lsdException w:name="List Table 1 Light Accent 6" w:uiPriority="46"/>
+    <w:lsdException w:name="List Table 2 Accent 6" w:uiPriority="47"/>
+    <w:lsdException w:name="List Table 3 Accent 6" w:uiPriority="48"/>
+    <w:lsdException w:name="List Table 4 Accent 6" w:uiPriority="49"/>
+    <w:lsdException w:name="List Table 5 Dark Accent 6" w:uiPriority="50"/>
+    <w:lsdException w:name="List Table 6 Colorful Accent 6" w:uiPriority="51"/>
+    <w:lsdException w:name="List Table 7 Colorful Accent 6" w:uiPriority="52"/>
+    <w:lsdException w:name="Mention" w:semiHidden="1" w:unhideWhenUsed="1"/>
+    <w:lsdException w:name="Smart Hyperlink" w:semiHidden="1" w:unhideWhenUsed="1"/>
+    <w:lsdException w:name="Hashtag" w:semiHidden="1" w:unhideWhenUsed="1"/>
+    <w:lsdException w:name="Unresolved Mention" w:semiHidden="1" w:unhideWhenUsed="1"/>
+    <w:lsdException w:name="Smart Link" w:semiHidden="1" w:unhideWhenUsed="1"/>
+  </w:latentStyles>
+  <w:style w:type="paragraph" w:default="1" w:styleId="a">
+    <w:name w:val="Normal"/>
+    <w:qFormat/>
+  </w:style>
+  <w:style w:type="paragraph" w:styleId="1">
+    <w:name w:val="heading 1"/>
+    <w:basedOn w:val="a"/>
+    <w:next w:val="a"/>
+    <w:uiPriority w:val="9"/>
+    <w:qFormat/>
+    <w:pPr>
+      <w:keepNext/>
+      <w:keepLines/>
+      <w:spacing w:before="480" w:after="120"/>
+      <w:outlineLvl w:val="0"/>
+    </w:pPr>
+    <w:rPr>
+      <w:b/>
+      <w:bCs/>
+      <w:sz w:val="48"/>
+      <w:szCs w:val="48"/>
+    </w:rPr>
+  </w:style>
+  <w:style w:type="paragraph" w:styleId="2">
+    <w:name w:val="heading 2"/>
+    <w:basedOn w:val="a"/>
+    <w:next w:val="a"/>
+    <w:uiPriority w:val="9"/>
+    <w:semiHidden/>
+    <w:unhideWhenUsed/>
+    <w:qFormat/>
+    <w:pPr>
+      <w:keepNext/>
+      <w:keepLines/>
+      <w:spacing w:before="360" w:after="80"/>
+      <w:outlineLvl w:val="1"/>
+    </w:pPr>
+    <w:rPr>
+      <w:b/>
+      <w:bCs/>
+      <w:sz w:val="36"/>
+      <w:szCs w:val="36"/>
+    </w:rPr>
+  </w:style>
+  <w:style w:type="paragraph" w:styleId="3">
+    <w:name w:val="heading 3"/>
+    <w:basedOn w:val="a"/>
+    <w:next w:val="a"/>
+    <w:uiPriority w:val="9"/>
+    <w:semiHidden/>
+    <w:unhideWhenUsed/>
+    <w:qFormat/>
+    <w:pPr>
+      <w:keepNext/>
+      <w:keepLines/>
+      <w:spacing w:before="280" w:after="80"/>
+      <w:outlineLvl w:val="2"/>
+    </w:pPr>
+    <w:rPr>
+      <w:b/>
+      <w:bCs/>
+      <w:sz w:val="28"/>
+      <w:szCs w:val="28"/>
+    </w:rPr>
+  </w:style>
+  <w:style w:type="paragraph" w:styleId="4">
+    <w:name w:val="heading 4"/>
+    <w:basedOn w:val="a"/>
+    <w:next w:val="a"/>
+    <w:uiPriority w:val="9"/>
+    <w:semiHidden/>
+    <w:unhideWhenUsed/>
+    <w:qFormat/>
+    <w:pPr>
+      <w:keepNext/>
+      <w:keepLines/>
+      <w:spacing w:before="240" w:after="40"/>
+      <w:outlineLvl w:val="3"/>
+    </w:pPr>
+    <w:rPr>
+      <w:b/>
+      <w:bCs/>
+    </w:rPr>
+  </w:style>
+  <w:style w:type="paragraph" w:styleId="5">
+    <w:name w:val="heading 5"/>
+    <w:basedOn w:val="a"/>
+    <w:next w:val="a"/>
+    <w:uiPriority w:val="9"/>
+    <w:semiHidden/>
+    <w:unhideWhenUsed/>
+    <w:qFormat/>
+    <w:pPr>
+      <w:keepNext/>
+      <w:keepLines/>
+      <w:spacing w:before="220" w:after="40"/>
+      <w:outlineLvl w:val="4"/>
+    </w:pPr>
+    <w:rPr>
+      <w:b/>
+      <w:bCs/>
+      <w:sz w:val="22"/>
+      <w:szCs w:val="22"/>
+    </w:rPr>
+  </w:style>
+  <w:style w:type="paragraph" w:styleId="6">
+    <w:name w:val="heading 6"/>
+    <w:basedOn w:val="a"/>
+    <w:next w:val="a"/>
+    <w:uiPriority w:val="9"/>
+    <w:semiHidden/>
+    <w:unhideWhenUsed/>
+    <w:qFormat/>
+    <w:pPr>
+      <w:keepNext/>
+      <w:keepLines/>
+      <w:spacing w:before="200" w:after="40"/>
+      <w:outlineLvl w:val="5"/>
+    </w:pPr>
+    <w:rPr>
+      <w:b/>
+      <w:bCs/>
+      <w:sz w:val="20"/>
+      <w:szCs w:val="20"/>
+    </w:rPr>
+  </w:style>
+  <w:style w:type="character" w:default="1" w:styleId="a0">
+    <w:name w:val="Default Paragraph Font"/>
+    <w:uiPriority w:val="1"/>
+    <w:unhideWhenUsed/>
+  </w:style>
+  <w:style w:type="table" w:default="1" w:styleId="a1">
+    <w:name w:val="Normal Table"/>
+    <w:uiPriority w:val="99"/>
+    <w:semiHidden/>
+    <w:unhideWhenUsed/>
+    <w:tblPr>
+      <w:tblInd w:w="0" w:type="dxa"/>
+      <w:tblCellMar>
+        <w:top w:w="0" w:type="dxa"/>
+        <w:left w:w="108" w:type="dxa"/>
+        <w:bottom w:w="0" w:type="dxa"/>
+        <w:right w:w="108" w:type="dxa"/>
+      </w:tblCellMar>
+    </w:tblPr>
+  </w:style>
+  <w:style w:type="numbering" w:default="1" w:styleId="a2">
+    <w:name w:val="No List"/>
+    <w:uiPriority w:val="99"/>
+    <w:semiHidden/>
+    <w:unhideWhenUsed/>
+  </w:style>
+  <w:style w:type="table" w:customStyle="1" w:styleId="TableNormal">
     <w:name w:val="TableNormal"/>
     <w:tblPr>
       <w:tblCellMar>
-        <w:top w:w="100.0" w:type="dxa"/>
-        <w:left w:w="100.0" w:type="dxa"/>
-        <w:bottom w:w="100.0" w:type="dxa"/>
-        <w:right w:w="100.0" w:type="dxa"/>
+        <w:top w:w="100" w:type="dxa"/>
+        <w:left w:w="100" w:type="dxa"/>
+        <w:bottom w:w="100" w:type="dxa"/>
+        <w:right w:w="100" w:type="dxa"/>
       </w:tblCellMar>
     </w:tblPr>
   </w:style>
-  <w:style w:type="paragraph" w:styleId="Normal" w:default="1">
-    <w:name w:val="normal"/>
-  </w:style>
-  <w:style w:type="paragraph" w:styleId="Heading1">
-    <w:name w:val="heading 1"/>
-    <w:basedOn w:val="Normal"/>
-    <w:next w:val="Normal"/>
+  <w:style w:type="paragraph" w:styleId="a3">
+    <w:name w:val="Title"/>
+    <w:basedOn w:val="a"/>
+    <w:next w:val="a"/>
+    <w:uiPriority w:val="10"/>
+    <w:qFormat/>
     <w:pPr>
-      <w:keepNext w:val="1"/>
-      <w:keepLines w:val="1"/>
-      <w:spacing w:after="120" w:before="480" w:lineRule="auto"/>
+      <w:keepNext/>
+      <w:keepLines/>
+      <w:spacing w:before="480" w:after="120"/>
     </w:pPr>
     <w:rPr>
-      <w:b w:val="1"/>
-      <w:bCs w:val="1"/>
-      <w:sz w:val="48"/>
-      <w:szCs w:val="48"/>
-    </w:rPr>
-  </w:style>
-  <w:style w:type="paragraph" w:styleId="Heading2">
-    <w:name w:val="heading 2"/>
-    <w:basedOn w:val="Normal"/>
-    <w:next w:val="Normal"/>
-    <w:pPr>
-      <w:keepNext w:val="1"/>
-      <w:keepLines w:val="1"/>
-      <w:spacing w:after="80" w:before="360" w:lineRule="auto"/>
-    </w:pPr>
-    <w:rPr>
-      <w:b w:val="1"/>
-      <w:bCs w:val="1"/>
-      <w:sz w:val="36"/>
-      <w:szCs w:val="36"/>
-    </w:rPr>
-  </w:style>
-  <w:style w:type="paragraph" w:styleId="Heading3">
-    <w:name w:val="heading 3"/>
-    <w:basedOn w:val="Normal"/>
-    <w:next w:val="Normal"/>
-    <w:pPr>
-      <w:keepNext w:val="1"/>
-      <w:keepLines w:val="1"/>
-      <w:spacing w:after="80" w:before="280" w:lineRule="auto"/>
-    </w:pPr>
-    <w:rPr>
-      <w:b w:val="1"/>
-      <w:bCs w:val="1"/>
-      <w:sz w:val="28"/>
-      <w:szCs w:val="28"/>
-    </w:rPr>
-  </w:style>
-  <w:style w:type="paragraph" w:styleId="Heading4">
-    <w:name w:val="heading 4"/>
-    <w:basedOn w:val="Normal"/>
-    <w:next w:val="Normal"/>
-    <w:pPr>
-      <w:keepNext w:val="1"/>
-      <w:keepLines w:val="1"/>
-      <w:spacing w:after="40" w:before="240" w:lineRule="auto"/>
-    </w:pPr>
-    <w:rPr>
-      <w:b w:val="1"/>
-      <w:bCs w:val="1"/>
-    </w:rPr>
-  </w:style>
-  <w:style w:type="paragraph" w:styleId="Heading5">
-    <w:name w:val="heading 5"/>
-    <w:basedOn w:val="Normal"/>
-    <w:next w:val="Normal"/>
-    <w:pPr>
-      <w:keepNext w:val="1"/>
-      <w:keepLines w:val="1"/>
-      <w:spacing w:after="40" w:before="220" w:lineRule="auto"/>
-    </w:pPr>
-    <w:rPr>
-      <w:b w:val="1"/>
-      <w:bCs w:val="1"/>
-      <w:sz w:val="22"/>
-      <w:szCs w:val="22"/>
-    </w:rPr>
-  </w:style>
-  <w:style w:type="paragraph" w:styleId="Heading6">
-    <w:name w:val="heading 6"/>
-    <w:basedOn w:val="Normal"/>
-    <w:next w:val="Normal"/>
-    <w:pPr>
-      <w:keepNext w:val="1"/>
-      <w:keepLines w:val="1"/>
-      <w:spacing w:after="40" w:before="200" w:lineRule="auto"/>
-    </w:pPr>
-    <w:rPr>
-      <w:b w:val="1"/>
-      <w:bCs w:val="1"/>
-      <w:sz w:val="20"/>
-      <w:szCs w:val="20"/>
-    </w:rPr>
-  </w:style>
-  <w:style w:type="paragraph" w:styleId="Title">
-    <w:name w:val="Title"/>
-    <w:basedOn w:val="Normal"/>
-    <w:next w:val="Normal"/>
-    <w:pPr>
-      <w:keepNext w:val="1"/>
-      <w:keepLines w:val="1"/>
-      <w:spacing w:after="120" w:before="480" w:lineRule="auto"/>
-    </w:pPr>
-    <w:rPr>
-      <w:b w:val="1"/>
-      <w:bCs w:val="1"/>
+      <w:b/>
+      <w:bCs/>
       <w:sz w:val="72"/>
       <w:szCs w:val="72"/>
     </w:rPr>
   </w:style>
-  <w:style w:type="character" w:styleId="a0" w:default="1">
-    <w:name w:val="Default Paragraph Font"/>
-    <w:uiPriority w:val="1"/>
-    <w:semiHidden w:val="1"/>
-    <w:unhideWhenUsed w:val="1"/>
-  </w:style>
-  <w:style w:type="table" w:styleId="a1" w:default="1">
-    <w:name w:val="Normal Table"/>
-    <w:uiPriority w:val="99"/>
-    <w:semiHidden w:val="1"/>
-    <w:unhideWhenUsed w:val="1"/>
-    <w:tblPr>
-      <w:tblInd w:w="0.0" w:type="dxa"/>
-      <w:tblCellMar>
-        <w:top w:w="0.0" w:type="dxa"/>
-        <w:left w:w="108.0" w:type="dxa"/>
-        <w:bottom w:w="0.0" w:type="dxa"/>
-        <w:right w:w="108.0" w:type="dxa"/>
-      </w:tblCellMar>
-    </w:tblPr>
-  </w:style>
-  <w:style w:type="numbering" w:styleId="a2" w:default="1">
-    <w:name w:val="No List"/>
-    <w:uiPriority w:val="99"/>
-    <w:semiHidden w:val="1"/>
-    <w:unhideWhenUsed w:val="1"/>
-  </w:style>
-  <w:style w:type="table" w:styleId="TableNormal" w:customStyle="1">
+  <w:style w:type="table" w:customStyle="1" w:styleId="TableNormal0">
     <w:name w:val="TableNormal"/>
     <w:tblPr>
       <w:tblCellMar>
-        <w:top w:w="100.0" w:type="dxa"/>
-        <w:left w:w="100.0" w:type="dxa"/>
-        <w:bottom w:w="100.0" w:type="dxa"/>
-        <w:right w:w="100.0" w:type="dxa"/>
+        <w:top w:w="100" w:type="dxa"/>
+        <w:left w:w="100" w:type="dxa"/>
+        <w:bottom w:w="100" w:type="dxa"/>
+        <w:right w:w="100" w:type="dxa"/>
       </w:tblCellMar>
     </w:tblPr>
   </w:style>
   <w:style w:type="paragraph" w:styleId="a4">
     <w:name w:val="List Paragraph"/>
     <w:uiPriority w:val="34"/>
-    <w:qFormat w:val="1"/>
+    <w:qFormat/>
     <w:rsid w:val="00267449"/>
     <w:pPr>
       <w:ind w:left="720"/>
-      <w:contextualSpacing w:val="1"/>
+      <w:contextualSpacing/>
     </w:pPr>
   </w:style>
   <w:style w:type="paragraph" w:styleId="a5">
     <w:name w:val="No Spacing"/>
     <w:uiPriority w:val="1"/>
-    <w:qFormat w:val="1"/>
+    <w:qFormat/>
     <w:rsid w:val="00267449"/>
   </w:style>
-  <w:style w:type="paragraph" w:styleId="text" w:customStyle="1">
+  <w:style w:type="paragraph" w:customStyle="1" w:styleId="text">
     <w:name w:val="text"/>
     <w:rsid w:val="00BA1DF2"/>
     <w:pPr>
-      <w:spacing w:after="100" w:afterAutospacing="1" w:before="100" w:beforeAutospacing="1"/>
+      <w:spacing w:before="100" w:beforeAutospacing="1" w:after="100" w:afterAutospacing="1"/>
     </w:pPr>
     <w:rPr>
       <w:rFonts w:ascii="Times" w:eastAsia="Calibri" w:hAnsi="Times"/>
@@ -707,53 +1272,55 @@
   <w:style w:type="character" w:styleId="a6">
     <w:name w:val="Strong"/>
     <w:uiPriority w:val="22"/>
-    <w:qFormat w:val="1"/>
+    <w:qFormat/>
     <w:rsid w:val="00BA1DF2"/>
     <w:rPr>
-      <w:b w:val="1"/>
-      <w:bCs w:val="1"/>
+      <w:b/>
+      <w:bCs/>
     </w:rPr>
   </w:style>
   <w:style w:type="paragraph" w:styleId="a7">
     <w:name w:val="Document Map"/>
     <w:link w:val="a8"/>
     <w:uiPriority w:val="99"/>
-    <w:semiHidden w:val="1"/>
-    <w:unhideWhenUsed w:val="1"/>
+    <w:semiHidden/>
+    <w:unhideWhenUsed/>
     <w:rsid w:val="00CF48B0"/>
     <w:rPr>
-      <w:rFonts w:ascii="Tahoma" w:cs="Tahoma" w:hAnsi="Tahoma"/>
+      <w:rFonts w:ascii="Tahoma" w:hAnsi="Tahoma" w:cs="Tahoma"/>
       <w:sz w:val="16"/>
       <w:szCs w:val="16"/>
     </w:rPr>
   </w:style>
-  <w:style w:type="character" w:styleId="a8" w:customStyle="1">
+  <w:style w:type="character" w:customStyle="1" w:styleId="a8">
     <w:name w:val="Схема документа Знак"/>
     <w:basedOn w:val="a0"/>
     <w:link w:val="a7"/>
     <w:uiPriority w:val="99"/>
-    <w:semiHidden w:val="1"/>
+    <w:semiHidden/>
     <w:rsid w:val="00CF48B0"/>
     <w:rPr>
-      <w:rFonts w:ascii="Tahoma" w:cs="Tahoma" w:eastAsia="Times New Roman" w:hAnsi="Tahoma"/>
+      <w:rFonts w:ascii="Tahoma" w:eastAsia="Times New Roman" w:hAnsi="Tahoma" w:cs="Tahoma"/>
       <w:sz w:val="16"/>
       <w:szCs w:val="16"/>
       <w:lang w:eastAsia="ru-RU"/>
     </w:rPr>
   </w:style>
-  <w:style w:type="paragraph" w:styleId="Subtitle">
+  <w:style w:type="paragraph" w:styleId="a9">
     <w:name w:val="Subtitle"/>
-    <w:basedOn w:val="Normal"/>
-    <w:next w:val="Normal"/>
+    <w:basedOn w:val="a"/>
+    <w:next w:val="a"/>
+    <w:uiPriority w:val="11"/>
+    <w:qFormat/>
     <w:pPr>
-      <w:keepNext w:val="1"/>
-      <w:keepLines w:val="1"/>
-      <w:spacing w:after="80" w:before="360" w:lineRule="auto"/>
+      <w:keepNext/>
+      <w:keepLines/>
+      <w:spacing w:before="360" w:after="80"/>
     </w:pPr>
     <w:rPr>
-      <w:rFonts w:ascii="Georgia" w:cs="Georgia" w:eastAsia="Georgia" w:hAnsi="Georgia"/>
-      <w:i w:val="1"/>
-      <w:iCs w:val="1"/>
+      <w:rFonts w:ascii="Georgia" w:eastAsia="Georgia" w:hAnsi="Georgia" w:cs="Georgia"/>
+      <w:i/>
+      <w:iCs/>
       <w:color w:val="666666"/>
       <w:sz w:val="48"/>
       <w:szCs w:val="48"/>
@@ -1047,17 +1614,17 @@
 </a:theme>
 </file>
 
-<file path=customXML/item1.xml><?xml version="1.0" encoding="utf-8"?>
+<file path=customXml/item1.xml><?xml version="1.0" encoding="utf-8"?>
 <go:gDocsCustomXmlDataStorage xmlns:go="http://customooxmlschemas.google.com/" xmlns:r="http://schemas.openxmlformats.org/officeDocument/2006/relationships" uri="GoogleDocsCustomDataVersion2">
   <go:docsCustomData xmlns:go="http://customooxmlschemas.google.com/" roundtripDataSignature="AMtx7mhnpTdyZ4tG4m7KlE0XfDFi1g9f7Q==">CgMxLjAyDmgueWxpOHRpM3hoZmd6OAByITFlM2JwZkQ3ZDQ0Q2ZvcTZHdHpIY3V0R0Z6SzFMdm9MaQ==</go:docsCustomData>
 </go:gDocsCustomXmlDataStorage>
 </file>
 
-<file path=customXML/itemProps1.xml><?xml version="1.0" encoding="utf-8"?>
+<file path=customXml/itemProps1.xml><?xml version="1.0" encoding="utf-8"?>
 <ds:datastoreItem xmlns:ds="http://schemas.openxmlformats.org/officeDocument/2006/customXml" ds:itemID="{11111111-1234-1234-1234-123412341234}">
   <ds:schemaRefs>
+    <ds:schemaRef ds:uri="http://customooxmlschemas.google.com/"/>
     <ds:schemaRef ds:uri="http://schemas.openxmlformats.org/officeDocument/2006/relationships"/>
-    <ds:schemaRef ds:uri="http://customooxmlschemas.google.com/"/>
   </ds:schemaRefs>
 </ds:datastoreItem>
 </file>
--- a/backend/templates/documents/review.docx
+++ b/backend/templates/documents/review.docx
@@ -1,6 +1,6 @@
 
 <file path=word/document.xml><?xml version="1.0" encoding="utf-8"?>
-<w:document xmlns:wpc="http://schemas.microsoft.com/office/word/2010/wordprocessingCanvas" xmlns:cx="http://schemas.microsoft.com/office/drawing/2014/chartex" xmlns:cx1="http://schemas.microsoft.com/office/drawing/2015/9/8/chartex" xmlns:cx2="http://schemas.microsoft.com/office/drawing/2015/10/21/chartex" xmlns:cx3="http://schemas.microsoft.com/office/drawing/2016/5/9/chartex" xmlns:cx4="http://schemas.microsoft.com/office/drawing/2016/5/10/chartex" xmlns:cx5="http://schemas.microsoft.com/office/drawing/2016/5/11/chartex" xmlns:cx6="http://schemas.microsoft.com/office/drawing/2016/5/12/chartex" xmlns:cx7="http://schemas.microsoft.com/office/drawing/2016/5/13/chartex" xmlns:cx8="http://schemas.microsoft.com/office/drawing/2016/5/14/chartex" xmlns:mc="http://schemas.openxmlformats.org/markup-compatibility/2006" xmlns:aink="http://schemas.microsoft.com/office/drawing/2016/ink" xmlns:am3d="http://schemas.microsoft.com/office/drawing/2017/model3d" xmlns:o="urn:schemas-microsoft-com:office:office" xmlns:r="http://schemas.openxmlformats.org/officeDocument/2006/relationships" xmlns:m="http://schemas.openxmlformats.org/officeDocument/2006/math" xmlns:v="urn:schemas-microsoft-com:vml" xmlns:wp14="http://schemas.microsoft.com/office/word/2010/wordprocessingDrawing" xmlns:wp="http://schemas.openxmlformats.org/drawingml/2006/wordprocessingDrawing" xmlns:w10="urn:schemas-microsoft-com:office:word" xmlns:w="http://schemas.openxmlformats.org/wordprocessingml/2006/main" xmlns:w14="http://schemas.microsoft.com/office/word/2010/wordml" xmlns:w15="http://schemas.microsoft.com/office/word/2012/wordml" xmlns:w16cex="http://schemas.microsoft.com/office/word/2018/wordml/cex" xmlns:w16cid="http://schemas.microsoft.com/office/word/2016/wordml/cid" xmlns:w16="http://schemas.microsoft.com/office/word/2018/wordml" xmlns:w16sdtdh="http://schemas.microsoft.com/office/word/2020/wordml/sdtdatahash" xmlns:w16se="http://schemas.microsoft.com/office/word/2015/wordml/symex" xmlns:wpg="http://schemas.microsoft.com/office/word/2010/wordprocessingGroup" xmlns:wpi="http://schemas.microsoft.com/office/word/2010/wordprocessingInk" xmlns:wne="http://schemas.microsoft.com/office/word/2006/wordml" xmlns:wps="http://schemas.microsoft.com/office/word/2010/wordprocessingShape" mc:Ignorable="w14 w15 w16se w16cid w16 w16cex w16sdtdh wp14">
+<w:document xmlns:wpc="http://schemas.microsoft.com/office/word/2010/wordprocessingCanvas" xmlns:mc="http://schemas.openxmlformats.org/markup-compatibility/2006" xmlns:o="urn:schemas-microsoft-com:office:office" xmlns:r="http://schemas.openxmlformats.org/officeDocument/2006/relationships" xmlns:m="http://schemas.openxmlformats.org/officeDocument/2006/math" xmlns:v="urn:schemas-microsoft-com:vml" xmlns:wp14="http://schemas.microsoft.com/office/word/2010/wordprocessingDrawing" xmlns:wp="http://schemas.openxmlformats.org/drawingml/2006/wordprocessingDrawing" xmlns:w10="urn:schemas-microsoft-com:office:word" xmlns:w="http://schemas.openxmlformats.org/wordprocessingml/2006/main" xmlns:w14="http://schemas.microsoft.com/office/word/2010/wordml" xmlns:wpg="http://schemas.microsoft.com/office/word/2010/wordprocessingGroup" xmlns:wpi="http://schemas.microsoft.com/office/word/2010/wordprocessingInk" xmlns:wne="http://schemas.microsoft.com/office/word/2006/wordml" xmlns:wps="http://schemas.microsoft.com/office/word/2010/wordprocessingShape" mc:Ignorable="w14 wp14">
   <w:body>
     <w:p>
       <w:pPr>
@@ -21,6 +21,18 @@
         <w:jc w:val="both"/>
       </w:pPr>
       <w:r>
+        <w:rPr>
+          <w:lang w:val="ru-RU"/>
+        </w:rPr>
+        <w:t>ФИО</w:t>
+      </w:r>
+      <w:r>
+        <w:rPr>
+          <w:lang w:val="en-US"/>
+        </w:rPr>
+        <w:t xml:space="preserve">: </w:t>
+      </w:r>
+      <w:r>
         <w:t>{{</w:t>
       </w:r>
       <w:proofErr w:type="spellStart"/>
@@ -36,9 +48,47 @@
       <w:pPr>
         <w:spacing w:line="360" w:lineRule="auto"/>
         <w:jc w:val="both"/>
-      </w:pPr>
-      <w:r>
-        <w:t>Вид практики: Производственная практика</w:t>
+        <w:rPr>
+          <w:lang w:val="en-US"/>
+        </w:rPr>
+      </w:pPr>
+      <w:r>
+        <w:t>Вид</w:t>
+      </w:r>
+      <w:r>
+        <w:rPr>
+          <w:lang w:val="en-US"/>
+        </w:rPr>
+        <w:t xml:space="preserve"> </w:t>
+      </w:r>
+      <w:r>
+        <w:t>практики</w:t>
+      </w:r>
+      <w:r>
+        <w:rPr>
+          <w:lang w:val="en-US"/>
+        </w:rPr>
+        <w:t xml:space="preserve">: </w:t>
+      </w:r>
+      <w:r>
+        <w:rPr>
+          <w:lang w:val="en-US"/>
+        </w:rPr>
+        <w:t>{{</w:t>
+      </w:r>
+      <w:proofErr w:type="spellStart"/>
+      <w:r>
+        <w:rPr>
+          <w:lang w:val="en-US"/>
+        </w:rPr>
+        <w:t>practice_type_short</w:t>
+      </w:r>
+      <w:proofErr w:type="spellEnd"/>
+      <w:r>
+        <w:rPr>
+          <w:lang w:val="en-US"/>
+        </w:rPr>
+        <w:t>}}</w:t>
       </w:r>
     </w:p>
     <w:p>
@@ -47,7 +97,18 @@
         <w:jc w:val="both"/>
       </w:pPr>
       <w:r>
-        <w:t>Тип практики: Производственная практика, технологическая</w:t>
+        <w:t xml:space="preserve">Тип практики: </w:t>
+      </w:r>
+      <w:r>
+        <w:t>{{</w:t>
+      </w:r>
+      <w:proofErr w:type="spellStart"/>
+      <w:r>
+        <w:t>practice_type</w:t>
+      </w:r>
+      <w:proofErr w:type="spellEnd"/>
+      <w:r>
+        <w:t>}}</w:t>
       </w:r>
     </w:p>
     <w:p>
@@ -100,39 +161,57 @@
         </w:rPr>
         <w:t xml:space="preserve"> {{</w:t>
       </w:r>
-      <w:proofErr w:type="spellStart"/>
-      <w:r>
-        <w:rPr>
-          <w:lang w:val="en-US"/>
-        </w:rPr>
-        <w:t>practice_start</w:t>
-      </w:r>
-      <w:proofErr w:type="spellEnd"/>
-      <w:proofErr w:type="gramStart"/>
-      <w:r>
-        <w:rPr>
-          <w:lang w:val="en-US"/>
-        </w:rPr>
-        <w:t xml:space="preserve">}}  </w:t>
+      <w:r>
+        <w:rPr>
+          <w:lang w:val="en-US"/>
+        </w:rPr>
+        <w:t>practice</w:t>
+      </w:r>
+      <w:r>
+        <w:rPr>
+          <w:lang w:val="en-US"/>
+        </w:rPr>
+        <w:t>_</w:t>
+      </w:r>
+      <w:r>
+        <w:rPr>
+          <w:lang w:val="en-US"/>
+        </w:rPr>
+        <w:t>start</w:t>
+      </w:r>
+      <w:r>
+        <w:rPr>
+          <w:lang w:val="en-US"/>
+        </w:rPr>
+        <w:t xml:space="preserve">}} </w:t>
       </w:r>
       <w:r>
         <w:t>по</w:t>
       </w:r>
-      <w:proofErr w:type="gramEnd"/>
       <w:r>
         <w:rPr>
           <w:lang w:val="en-US"/>
         </w:rPr>
         <w:t xml:space="preserve"> {{</w:t>
       </w:r>
-      <w:proofErr w:type="spellStart"/>
-      <w:r>
-        <w:rPr>
-          <w:lang w:val="en-US"/>
-        </w:rPr>
-        <w:t>practice_end</w:t>
-      </w:r>
-      <w:proofErr w:type="spellEnd"/>
+      <w:r>
+        <w:rPr>
+          <w:lang w:val="en-US"/>
+        </w:rPr>
+        <w:t>practice</w:t>
+      </w:r>
+      <w:r>
+        <w:rPr>
+          <w:lang w:val="en-US"/>
+        </w:rPr>
+        <w:t>_</w:t>
+      </w:r>
+      <w:r>
+        <w:rPr>
+          <w:lang w:val="en-US"/>
+        </w:rPr>
+        <w:t>end</w:t>
+      </w:r>
       <w:r>
         <w:rPr>
           <w:lang w:val="en-US"/>
@@ -160,9 +239,20 @@
         <w:spacing w:line="360" w:lineRule="auto"/>
         <w:ind w:right="147"/>
         <w:jc w:val="both"/>
-      </w:pPr>
-      <w:r>
-        <w:t>Студент(ка) {{</w:t>
+        <w:rPr>
+          <w:lang w:val="ru-RU"/>
+        </w:rPr>
+      </w:pPr>
+      <w:r>
+        <w:t>Студен</w:t>
+      </w:r>
+      <w:proofErr w:type="gramStart"/>
+      <w:r>
+        <w:t>т(</w:t>
+      </w:r>
+      <w:proofErr w:type="gramEnd"/>
+      <w:r>
+        <w:t>ка) {{</w:t>
       </w:r>
       <w:proofErr w:type="spellStart"/>
       <w:r>
@@ -178,10 +268,13 @@
       </w:r>
       <w:proofErr w:type="spellEnd"/>
       <w:r>
-        <w:t xml:space="preserve">}} института </w:t>
-      </w:r>
-      <w:r>
-        <w:t>ИРИТ-РТФ за время прохождения практики осуществил(а) следующие мероприятия</w:t>
+        <w:t>}} института ИРИТ-РТФ за время прохождения практики осуществил(а) следующие мероприятия</w:t>
+      </w:r>
+      <w:r>
+        <w:rPr>
+          <w:lang w:val="ru-RU"/>
+        </w:rPr>
+        <w:t>:</w:t>
       </w:r>
     </w:p>
     <w:p>
@@ -189,11 +282,13 @@
         <w:spacing w:line="360" w:lineRule="auto"/>
         <w:jc w:val="both"/>
         <w:rPr>
-          <w:lang w:val="en-US"/>
-        </w:rPr>
-      </w:pPr>
-      <w:r>
-        <w:rPr>
+          <w:u w:val="single"/>
+          <w:lang w:val="en-US"/>
+        </w:rPr>
+      </w:pPr>
+      <w:r>
+        <w:rPr>
+          <w:u w:val="single"/>
           <w:lang w:val="en-US"/>
         </w:rPr>
         <w:t>{{</w:t>
@@ -201,6 +296,7 @@
       <w:proofErr w:type="spellStart"/>
       <w:r>
         <w:rPr>
+          <w:u w:val="single"/>
           <w:lang w:val="en-US"/>
         </w:rPr>
         <w:t>review_activities</w:t>
@@ -208,6 +304,7 @@
       <w:proofErr w:type="spellEnd"/>
       <w:r>
         <w:rPr>
+          <w:u w:val="single"/>
           <w:lang w:val="en-US"/>
         </w:rPr>
         <w:t>}}</w:t>
@@ -220,7 +317,7 @@
         </w:pBdr>
         <w:spacing w:line="360" w:lineRule="auto"/>
         <w:rPr>
-          <w:lang w:val="en-US"/>
+          <w:lang w:val="ru-RU"/>
         </w:rPr>
       </w:pPr>
       <w:r>
@@ -228,7 +325,7 @@
       </w:r>
       <w:r>
         <w:rPr>
-          <w:lang w:val="en-US"/>
+          <w:lang w:val="ru-RU"/>
         </w:rPr>
         <w:t xml:space="preserve"> </w:t>
       </w:r>
@@ -237,7 +334,7 @@
       </w:r>
       <w:r>
         <w:rPr>
-          <w:lang w:val="en-US"/>
+          <w:lang w:val="ru-RU"/>
         </w:rPr>
         <w:t xml:space="preserve"> </w:t>
       </w:r>
@@ -246,39 +343,83 @@
       </w:r>
       <w:r>
         <w:rPr>
-          <w:lang w:val="en-US"/>
+          <w:lang w:val="ru-RU"/>
         </w:rPr>
         <w:t xml:space="preserve"> </w:t>
       </w:r>
       <w:r>
-        <w:t>студент</w:t>
-      </w:r>
-      <w:r>
-        <w:rPr>
-          <w:lang w:val="en-US"/>
+        <w:t>студен</w:t>
+      </w:r>
+      <w:proofErr w:type="gramStart"/>
+      <w:r>
+        <w:t>т</w:t>
+      </w:r>
+      <w:r>
+        <w:rPr>
+          <w:lang w:val="ru-RU"/>
         </w:rPr>
         <w:t>(</w:t>
       </w:r>
+      <w:proofErr w:type="gramEnd"/>
       <w:r>
         <w:t>ка</w:t>
       </w:r>
       <w:r>
         <w:rPr>
-          <w:lang w:val="en-US"/>
-        </w:rPr>
-        <w:t>) {{</w:t>
-      </w:r>
-      <w:proofErr w:type="spellStart"/>
-      <w:r>
-        <w:rPr>
-          <w:lang w:val="en-US"/>
-        </w:rPr>
-        <w:t>review_characteristic</w:t>
-      </w:r>
-      <w:proofErr w:type="spellEnd"/>
-      <w:r>
-        <w:rPr>
-          <w:lang w:val="en-US"/>
+          <w:lang w:val="ru-RU"/>
+        </w:rPr>
+        <w:t>)</w:t>
+      </w:r>
+      <w:r>
+        <w:rPr>
+          <w:lang w:val="ru-RU"/>
+        </w:rPr>
+        <w:t>:</w:t>
+      </w:r>
+    </w:p>
+    <w:p>
+      <w:pPr>
+        <w:pBdr>
+          <w:bottom w:val="single" w:sz="12" w:space="1" w:color="000000"/>
+        </w:pBdr>
+        <w:spacing w:line="360" w:lineRule="auto"/>
+        <w:rPr>
+          <w:u w:val="single"/>
+          <w:lang w:val="ru-RU"/>
+        </w:rPr>
+      </w:pPr>
+      <w:r>
+        <w:rPr>
+          <w:u w:val="single"/>
+          <w:lang w:val="ru-RU"/>
+        </w:rPr>
+        <w:t>{{</w:t>
+      </w:r>
+      <w:r>
+        <w:rPr>
+          <w:u w:val="single"/>
+          <w:lang w:val="en-US"/>
+        </w:rPr>
+        <w:t>review</w:t>
+      </w:r>
+      <w:r>
+        <w:rPr>
+          <w:u w:val="single"/>
+          <w:lang w:val="ru-RU"/>
+        </w:rPr>
+        <w:t>_</w:t>
+      </w:r>
+      <w:r>
+        <w:rPr>
+          <w:u w:val="single"/>
+          <w:lang w:val="en-US"/>
+        </w:rPr>
+        <w:t>characteristic</w:t>
+      </w:r>
+      <w:r>
+        <w:rPr>
+          <w:u w:val="single"/>
+          <w:lang w:val="ru-RU"/>
         </w:rPr>
         <w:t>}}</w:t>
       </w:r>
@@ -297,7 +438,7 @@
       </w:pPr>
       <w:r>
         <w:rPr>
-          <w:lang w:val="en-US"/>
+          <w:lang w:val="ru-RU"/>
         </w:rPr>
         <w:t xml:space="preserve">                                  </w:t>
       </w:r>
@@ -352,14 +493,26 @@
         </w:rPr>
       </w:pPr>
       <w:r>
-        <w:t>1. Студент на время практики был трудоустроен? {{</w:t>
+        <w:t xml:space="preserve">1. Студент на время практики был трудоустроен? </w:t>
+      </w:r>
+      <w:r>
+        <w:rPr>
+          <w:u w:val="single"/>
+        </w:rPr>
+        <w:t>{{</w:t>
       </w:r>
       <w:proofErr w:type="spellStart"/>
       <w:r>
+        <w:rPr>
+          <w:u w:val="single"/>
+        </w:rPr>
         <w:t>review_employed</w:t>
       </w:r>
       <w:proofErr w:type="spellEnd"/>
       <w:r>
+        <w:rPr>
+          <w:u w:val="single"/>
+        </w:rPr>
         <w:t>}}</w:t>
       </w:r>
     </w:p>
@@ -374,6 +527,7 @@
         </w:pBdr>
         <w:rPr>
           <w:color w:val="000000"/>
+          <w:lang w:val="ru-RU"/>
         </w:rPr>
       </w:pPr>
       <w:r>
@@ -381,43 +535,21 @@
           <w:color w:val="000000"/>
           <w:vertAlign w:val="subscript"/>
         </w:rPr>
-        <w:t xml:space="preserve">                                                                                            </w:t>
+        <w:t xml:space="preserve">                                                                                                             </w:t>
       </w:r>
       <w:r>
         <w:rPr>
           <w:color w:val="000000"/>
           <w:vertAlign w:val="subscript"/>
         </w:rPr>
-        <w:t xml:space="preserve">                                                    (да, </w:t>
-      </w:r>
-      <w:proofErr w:type="gramStart"/>
+        <w:t xml:space="preserve">                </w:t>
+      </w:r>
       <w:r>
         <w:rPr>
           <w:color w:val="000000"/>
           <w:vertAlign w:val="subscript"/>
         </w:rPr>
-        <w:t xml:space="preserve">нет)   </w:t>
-      </w:r>
-      <w:proofErr w:type="gramEnd"/>
-      <w:r>
-        <w:rPr>
-          <w:color w:val="000000"/>
-          <w:vertAlign w:val="subscript"/>
-        </w:rPr>
-        <w:t xml:space="preserve">    </w:t>
-      </w:r>
-      <w:r>
-        <w:rPr>
-          <w:vertAlign w:val="subscript"/>
-        </w:rPr>
-        <w:t xml:space="preserve">        </w:t>
-      </w:r>
-      <w:r>
-        <w:rPr>
-          <w:color w:val="000000"/>
-          <w:vertAlign w:val="subscript"/>
-        </w:rPr>
-        <w:t xml:space="preserve">   (указать должность)</w:t>
+        <w:t xml:space="preserve">   (да, нет) </w:t>
       </w:r>
     </w:p>
     <w:p>
@@ -435,14 +567,26 @@
         </w:rPr>
       </w:pPr>
       <w:r>
-        <w:t>2. Студенту предложено пройти следующую практику на предприятии (в организации)? {{</w:t>
+        <w:t xml:space="preserve">2. Студенту предложено пройти следующую практику на предприятии (в организации)? </w:t>
+      </w:r>
+      <w:r>
+        <w:rPr>
+          <w:u w:val="single"/>
+        </w:rPr>
+        <w:t>{{</w:t>
       </w:r>
       <w:proofErr w:type="spellStart"/>
       <w:r>
+        <w:rPr>
+          <w:u w:val="single"/>
+        </w:rPr>
         <w:t>review_next_practice</w:t>
       </w:r>
       <w:proofErr w:type="spellEnd"/>
       <w:r>
+        <w:rPr>
+          <w:u w:val="single"/>
+        </w:rPr>
         <w:t>}}</w:t>
       </w:r>
     </w:p>
@@ -482,17 +626,26 @@
         </w:rPr>
       </w:pPr>
       <w:r>
-        <w:t>3. Студенту предложено трудоустройство п</w:t>
-      </w:r>
-      <w:r>
-        <w:t>осле завершения обучения? {{</w:t>
+        <w:t xml:space="preserve">3. Студенту предложено трудоустройство после завершения обучения? </w:t>
+      </w:r>
+      <w:r>
+        <w:rPr>
+          <w:u w:val="single"/>
+        </w:rPr>
+        <w:t>{{</w:t>
       </w:r>
       <w:proofErr w:type="spellStart"/>
       <w:r>
+        <w:rPr>
+          <w:u w:val="single"/>
+        </w:rPr>
         <w:t>review_employment_offer</w:t>
       </w:r>
       <w:proofErr w:type="spellEnd"/>
       <w:r>
+        <w:rPr>
+          <w:u w:val="single"/>
+        </w:rPr>
         <w:t>}}</w:t>
       </w:r>
     </w:p>
@@ -514,14 +667,21 @@
           <w:color w:val="000000"/>
           <w:vertAlign w:val="subscript"/>
         </w:rPr>
-        <w:t xml:space="preserve">                                                                                                                                                                                                         (</w:t>
+        <w:t xml:space="preserve">                                                                                                                                                                     </w:t>
       </w:r>
       <w:r>
         <w:rPr>
           <w:color w:val="000000"/>
           <w:vertAlign w:val="subscript"/>
         </w:rPr>
-        <w:t>да, нет)</w:t>
+        <w:t xml:space="preserve">              </w:t>
+      </w:r>
+      <w:r>
+        <w:rPr>
+          <w:color w:val="000000"/>
+          <w:vertAlign w:val="subscript"/>
+        </w:rPr>
+        <w:t xml:space="preserve">    (да, нет)</w:t>
       </w:r>
     </w:p>
     <w:p>
@@ -534,19 +694,17 @@
           <w:between w:val="nil"/>
         </w:pBdr>
         <w:rPr>
-          <w:color w:val="000000"/>
-        </w:rPr>
-      </w:pPr>
-      <w:r>
-        <w:t>4. Предложения и замечания от организации по теоретической и практической подготовке студентов. {{</w:t>
-      </w:r>
-      <w:proofErr w:type="spellStart"/>
-      <w:r>
-        <w:t>review_suggestions</w:t>
-      </w:r>
-      <w:proofErr w:type="spellEnd"/>
-      <w:r>
-        <w:t>}}</w:t>
+          <w:lang w:val="ru-RU"/>
+        </w:rPr>
+      </w:pPr>
+      <w:r>
+        <w:t>4. Предложения и замечания от организации по теоретической и практической подготовке студентов</w:t>
+      </w:r>
+      <w:r>
+        <w:rPr>
+          <w:lang w:val="ru-RU"/>
+        </w:rPr>
+        <w:t>:</w:t>
       </w:r>
     </w:p>
     <w:p>
@@ -560,6 +718,72 @@
         </w:pBdr>
         <w:rPr>
           <w:color w:val="000000"/>
+          <w:u w:val="single"/>
+        </w:rPr>
+      </w:pPr>
+      <w:bookmarkStart w:id="0" w:name="_GoBack"/>
+      <w:r>
+        <w:rPr>
+          <w:noProof/>
+        </w:rPr>
+        <w:pict w14:anchorId="487A58A9">
+          <v:shapetype id="_x0000_t75" coordsize="21600,21600" o:spt="75" o:preferrelative="t" path="m@4@5l@4@11@9@11@9@5xe" filled="f" stroked="f">
+            <v:stroke joinstyle="miter"/>
+            <v:formulas>
+              <v:f eqn="if lineDrawn pixelLineWidth 0"/>
+              <v:f eqn="sum @0 1 0"/>
+              <v:f eqn="sum 0 0 @1"/>
+              <v:f eqn="prod @2 1 2"/>
+              <v:f eqn="prod @3 21600 pixelWidth"/>
+              <v:f eqn="prod @3 21600 pixelHeight"/>
+              <v:f eqn="sum @0 0 1"/>
+              <v:f eqn="prod @6 1 2"/>
+              <v:f eqn="prod @7 21600 pixelWidth"/>
+              <v:f eqn="sum @8 21600 0"/>
+              <v:f eqn="prod @7 21600 pixelHeight"/>
+              <v:f eqn="sum @10 21600 0"/>
+            </v:formulas>
+            <v:path o:extrusionok="f" gradientshapeok="t" o:connecttype="rect"/>
+            <o:lock v:ext="edit" aspectratio="t"/>
+          </v:shapetype>
+          <v:shape id="_x0000_s1032" type="#_x0000_t75" style="position:absolute;margin-left:377pt;margin-top:2.25pt;width:139pt;height:139pt;z-index:251667456;mso-position-horizontal-relative:text;mso-position-vertical-relative:text;mso-width-relative:page;mso-height-relative:page">
+            <v:imagedata r:id="rId6" o:title="Печать Езуб"/>
+          </v:shape>
+        </w:pict>
+      </w:r>
+      <w:bookmarkEnd w:id="0"/>
+      <w:r>
+        <w:rPr>
+          <w:u w:val="single"/>
+        </w:rPr>
+        <w:t>{{</w:t>
+      </w:r>
+      <w:proofErr w:type="spellStart"/>
+      <w:r>
+        <w:rPr>
+          <w:u w:val="single"/>
+        </w:rPr>
+        <w:t>review_suggestions</w:t>
+      </w:r>
+      <w:proofErr w:type="spellEnd"/>
+      <w:r>
+        <w:rPr>
+          <w:u w:val="single"/>
+        </w:rPr>
+        <w:t>}}</w:t>
+      </w:r>
+    </w:p>
+    <w:p>
+      <w:pPr>
+        <w:pBdr>
+          <w:top w:val="nil"/>
+          <w:left w:val="nil"/>
+          <w:bottom w:val="nil"/>
+          <w:right w:val="nil"/>
+          <w:between w:val="nil"/>
+        </w:pBdr>
+        <w:rPr>
+          <w:color w:val="000000"/>
         </w:rPr>
       </w:pPr>
       <w:r>
@@ -567,31 +791,212 @@
           <w:color w:val="000000"/>
           <w:vertAlign w:val="subscript"/>
         </w:rPr>
-        <w:t xml:space="preserve">                                                                                                                         (В своб</w:t>
+        <w:t xml:space="preserve">                                                                          </w:t>
       </w:r>
       <w:r>
         <w:rPr>
           <w:color w:val="000000"/>
           <w:vertAlign w:val="subscript"/>
         </w:rPr>
-        <w:t>одной форме)</w:t>
+        <w:t xml:space="preserve">         </w:t>
+      </w:r>
+      <w:r>
+        <w:rPr>
+          <w:color w:val="000000"/>
+          <w:vertAlign w:val="subscript"/>
+        </w:rPr>
+        <w:t xml:space="preserve">               (В свободной форме)</w:t>
       </w:r>
     </w:p>
     <w:p/>
     <w:p>
       <w:pPr>
         <w:spacing w:line="360" w:lineRule="auto"/>
-      </w:pPr>
-      <w:r>
-        <w:t>Оценка за практику {{</w:t>
+        <w:rPr>
+          <w:lang w:val="ru-RU"/>
+        </w:rPr>
+      </w:pPr>
+      <w:r>
+        <w:rPr>
+          <w:noProof/>
+        </w:rPr>
+        <w:pict w14:anchorId="219847F2">
+          <v:shape id="_x0000_s1026" type="#_x0000_t75" style="position:absolute;margin-left:392.05pt;margin-top:18.5pt;width:127.7pt;height:43.2pt;z-index:251668480;mso-position-horizontal-relative:text;mso-position-vertical-relative:text;mso-width-relative:page;mso-height-relative:page">
+            <v:imagedata r:id="rId7" o:title="Подпись Езуб"/>
+          </v:shape>
+        </w:pict>
+      </w:r>
+      <w:r>
+        <w:rPr>
+          <w:noProof/>
+          <w:lang w:val="ru-RU"/>
+        </w:rPr>
+        <w:drawing>
+          <wp:anchor distT="0" distB="0" distL="114300" distR="114300" simplePos="0" relativeHeight="251661312" behindDoc="0" locked="0" layoutInCell="1" allowOverlap="1" wp14:anchorId="219847F2" wp14:editId="7015456E">
+            <wp:simplePos x="0" y="0"/>
+            <wp:positionH relativeFrom="column">
+              <wp:posOffset>6115685</wp:posOffset>
+            </wp:positionH>
+            <wp:positionV relativeFrom="paragraph">
+              <wp:posOffset>7063105</wp:posOffset>
+            </wp:positionV>
+            <wp:extent cx="1621790" cy="548640"/>
+            <wp:effectExtent l="0" t="0" r="0" b="3810"/>
+            <wp:wrapNone/>
+            <wp:docPr id="2" name="Рисунок 2" descr="C:\Users\rez0Nex\AppData\Local\Microsoft\Windows\INetCache\Content.Word\Подпись Езуб.png"/>
+            <wp:cNvGraphicFramePr>
+              <a:graphicFrameLocks xmlns:a="http://schemas.openxmlformats.org/drawingml/2006/main" noChangeAspect="1"/>
+            </wp:cNvGraphicFramePr>
+            <a:graphic xmlns:a="http://schemas.openxmlformats.org/drawingml/2006/main">
+              <a:graphicData uri="http://schemas.openxmlformats.org/drawingml/2006/picture">
+                <pic:pic xmlns:pic="http://schemas.openxmlformats.org/drawingml/2006/picture">
+                  <pic:nvPicPr>
+                    <pic:cNvPr id="0" name="Picture 4" descr="C:\Users\rez0Nex\AppData\Local\Microsoft\Windows\INetCache\Content.Word\Подпись Езуб.png"/>
+                    <pic:cNvPicPr>
+                      <a:picLocks noChangeAspect="1" noChangeArrowheads="1"/>
+                    </pic:cNvPicPr>
+                  </pic:nvPicPr>
+                  <pic:blipFill>
+                    <a:blip r:embed="rId8">
+                      <a:extLst>
+                        <a:ext uri="{28A0092B-C50C-407E-A947-70E740481C1C}">
+                          <a14:useLocalDpi xmlns:a14="http://schemas.microsoft.com/office/drawing/2010/main" val="0"/>
+                        </a:ext>
+                      </a:extLst>
+                    </a:blip>
+                    <a:srcRect/>
+                    <a:stretch>
+                      <a:fillRect/>
+                    </a:stretch>
+                  </pic:blipFill>
+                  <pic:spPr bwMode="auto">
+                    <a:xfrm>
+                      <a:off x="0" y="0"/>
+                      <a:ext cx="1621790" cy="548640"/>
+                    </a:xfrm>
+                    <a:prstGeom prst="rect">
+                      <a:avLst/>
+                    </a:prstGeom>
+                    <a:noFill/>
+                    <a:ln>
+                      <a:noFill/>
+                    </a:ln>
+                  </pic:spPr>
+                </pic:pic>
+              </a:graphicData>
+            </a:graphic>
+            <wp14:sizeRelH relativeFrom="page">
+              <wp14:pctWidth>0</wp14:pctWidth>
+            </wp14:sizeRelH>
+            <wp14:sizeRelV relativeFrom="page">
+              <wp14:pctHeight>0</wp14:pctHeight>
+            </wp14:sizeRelV>
+          </wp:anchor>
+        </w:drawing>
+      </w:r>
+      <w:r>
+        <w:rPr>
+          <w:noProof/>
+          <w:lang w:val="ru-RU"/>
+        </w:rPr>
+        <w:drawing>
+          <wp:anchor distT="0" distB="0" distL="114300" distR="114300" simplePos="0" relativeHeight="251660288" behindDoc="0" locked="0" layoutInCell="1" allowOverlap="1" wp14:anchorId="219847F2" wp14:editId="4EF0C83F">
+            <wp:simplePos x="0" y="0"/>
+            <wp:positionH relativeFrom="column">
+              <wp:posOffset>6115685</wp:posOffset>
+            </wp:positionH>
+            <wp:positionV relativeFrom="paragraph">
+              <wp:posOffset>7063105</wp:posOffset>
+            </wp:positionV>
+            <wp:extent cx="1621790" cy="548640"/>
+            <wp:effectExtent l="0" t="0" r="0" b="3810"/>
+            <wp:wrapNone/>
+            <wp:docPr id="1" name="Рисунок 1" descr="C:\Users\rez0Nex\AppData\Local\Microsoft\Windows\INetCache\Content.Word\Подпись Езуб.png"/>
+            <wp:cNvGraphicFramePr>
+              <a:graphicFrameLocks xmlns:a="http://schemas.openxmlformats.org/drawingml/2006/main" noChangeAspect="1"/>
+            </wp:cNvGraphicFramePr>
+            <a:graphic xmlns:a="http://schemas.openxmlformats.org/drawingml/2006/main">
+              <a:graphicData uri="http://schemas.openxmlformats.org/drawingml/2006/picture">
+                <pic:pic xmlns:pic="http://schemas.openxmlformats.org/drawingml/2006/picture">
+                  <pic:nvPicPr>
+                    <pic:cNvPr id="0" name="Picture 3" descr="C:\Users\rez0Nex\AppData\Local\Microsoft\Windows\INetCache\Content.Word\Подпись Езуб.png"/>
+                    <pic:cNvPicPr>
+                      <a:picLocks noChangeAspect="1" noChangeArrowheads="1"/>
+                    </pic:cNvPicPr>
+                  </pic:nvPicPr>
+                  <pic:blipFill>
+                    <a:blip r:embed="rId8">
+                      <a:extLst>
+                        <a:ext uri="{28A0092B-C50C-407E-A947-70E740481C1C}">
+                          <a14:useLocalDpi xmlns:a14="http://schemas.microsoft.com/office/drawing/2010/main" val="0"/>
+                        </a:ext>
+                      </a:extLst>
+                    </a:blip>
+                    <a:srcRect/>
+                    <a:stretch>
+                      <a:fillRect/>
+                    </a:stretch>
+                  </pic:blipFill>
+                  <pic:spPr bwMode="auto">
+                    <a:xfrm>
+                      <a:off x="0" y="0"/>
+                      <a:ext cx="1621790" cy="548640"/>
+                    </a:xfrm>
+                    <a:prstGeom prst="rect">
+                      <a:avLst/>
+                    </a:prstGeom>
+                    <a:noFill/>
+                    <a:ln>
+                      <a:noFill/>
+                    </a:ln>
+                  </pic:spPr>
+                </pic:pic>
+              </a:graphicData>
+            </a:graphic>
+            <wp14:sizeRelH relativeFrom="page">
+              <wp14:pctWidth>0</wp14:pctWidth>
+            </wp14:sizeRelH>
+            <wp14:sizeRelV relativeFrom="page">
+              <wp14:pctHeight>0</wp14:pctHeight>
+            </wp14:sizeRelV>
+          </wp:anchor>
+        </w:drawing>
+      </w:r>
+      <w:r>
+        <w:t xml:space="preserve">Оценка за практику </w:t>
+      </w:r>
+      <w:r>
+        <w:rPr>
+          <w:u w:val="single"/>
+        </w:rPr>
+        <w:t>{{</w:t>
       </w:r>
       <w:proofErr w:type="spellStart"/>
       <w:r>
+        <w:rPr>
+          <w:u w:val="single"/>
+        </w:rPr>
         <w:t>review_grade</w:t>
       </w:r>
       <w:proofErr w:type="spellEnd"/>
       <w:r>
-        <w:t>}}</w:t>
+        <w:rPr>
+          <w:u w:val="single"/>
+        </w:rPr>
+        <w:t>}</w:t>
+      </w:r>
+      <w:r>
+        <w:rPr>
+          <w:u w:val="single"/>
+        </w:rPr>
+        <w:t>}</w:t>
+      </w:r>
+      <w:r>
+        <w:rPr>
+          <w:u w:val="single"/>
+          <w:lang w:val="ru-RU"/>
+        </w:rPr>
+        <w:t xml:space="preserve"> </w:t>
       </w:r>
     </w:p>
     <w:p>
@@ -599,29 +1004,45 @@
         <w:spacing w:line="360" w:lineRule="auto"/>
       </w:pPr>
       <w:r>
-        <w:t>{{</w:t>
+        <w:rPr>
+          <w:noProof/>
+        </w:rPr>
+        <w:pict w14:anchorId="29F861F8">
+          <v:shape id="_x0000_s1031" type="#_x0000_t75" style="position:absolute;margin-left:365.75pt;margin-top:23.35pt;width:127.7pt;height:43.2pt;z-index:251669504;mso-position-horizontal-relative:text;mso-position-vertical-relative:text;mso-width-relative:page;mso-height-relative:page">
+            <v:imagedata r:id="rId7" o:title="Подпись Езуб"/>
+          </v:shape>
+        </w:pict>
+      </w:r>
+      <w:r>
+        <w:t>«{{</w:t>
       </w:r>
       <w:proofErr w:type="spellStart"/>
       <w:r>
-        <w:t>practice_end</w:t>
+        <w:t>practice_end_day</w:t>
       </w:r>
       <w:proofErr w:type="spellEnd"/>
       <w:r>
-        <w:t>}}</w:t>
+        <w:t>}}» {{</w:t>
+      </w:r>
+      <w:proofErr w:type="spellStart"/>
+      <w:r>
+        <w:t>practice_end_month</w:t>
+      </w:r>
+      <w:proofErr w:type="spellEnd"/>
+      <w:r>
+        <w:t>}} {{</w:t>
+      </w:r>
+      <w:proofErr w:type="spellStart"/>
+      <w:r>
+        <w:t>practice_end_year</w:t>
+      </w:r>
+      <w:proofErr w:type="spellEnd"/>
+      <w:r>
+        <w:t>}} г.</w:t>
       </w:r>
       <w:r>
         <w:br/>
-      </w:r>
-      <w:r>
-        <w:t xml:space="preserve">Руководитель организации                                                         </w:t>
-      </w:r>
-      <w:proofErr w:type="gramStart"/>
-      <w:r>
-        <w:t xml:space="preserve">   (</w:t>
-      </w:r>
-      <w:proofErr w:type="gramEnd"/>
-      <w:r>
-        <w:t>подпись, печать)_________</w:t>
+        <w:t>Руководитель организации                                                            (подпись, печать)_________</w:t>
       </w:r>
     </w:p>
     <w:p>
@@ -629,6 +1050,142 @@
         <w:spacing w:line="360" w:lineRule="auto"/>
       </w:pPr>
       <w:r>
+        <w:rPr>
+          <w:noProof/>
+          <w:lang w:val="ru-RU"/>
+        </w:rPr>
+        <w:drawing>
+          <wp:anchor distT="0" distB="0" distL="114300" distR="114300" simplePos="0" relativeHeight="251663360" behindDoc="0" locked="0" layoutInCell="1" allowOverlap="1" wp14:anchorId="219847F2" wp14:editId="40545518">
+            <wp:simplePos x="0" y="0"/>
+            <wp:positionH relativeFrom="column">
+              <wp:posOffset>6115685</wp:posOffset>
+            </wp:positionH>
+            <wp:positionV relativeFrom="paragraph">
+              <wp:posOffset>7063105</wp:posOffset>
+            </wp:positionV>
+            <wp:extent cx="1621790" cy="548640"/>
+            <wp:effectExtent l="0" t="0" r="0" b="3810"/>
+            <wp:wrapNone/>
+            <wp:docPr id="4" name="Рисунок 4" descr="C:\Users\rez0Nex\AppData\Local\Microsoft\Windows\INetCache\Content.Word\Подпись Езуб.png"/>
+            <wp:cNvGraphicFramePr>
+              <a:graphicFrameLocks xmlns:a="http://schemas.openxmlformats.org/drawingml/2006/main" noChangeAspect="1"/>
+            </wp:cNvGraphicFramePr>
+            <a:graphic xmlns:a="http://schemas.openxmlformats.org/drawingml/2006/main">
+              <a:graphicData uri="http://schemas.openxmlformats.org/drawingml/2006/picture">
+                <pic:pic xmlns:pic="http://schemas.openxmlformats.org/drawingml/2006/picture">
+                  <pic:nvPicPr>
+                    <pic:cNvPr id="0" name="Picture 6" descr="C:\Users\rez0Nex\AppData\Local\Microsoft\Windows\INetCache\Content.Word\Подпись Езуб.png"/>
+                    <pic:cNvPicPr>
+                      <a:picLocks noChangeAspect="1" noChangeArrowheads="1"/>
+                    </pic:cNvPicPr>
+                  </pic:nvPicPr>
+                  <pic:blipFill>
+                    <a:blip r:embed="rId8">
+                      <a:extLst>
+                        <a:ext uri="{28A0092B-C50C-407E-A947-70E740481C1C}">
+                          <a14:useLocalDpi xmlns:a14="http://schemas.microsoft.com/office/drawing/2010/main" val="0"/>
+                        </a:ext>
+                      </a:extLst>
+                    </a:blip>
+                    <a:srcRect/>
+                    <a:stretch>
+                      <a:fillRect/>
+                    </a:stretch>
+                  </pic:blipFill>
+                  <pic:spPr bwMode="auto">
+                    <a:xfrm>
+                      <a:off x="0" y="0"/>
+                      <a:ext cx="1621790" cy="548640"/>
+                    </a:xfrm>
+                    <a:prstGeom prst="rect">
+                      <a:avLst/>
+                    </a:prstGeom>
+                    <a:noFill/>
+                    <a:ln>
+                      <a:noFill/>
+                    </a:ln>
+                  </pic:spPr>
+                </pic:pic>
+              </a:graphicData>
+            </a:graphic>
+            <wp14:sizeRelH relativeFrom="page">
+              <wp14:pctWidth>0</wp14:pctWidth>
+            </wp14:sizeRelH>
+            <wp14:sizeRelV relativeFrom="page">
+              <wp14:pctHeight>0</wp14:pctHeight>
+            </wp14:sizeRelV>
+          </wp:anchor>
+        </w:drawing>
+      </w:r>
+      <w:r>
+        <w:rPr>
+          <w:noProof/>
+          <w:lang w:val="ru-RU"/>
+        </w:rPr>
+        <w:drawing>
+          <wp:anchor distT="0" distB="0" distL="114300" distR="114300" simplePos="0" relativeHeight="251662336" behindDoc="0" locked="0" layoutInCell="1" allowOverlap="1" wp14:anchorId="219847F2" wp14:editId="0E5E7857">
+            <wp:simplePos x="0" y="0"/>
+            <wp:positionH relativeFrom="column">
+              <wp:posOffset>6115685</wp:posOffset>
+            </wp:positionH>
+            <wp:positionV relativeFrom="paragraph">
+              <wp:posOffset>7063105</wp:posOffset>
+            </wp:positionV>
+            <wp:extent cx="1621790" cy="548640"/>
+            <wp:effectExtent l="0" t="0" r="0" b="3810"/>
+            <wp:wrapNone/>
+            <wp:docPr id="3" name="Рисунок 3" descr="C:\Users\rez0Nex\AppData\Local\Microsoft\Windows\INetCache\Content.Word\Подпись Езуб.png"/>
+            <wp:cNvGraphicFramePr>
+              <a:graphicFrameLocks xmlns:a="http://schemas.openxmlformats.org/drawingml/2006/main" noChangeAspect="1"/>
+            </wp:cNvGraphicFramePr>
+            <a:graphic xmlns:a="http://schemas.openxmlformats.org/drawingml/2006/main">
+              <a:graphicData uri="http://schemas.openxmlformats.org/drawingml/2006/picture">
+                <pic:pic xmlns:pic="http://schemas.openxmlformats.org/drawingml/2006/picture">
+                  <pic:nvPicPr>
+                    <pic:cNvPr id="0" name="Picture 5" descr="C:\Users\rez0Nex\AppData\Local\Microsoft\Windows\INetCache\Content.Word\Подпись Езуб.png"/>
+                    <pic:cNvPicPr>
+                      <a:picLocks noChangeAspect="1" noChangeArrowheads="1"/>
+                    </pic:cNvPicPr>
+                  </pic:nvPicPr>
+                  <pic:blipFill>
+                    <a:blip r:embed="rId8">
+                      <a:extLst>
+                        <a:ext uri="{28A0092B-C50C-407E-A947-70E740481C1C}">
+                          <a14:useLocalDpi xmlns:a14="http://schemas.microsoft.com/office/drawing/2010/main" val="0"/>
+                        </a:ext>
+                      </a:extLst>
+                    </a:blip>
+                    <a:srcRect/>
+                    <a:stretch>
+                      <a:fillRect/>
+                    </a:stretch>
+                  </pic:blipFill>
+                  <pic:spPr bwMode="auto">
+                    <a:xfrm>
+                      <a:off x="0" y="0"/>
+                      <a:ext cx="1621790" cy="548640"/>
+                    </a:xfrm>
+                    <a:prstGeom prst="rect">
+                      <a:avLst/>
+                    </a:prstGeom>
+                    <a:noFill/>
+                    <a:ln>
+                      <a:noFill/>
+                    </a:ln>
+                  </pic:spPr>
+                </pic:pic>
+              </a:graphicData>
+            </a:graphic>
+            <wp14:sizeRelH relativeFrom="page">
+              <wp14:pctWidth>0</wp14:pctWidth>
+            </wp14:sizeRelH>
+            <wp14:sizeRelV relativeFrom="page">
+              <wp14:pctHeight>0</wp14:pctHeight>
+            </wp14:sizeRelV>
+          </wp:anchor>
+        </w:drawing>
+      </w:r>
+      <w:r>
         <w:t xml:space="preserve">Руководитель практики от организации                      </w:t>
       </w:r>
       <w:r>
@@ -636,10 +1193,7 @@
       </w:r>
       <w:r>
         <w:tab/>
-        <w:t xml:space="preserve"> (подпись)_______</w:t>
-      </w:r>
-      <w:r>
-        <w:t>_______</w:t>
+        <w:t xml:space="preserve"> (подпись)______________</w:t>
       </w:r>
     </w:p>
     <w:p>
@@ -658,7 +1212,7 @@
 </file>
 
 <file path=word/styles.xml><?xml version="1.0" encoding="utf-8"?>
-<w:styles xmlns:mc="http://schemas.openxmlformats.org/markup-compatibility/2006" xmlns:r="http://schemas.openxmlformats.org/officeDocument/2006/relationships" xmlns:w="http://schemas.openxmlformats.org/wordprocessingml/2006/main" xmlns:w14="http://schemas.microsoft.com/office/word/2010/wordml" xmlns:w15="http://schemas.microsoft.com/office/word/2012/wordml" xmlns:w16cex="http://schemas.microsoft.com/office/word/2018/wordml/cex" xmlns:w16cid="http://schemas.microsoft.com/office/word/2016/wordml/cid" xmlns:w16="http://schemas.microsoft.com/office/word/2018/wordml" xmlns:w16sdtdh="http://schemas.microsoft.com/office/word/2020/wordml/sdtdatahash" xmlns:w16se="http://schemas.microsoft.com/office/word/2015/wordml/symex" mc:Ignorable="w14 w15 w16se w16cid w16 w16cex w16sdtdh">
+<w:styles xmlns:mc="http://schemas.openxmlformats.org/markup-compatibility/2006" xmlns:r="http://schemas.openxmlformats.org/officeDocument/2006/relationships" xmlns:w="http://schemas.openxmlformats.org/wordprocessingml/2006/main" xmlns:w14="http://schemas.microsoft.com/office/word/2010/wordml" mc:Ignorable="w14">
   <w:docDefaults>
     <w:rPrDefault>
       <w:rPr>
@@ -670,383 +1224,144 @@
     </w:rPrDefault>
     <w:pPrDefault/>
   </w:docDefaults>
-  <w:latentStyles w:defLockedState="0" w:defUIPriority="99" w:defSemiHidden="0" w:defUnhideWhenUsed="0" w:defQFormat="0" w:count="376">
-    <w:lsdException w:name="Normal" w:uiPriority="0" w:qFormat="1"/>
-    <w:lsdException w:name="heading 1" w:uiPriority="9" w:qFormat="1"/>
-    <w:lsdException w:name="heading 2" w:semiHidden="1" w:uiPriority="9" w:unhideWhenUsed="1" w:qFormat="1"/>
-    <w:lsdException w:name="heading 3" w:semiHidden="1" w:uiPriority="9" w:unhideWhenUsed="1" w:qFormat="1"/>
-    <w:lsdException w:name="heading 4" w:semiHidden="1" w:uiPriority="9" w:unhideWhenUsed="1" w:qFormat="1"/>
-    <w:lsdException w:name="heading 5" w:semiHidden="1" w:uiPriority="9" w:unhideWhenUsed="1" w:qFormat="1"/>
-    <w:lsdException w:name="heading 6" w:semiHidden="1" w:uiPriority="9" w:unhideWhenUsed="1" w:qFormat="1"/>
-    <w:lsdException w:name="heading 7" w:semiHidden="1" w:uiPriority="9" w:unhideWhenUsed="1" w:qFormat="1"/>
-    <w:lsdException w:name="heading 8" w:semiHidden="1" w:uiPriority="9" w:unhideWhenUsed="1" w:qFormat="1"/>
-    <w:lsdException w:name="heading 9" w:semiHidden="1" w:uiPriority="9" w:unhideWhenUsed="1" w:qFormat="1"/>
-    <w:lsdException w:name="index 1" w:semiHidden="1" w:unhideWhenUsed="1"/>
-    <w:lsdException w:name="index 2" w:semiHidden="1" w:unhideWhenUsed="1"/>
-    <w:lsdException w:name="index 3" w:semiHidden="1" w:unhideWhenUsed="1"/>
-    <w:lsdException w:name="index 4" w:semiHidden="1" w:unhideWhenUsed="1"/>
-    <w:lsdException w:name="index 5" w:semiHidden="1" w:unhideWhenUsed="1"/>
-    <w:lsdException w:name="index 6" w:semiHidden="1" w:unhideWhenUsed="1"/>
-    <w:lsdException w:name="index 7" w:semiHidden="1" w:unhideWhenUsed="1"/>
-    <w:lsdException w:name="index 8" w:semiHidden="1" w:unhideWhenUsed="1"/>
-    <w:lsdException w:name="index 9" w:semiHidden="1" w:unhideWhenUsed="1"/>
-    <w:lsdException w:name="toc 1" w:semiHidden="1" w:uiPriority="39" w:unhideWhenUsed="1"/>
-    <w:lsdException w:name="toc 2" w:semiHidden="1" w:uiPriority="39" w:unhideWhenUsed="1"/>
-    <w:lsdException w:name="toc 3" w:semiHidden="1" w:uiPriority="39" w:unhideWhenUsed="1"/>
-    <w:lsdException w:name="toc 4" w:semiHidden="1" w:uiPriority="39" w:unhideWhenUsed="1"/>
-    <w:lsdException w:name="toc 5" w:semiHidden="1" w:uiPriority="39" w:unhideWhenUsed="1"/>
-    <w:lsdException w:name="toc 6" w:semiHidden="1" w:uiPriority="39" w:unhideWhenUsed="1"/>
-    <w:lsdException w:name="toc 7" w:semiHidden="1" w:uiPriority="39" w:unhideWhenUsed="1"/>
-    <w:lsdException w:name="toc 8" w:semiHidden="1" w:uiPriority="39" w:unhideWhenUsed="1"/>
-    <w:lsdException w:name="toc 9" w:semiHidden="1" w:uiPriority="39" w:unhideWhenUsed="1"/>
-    <w:lsdException w:name="Normal Indent" w:semiHidden="1" w:unhideWhenUsed="1"/>
-    <w:lsdException w:name="footnote text" w:semiHidden="1" w:unhideWhenUsed="1"/>
-    <w:lsdException w:name="annotation text" w:semiHidden="1" w:unhideWhenUsed="1"/>
-    <w:lsdException w:name="header" w:semiHidden="1" w:unhideWhenUsed="1"/>
-    <w:lsdException w:name="footer" w:semiHidden="1" w:unhideWhenUsed="1"/>
-    <w:lsdException w:name="index heading" w:semiHidden="1" w:unhideWhenUsed="1"/>
-    <w:lsdException w:name="caption" w:semiHidden="1" w:uiPriority="35" w:unhideWhenUsed="1" w:qFormat="1"/>
-    <w:lsdException w:name="table of figures" w:semiHidden="1" w:unhideWhenUsed="1"/>
-    <w:lsdException w:name="envelope address" w:semiHidden="1" w:unhideWhenUsed="1"/>
-    <w:lsdException w:name="envelope return" w:semiHidden="1" w:unhideWhenUsed="1"/>
-    <w:lsdException w:name="footnote reference" w:semiHidden="1" w:unhideWhenUsed="1"/>
-    <w:lsdException w:name="annotation reference" w:semiHidden="1" w:unhideWhenUsed="1"/>
-    <w:lsdException w:name="line number" w:semiHidden="1" w:unhideWhenUsed="1"/>
-    <w:lsdException w:name="page number" w:semiHidden="1" w:unhideWhenUsed="1"/>
-    <w:lsdException w:name="endnote reference" w:semiHidden="1" w:unhideWhenUsed="1"/>
-    <w:lsdException w:name="endnote text" w:semiHidden="1" w:unhideWhenUsed="1"/>
-    <w:lsdException w:name="table of authorities" w:semiHidden="1" w:unhideWhenUsed="1"/>
-    <w:lsdException w:name="macro" w:semiHidden="1" w:unhideWhenUsed="1"/>
-    <w:lsdException w:name="toa heading" w:semiHidden="1" w:unhideWhenUsed="1"/>
-    <w:lsdException w:name="List" w:semiHidden="1" w:unhideWhenUsed="1"/>
-    <w:lsdException w:name="List Bullet" w:semiHidden="1" w:unhideWhenUsed="1"/>
-    <w:lsdException w:name="List Number" w:semiHidden="1" w:unhideWhenUsed="1"/>
-    <w:lsdException w:name="List 2" w:semiHidden="1" w:unhideWhenUsed="1"/>
-    <w:lsdException w:name="List 3" w:semiHidden="1" w:unhideWhenUsed="1"/>
-    <w:lsdException w:name="List 4" w:semiHidden="1" w:unhideWhenUsed="1"/>
-    <w:lsdException w:name="List 5" w:semiHidden="1" w:unhideWhenUsed="1"/>
-    <w:lsdException w:name="List Bullet 2" w:semiHidden="1" w:unhideWhenUsed="1"/>
-    <w:lsdException w:name="List Bullet 3" w:semiHidden="1" w:unhideWhenUsed="1"/>
-    <w:lsdException w:name="List Bullet 4" w:semiHidden="1" w:unhideWhenUsed="1"/>
-    <w:lsdException w:name="List Bullet 5" w:semiHidden="1" w:unhideWhenUsed="1"/>
-    <w:lsdException w:name="List Number 2" w:semiHidden="1" w:unhideWhenUsed="1"/>
-    <w:lsdException w:name="List Number 3" w:semiHidden="1" w:unhideWhenUsed="1"/>
-    <w:lsdException w:name="List Number 4" w:semiHidden="1" w:unhideWhenUsed="1"/>
-    <w:lsdException w:name="List Number 5" w:semiHidden="1" w:unhideWhenUsed="1"/>
-    <w:lsdException w:name="Title" w:uiPriority="10" w:qFormat="1"/>
-    <w:lsdException w:name="Closing" w:semiHidden="1" w:unhideWhenUsed="1"/>
-    <w:lsdException w:name="Signature" w:semiHidden="1" w:unhideWhenUsed="1"/>
-    <w:lsdException w:name="Default Paragraph Font" w:semiHidden="1" w:uiPriority="1" w:unhideWhenUsed="1"/>
-    <w:lsdException w:name="Body Text" w:semiHidden="1" w:unhideWhenUsed="1"/>
-    <w:lsdException w:name="Body Text Indent" w:semiHidden="1" w:unhideWhenUsed="1"/>
-    <w:lsdException w:name="List Continue" w:semiHidden="1" w:unhideWhenUsed="1"/>
-    <w:lsdException w:name="List Continue 2" w:semiHidden="1" w:unhideWhenUsed="1"/>
-    <w:lsdException w:name="List Continue 3" w:semiHidden="1" w:unhideWhenUsed="1"/>
-    <w:lsdException w:name="List Continue 4" w:semiHidden="1" w:unhideWhenUsed="1"/>
-    <w:lsdException w:name="List Continue 5" w:semiHidden="1" w:unhideWhenUsed="1"/>
-    <w:lsdException w:name="Message Header" w:semiHidden="1" w:unhideWhenUsed="1"/>
-    <w:lsdException w:name="Subtitle" w:uiPriority="11" w:qFormat="1"/>
-    <w:lsdException w:name="Salutation" w:semiHidden="1" w:unhideWhenUsed="1"/>
-    <w:lsdException w:name="Date" w:semiHidden="1" w:unhideWhenUsed="1"/>
-    <w:lsdException w:name="Body Text First Indent" w:semiHidden="1" w:unhideWhenUsed="1"/>
-    <w:lsdException w:name="Body Text First Indent 2" w:semiHidden="1" w:unhideWhenUsed="1"/>
-    <w:lsdException w:name="Note Heading" w:semiHidden="1" w:unhideWhenUsed="1"/>
-    <w:lsdException w:name="Body Text 2" w:semiHidden="1" w:unhideWhenUsed="1"/>
-    <w:lsdException w:name="Body Text 3" w:semiHidden="1" w:unhideWhenUsed="1"/>
-    <w:lsdException w:name="Body Text Indent 2" w:semiHidden="1" w:unhideWhenUsed="1"/>
-    <w:lsdException w:name="Body Text Indent 3" w:semiHidden="1" w:unhideWhenUsed="1"/>
-    <w:lsdException w:name="Block Text" w:semiHidden="1" w:unhideWhenUsed="1"/>
-    <w:lsdException w:name="Hyperlink" w:semiHidden="1" w:unhideWhenUsed="1"/>
-    <w:lsdException w:name="FollowedHyperlink" w:semiHidden="1" w:unhideWhenUsed="1"/>
-    <w:lsdException w:name="Strong" w:uiPriority="22" w:qFormat="1"/>
-    <w:lsdException w:name="Emphasis" w:uiPriority="20" w:qFormat="1"/>
-    <w:lsdException w:name="Document Map" w:semiHidden="1" w:unhideWhenUsed="1"/>
-    <w:lsdException w:name="Plain Text" w:semiHidden="1" w:unhideWhenUsed="1"/>
-    <w:lsdException w:name="E-mail Signature" w:semiHidden="1" w:unhideWhenUsed="1"/>
-    <w:lsdException w:name="HTML Top of Form" w:semiHidden="1" w:unhideWhenUsed="1"/>
-    <w:lsdException w:name="HTML Bottom of Form" w:semiHidden="1" w:unhideWhenUsed="1"/>
-    <w:lsdException w:name="Normal (Web)" w:semiHidden="1" w:unhideWhenUsed="1"/>
-    <w:lsdException w:name="HTML Acronym" w:semiHidden="1" w:unhideWhenUsed="1"/>
-    <w:lsdException w:name="HTML Address" w:semiHidden="1" w:unhideWhenUsed="1"/>
-    <w:lsdException w:name="HTML Cite" w:semiHidden="1" w:unhideWhenUsed="1"/>
-    <w:lsdException w:name="HTML Code" w:semiHidden="1" w:unhideWhenUsed="1"/>
-    <w:lsdException w:name="HTML Definition" w:semiHidden="1" w:unhideWhenUsed="1"/>
-    <w:lsdException w:name="HTML Keyboard" w:semiHidden="1" w:unhideWhenUsed="1"/>
-    <w:lsdException w:name="HTML Preformatted" w:semiHidden="1" w:unhideWhenUsed="1"/>
-    <w:lsdException w:name="HTML Sample" w:semiHidden="1" w:unhideWhenUsed="1"/>
-    <w:lsdException w:name="HTML Typewriter" w:semiHidden="1" w:unhideWhenUsed="1"/>
-    <w:lsdException w:name="HTML Variable" w:semiHidden="1" w:unhideWhenUsed="1"/>
-    <w:lsdException w:name="Normal Table" w:semiHidden="1" w:unhideWhenUsed="1"/>
-    <w:lsdException w:name="annotation subject" w:semiHidden="1" w:unhideWhenUsed="1"/>
-    <w:lsdException w:name="No List" w:semiHidden="1" w:unhideWhenUsed="1"/>
-    <w:lsdException w:name="Outline List 1" w:semiHidden="1" w:unhideWhenUsed="1"/>
-    <w:lsdException w:name="Outline List 2" w:semiHidden="1" w:unhideWhenUsed="1"/>
-    <w:lsdException w:name="Outline List 3" w:semiHidden="1" w:unhideWhenUsed="1"/>
-    <w:lsdException w:name="Table Simple 1" w:semiHidden="1" w:unhideWhenUsed="1"/>
-    <w:lsdException w:name="Table Simple 2" w:semiHidden="1" w:unhideWhenUsed="1"/>
-    <w:lsdException w:name="Table Simple 3" w:semiHidden="1" w:unhideWhenUsed="1"/>
-    <w:lsdException w:name="Table Classic 1" w:semiHidden="1" w:unhideWhenUsed="1"/>
-    <w:lsdException w:name="Table Classic 2" w:semiHidden="1" w:unhideWhenUsed="1"/>
-    <w:lsdException w:name="Table Classic 3" w:semiHidden="1" w:unhideWhenUsed="1"/>
-    <w:lsdException w:name="Table Classic 4" w:semiHidden="1" w:unhideWhenUsed="1"/>
-    <w:lsdException w:name="Table Colorful 1" w:semiHidden="1" w:unhideWhenUsed="1"/>
-    <w:lsdException w:name="Table Colorful 2" w:semiHidden="1" w:unhideWhenUsed="1"/>
-    <w:lsdException w:name="Table Colorful 3" w:semiHidden="1" w:unhideWhenUsed="1"/>
-    <w:lsdException w:name="Table Columns 1" w:semiHidden="1" w:unhideWhenUsed="1"/>
-    <w:lsdException w:name="Table Columns 2" w:semiHidden="1" w:unhideWhenUsed="1"/>
-    <w:lsdException w:name="Table Columns 3" w:semiHidden="1" w:unhideWhenUsed="1"/>
-    <w:lsdException w:name="Table Columns 4" w:semiHidden="1" w:unhideWhenUsed="1"/>
-    <w:lsdException w:name="Table Columns 5" w:semiHidden="1" w:unhideWhenUsed="1"/>
-    <w:lsdException w:name="Table Grid 1" w:semiHidden="1" w:unhideWhenUsed="1"/>
-    <w:lsdException w:name="Table Grid 2" w:semiHidden="1" w:unhideWhenUsed="1"/>
-    <w:lsdException w:name="Table Grid 3" w:semiHidden="1" w:unhideWhenUsed="1"/>
-    <w:lsdException w:name="Table Grid 4" w:semiHidden="1" w:unhideWhenUsed="1"/>
-    <w:lsdException w:name="Table Grid 5" w:semiHidden="1" w:unhideWhenUsed="1"/>
-    <w:lsdException w:name="Table Grid 6" w:semiHidden="1" w:unhideWhenUsed="1"/>
-    <w:lsdException w:name="Table Grid 7" w:semiHidden="1" w:unhideWhenUsed="1"/>
-    <w:lsdException w:name="Table Grid 8" w:semiHidden="1" w:unhideWhenUsed="1"/>
-    <w:lsdException w:name="Table List 1" w:semiHidden="1" w:unhideWhenUsed="1"/>
-    <w:lsdException w:name="Table List 2" w:semiHidden="1" w:unhideWhenUsed="1"/>
-    <w:lsdException w:name="Table List 3" w:semiHidden="1" w:unhideWhenUsed="1"/>
-    <w:lsdException w:name="Table List 4" w:semiHidden="1" w:unhideWhenUsed="1"/>
-    <w:lsdException w:name="Table List 5" w:semiHidden="1" w:unhideWhenUsed="1"/>
-    <w:lsdException w:name="Table List 6" w:semiHidden="1" w:unhideWhenUsed="1"/>
-    <w:lsdException w:name="Table List 7" w:semiHidden="1" w:unhideWhenUsed="1"/>
-    <w:lsdException w:name="Table List 8" w:semiHidden="1" w:unhideWhenUsed="1"/>
-    <w:lsdException w:name="Table 3D effects 1" w:semiHidden="1" w:unhideWhenUsed="1"/>
-    <w:lsdException w:name="Table 3D effects 2" w:semiHidden="1" w:unhideWhenUsed="1"/>
-    <w:lsdException w:name="Table 3D effects 3" w:semiHidden="1" w:unhideWhenUsed="1"/>
-    <w:lsdException w:name="Table Contemporary" w:semiHidden="1" w:unhideWhenUsed="1"/>
-    <w:lsdException w:name="Table Elegant" w:semiHidden="1" w:unhideWhenUsed="1"/>
-    <w:lsdException w:name="Table Professional" w:semiHidden="1" w:unhideWhenUsed="1"/>
-    <w:lsdException w:name="Table Subtle 1" w:semiHidden="1" w:unhideWhenUsed="1"/>
-    <w:lsdException w:name="Table Subtle 2" w:semiHidden="1" w:unhideWhenUsed="1"/>
-    <w:lsdException w:name="Table Web 1" w:semiHidden="1" w:unhideWhenUsed="1"/>
-    <w:lsdException w:name="Table Web 2" w:semiHidden="1" w:unhideWhenUsed="1"/>
-    <w:lsdException w:name="Table Web 3" w:semiHidden="1" w:unhideWhenUsed="1"/>
-    <w:lsdException w:name="Balloon Text" w:semiHidden="1" w:unhideWhenUsed="1"/>
-    <w:lsdException w:name="Table Grid" w:uiPriority="39"/>
-    <w:lsdException w:name="Table Theme" w:semiHidden="1" w:unhideWhenUsed="1"/>
-    <w:lsdException w:name="Placeholder Text" w:semiHidden="1"/>
-    <w:lsdException w:name="No Spacing" w:uiPriority="1" w:qFormat="1"/>
-    <w:lsdException w:name="Light Shading" w:uiPriority="60"/>
-    <w:lsdException w:name="Light List" w:uiPriority="61"/>
-    <w:lsdException w:name="Light Grid" w:uiPriority="62"/>
-    <w:lsdException w:name="Medium Shading 1" w:uiPriority="63"/>
-    <w:lsdException w:name="Medium Shading 2" w:uiPriority="64"/>
-    <w:lsdException w:name="Medium List 1" w:uiPriority="65"/>
-    <w:lsdException w:name="Medium List 2" w:uiPriority="66"/>
-    <w:lsdException w:name="Medium Grid 1" w:uiPriority="67"/>
-    <w:lsdException w:name="Medium Grid 2" w:uiPriority="68"/>
-    <w:lsdException w:name="Medium Grid 3" w:uiPriority="69"/>
-    <w:lsdException w:name="Dark List" w:uiPriority="70"/>
-    <w:lsdException w:name="Colorful Shading" w:uiPriority="71"/>
-    <w:lsdException w:name="Colorful List" w:uiPriority="72"/>
-    <w:lsdException w:name="Colorful Grid" w:uiPriority="73"/>
-    <w:lsdException w:name="Light Shading Accent 1" w:uiPriority="60"/>
-    <w:lsdException w:name="Light List Accent 1" w:uiPriority="61"/>
-    <w:lsdException w:name="Light Grid Accent 1" w:uiPriority="62"/>
-    <w:lsdException w:name="Medium Shading 1 Accent 1" w:uiPriority="63"/>
-    <w:lsdException w:name="Medium Shading 2 Accent 1" w:uiPriority="64"/>
-    <w:lsdException w:name="Medium List 1 Accent 1" w:uiPriority="65"/>
-    <w:lsdException w:name="Revision" w:semiHidden="1"/>
-    <w:lsdException w:name="List Paragraph" w:uiPriority="34" w:qFormat="1"/>
-    <w:lsdException w:name="Quote" w:uiPriority="29" w:qFormat="1"/>
-    <w:lsdException w:name="Intense Quote" w:uiPriority="30" w:qFormat="1"/>
-    <w:lsdException w:name="Medium List 2 Accent 1" w:uiPriority="66"/>
-    <w:lsdException w:name="Medium Grid 1 Accent 1" w:uiPriority="67"/>
-    <w:lsdException w:name="Medium Grid 2 Accent 1" w:uiPriority="68"/>
-    <w:lsdException w:name="Medium Grid 3 Accent 1" w:uiPriority="69"/>
-    <w:lsdException w:name="Dark List Accent 1" w:uiPriority="70"/>
-    <w:lsdException w:name="Colorful Shading Accent 1" w:uiPriority="71"/>
-    <w:lsdException w:name="Colorful List Accent 1" w:uiPriority="72"/>
-    <w:lsdException w:name="Colorful Grid Accent 1" w:uiPriority="73"/>
-    <w:lsdException w:name="Light Shading Accent 2" w:uiPriority="60"/>
-    <w:lsdException w:name="Light List Accent 2" w:uiPriority="61"/>
-    <w:lsdException w:name="Light Grid Accent 2" w:uiPriority="62"/>
-    <w:lsdException w:name="Medium Shading 1 Accent 2" w:uiPriority="63"/>
-    <w:lsdException w:name="Medium Shading 2 Accent 2" w:uiPriority="64"/>
-    <w:lsdException w:name="Medium List 1 Accent 2" w:uiPriority="65"/>
-    <w:lsdException w:name="Medium List 2 Accent 2" w:uiPriority="66"/>
-    <w:lsdException w:name="Medium Grid 1 Accent 2" w:uiPriority="67"/>
-    <w:lsdException w:name="Medium Grid 2 Accent 2" w:uiPriority="68"/>
-    <w:lsdException w:name="Medium Grid 3 Accent 2" w:uiPriority="69"/>
-    <w:lsdException w:name="Dark List Accent 2" w:uiPriority="70"/>
-    <w:lsdException w:name="Colorful Shading Accent 2" w:uiPriority="71"/>
-    <w:lsdException w:name="Colorful List Accent 2" w:uiPriority="72"/>
-    <w:lsdException w:name="Colorful Grid Accent 2" w:uiPriority="73"/>
-    <w:lsdException w:name="Light Shading Accent 3" w:uiPriority="60"/>
-    <w:lsdException w:name="Light List Accent 3" w:uiPriority="61"/>
-    <w:lsdException w:name="Light Grid Accent 3" w:uiPriority="62"/>
-    <w:lsdException w:name="Medium Shading 1 Accent 3" w:uiPriority="63"/>
-    <w:lsdException w:name="Medium Shading 2 Accent 3" w:uiPriority="64"/>
-    <w:lsdException w:name="Medium List 1 Accent 3" w:uiPriority="65"/>
-    <w:lsdException w:name="Medium List 2 Accent 3" w:uiPriority="66"/>
-    <w:lsdException w:name="Medium Grid 1 Accent 3" w:uiPriority="67"/>
-    <w:lsdException w:name="Medium Grid 2 Accent 3" w:uiPriority="68"/>
-    <w:lsdException w:name="Medium Grid 3 Accent 3" w:uiPriority="69"/>
-    <w:lsdException w:name="Dark List Accent 3" w:uiPriority="70"/>
-    <w:lsdException w:name="Colorful Shading Accent 3" w:uiPriority="71"/>
-    <w:lsdException w:name="Colorful List Accent 3" w:uiPriority="72"/>
-    <w:lsdException w:name="Colorful Grid Accent 3" w:uiPriority="73"/>
-    <w:lsdException w:name="Light Shading Accent 4" w:uiPriority="60"/>
-    <w:lsdException w:name="Light List Accent 4" w:uiPriority="61"/>
-    <w:lsdException w:name="Light Grid Accent 4" w:uiPriority="62"/>
-    <w:lsdException w:name="Medium Shading 1 Accent 4" w:uiPriority="63"/>
-    <w:lsdException w:name="Medium Shading 2 Accent 4" w:uiPriority="64"/>
-    <w:lsdException w:name="Medium List 1 Accent 4" w:uiPriority="65"/>
-    <w:lsdException w:name="Medium List 2 Accent 4" w:uiPriority="66"/>
-    <w:lsdException w:name="Medium Grid 1 Accent 4" w:uiPriority="67"/>
-    <w:lsdException w:name="Medium Grid 2 Accent 4" w:uiPriority="68"/>
-    <w:lsdException w:name="Medium Grid 3 Accent 4" w:uiPriority="69"/>
-    <w:lsdException w:name="Dark List Accent 4" w:uiPriority="70"/>
-    <w:lsdException w:name="Colorful Shading Accent 4" w:uiPriority="71"/>
-    <w:lsdException w:name="Colorful List Accent 4" w:uiPriority="72"/>
-    <w:lsdException w:name="Colorful Grid Accent 4" w:uiPriority="73"/>
-    <w:lsdException w:name="Light Shading Accent 5" w:uiPriority="60"/>
-    <w:lsdException w:name="Light List Accent 5" w:uiPriority="61"/>
-    <w:lsdException w:name="Light Grid Accent 5" w:uiPriority="62"/>
-    <w:lsdException w:name="Medium Shading 1 Accent 5" w:uiPriority="63"/>
-    <w:lsdException w:name="Medium Shading 2 Accent 5" w:uiPriority="64"/>
-    <w:lsdException w:name="Medium List 1 Accent 5" w:uiPriority="65"/>
-    <w:lsdException w:name="Medium List 2 Accent 5" w:uiPriority="66"/>
-    <w:lsdException w:name="Medium Grid 1 Accent 5" w:uiPriority="67"/>
-    <w:lsdException w:name="Medium Grid 2 Accent 5" w:uiPriority="68"/>
-    <w:lsdException w:name="Medium Grid 3 Accent 5" w:uiPriority="69"/>
-    <w:lsdException w:name="Dark List Accent 5" w:uiPriority="70"/>
-    <w:lsdException w:name="Colorful Shading Accent 5" w:uiPriority="71"/>
-    <w:lsdException w:name="Colorful List Accent 5" w:uiPriority="72"/>
-    <w:lsdException w:name="Colorful Grid Accent 5" w:uiPriority="73"/>
-    <w:lsdException w:name="Light Shading Accent 6" w:uiPriority="60"/>
-    <w:lsdException w:name="Light List Accent 6" w:uiPriority="61"/>
-    <w:lsdException w:name="Light Grid Accent 6" w:uiPriority="62"/>
-    <w:lsdException w:name="Medium Shading 1 Accent 6" w:uiPriority="63"/>
-    <w:lsdException w:name="Medium Shading 2 Accent 6" w:uiPriority="64"/>
-    <w:lsdException w:name="Medium List 1 Accent 6" w:uiPriority="65"/>
-    <w:lsdException w:name="Medium List 2 Accent 6" w:uiPriority="66"/>
-    <w:lsdException w:name="Medium Grid 1 Accent 6" w:uiPriority="67"/>
-    <w:lsdException w:name="Medium Grid 2 Accent 6" w:uiPriority="68"/>
-    <w:lsdException w:name="Medium Grid 3 Accent 6" w:uiPriority="69"/>
-    <w:lsdException w:name="Dark List Accent 6" w:uiPriority="70"/>
-    <w:lsdException w:name="Colorful Shading Accent 6" w:uiPriority="71"/>
-    <w:lsdException w:name="Colorful List Accent 6" w:uiPriority="72"/>
-    <w:lsdException w:name="Colorful Grid Accent 6" w:uiPriority="73"/>
-    <w:lsdException w:name="Subtle Emphasis" w:uiPriority="19" w:qFormat="1"/>
-    <w:lsdException w:name="Intense Emphasis" w:uiPriority="21" w:qFormat="1"/>
-    <w:lsdException w:name="Subtle Reference" w:uiPriority="31" w:qFormat="1"/>
-    <w:lsdException w:name="Intense Reference" w:uiPriority="32" w:qFormat="1"/>
-    <w:lsdException w:name="Book Title" w:uiPriority="33" w:qFormat="1"/>
-    <w:lsdException w:name="Bibliography" w:semiHidden="1" w:uiPriority="37" w:unhideWhenUsed="1"/>
-    <w:lsdException w:name="TOC Heading" w:semiHidden="1" w:uiPriority="39" w:unhideWhenUsed="1" w:qFormat="1"/>
-    <w:lsdException w:name="Plain Table 1" w:uiPriority="41"/>
-    <w:lsdException w:name="Plain Table 2" w:uiPriority="42"/>
-    <w:lsdException w:name="Plain Table 3" w:uiPriority="43"/>
-    <w:lsdException w:name="Plain Table 4" w:uiPriority="44"/>
-    <w:lsdException w:name="Plain Table 5" w:uiPriority="45"/>
-    <w:lsdException w:name="Grid Table Light" w:uiPriority="40"/>
-    <w:lsdException w:name="Grid Table 1 Light" w:uiPriority="46"/>
-    <w:lsdException w:name="Grid Table 2" w:uiPriority="47"/>
-    <w:lsdException w:name="Grid Table 3" w:uiPriority="48"/>
-    <w:lsdException w:name="Grid Table 4" w:uiPriority="49"/>
-    <w:lsdException w:name="Grid Table 5 Dark" w:uiPriority="50"/>
-    <w:lsdException w:name="Grid Table 6 Colorful" w:uiPriority="51"/>
-    <w:lsdException w:name="Grid Table 7 Colorful" w:uiPriority="52"/>
-    <w:lsdException w:name="Grid Table 1 Light Accent 1" w:uiPriority="46"/>
-    <w:lsdException w:name="Grid Table 2 Accent 1" w:uiPriority="47"/>
-    <w:lsdException w:name="Grid Table 3 Accent 1" w:uiPriority="48"/>
-    <w:lsdException w:name="Grid Table 4 Accent 1" w:uiPriority="49"/>
-    <w:lsdException w:name="Grid Table 5 Dark Accent 1" w:uiPriority="50"/>
-    <w:lsdException w:name="Grid Table 6 Colorful Accent 1" w:uiPriority="51"/>
-    <w:lsdException w:name="Grid Table 7 Colorful Accent 1" w:uiPriority="52"/>
-    <w:lsdException w:name="Grid Table 1 Light Accent 2" w:uiPriority="46"/>
-    <w:lsdException w:name="Grid Table 2 Accent 2" w:uiPriority="47"/>
-    <w:lsdException w:name="Grid Table 3 Accent 2" w:uiPriority="48"/>
-    <w:lsdException w:name="Grid Table 4 Accent 2" w:uiPriority="49"/>
-    <w:lsdException w:name="Grid Table 5 Dark Accent 2" w:uiPriority="50"/>
-    <w:lsdException w:name="Grid Table 6 Colorful Accent 2" w:uiPriority="51"/>
-    <w:lsdException w:name="Grid Table 7 Colorful Accent 2" w:uiPriority="52"/>
-    <w:lsdException w:name="Grid Table 1 Light Accent 3" w:uiPriority="46"/>
-    <w:lsdException w:name="Grid Table 2 Accent 3" w:uiPriority="47"/>
-    <w:lsdException w:name="Grid Table 3 Accent 3" w:uiPriority="48"/>
-    <w:lsdException w:name="Grid Table 4 Accent 3" w:uiPriority="49"/>
-    <w:lsdException w:name="Grid Table 5 Dark Accent 3" w:uiPriority="50"/>
-    <w:lsdException w:name="Grid Table 6 Colorful Accent 3" w:uiPriority="51"/>
-    <w:lsdException w:name="Grid Table 7 Colorful Accent 3" w:uiPriority="52"/>
-    <w:lsdException w:name="Grid Table 1 Light Accent 4" w:uiPriority="46"/>
-    <w:lsdException w:name="Grid Table 2 Accent 4" w:uiPriority="47"/>
-    <w:lsdException w:name="Grid Table 3 Accent 4" w:uiPriority="48"/>
-    <w:lsdException w:name="Grid Table 4 Accent 4" w:uiPriority="49"/>
-    <w:lsdException w:name="Grid Table 5 Dark Accent 4" w:uiPriority="50"/>
-    <w:lsdException w:name="Grid Table 6 Colorful Accent 4" w:uiPriority="51"/>
-    <w:lsdException w:name="Grid Table 7 Colorful Accent 4" w:uiPriority="52"/>
-    <w:lsdException w:name="Grid Table 1 Light Accent 5" w:uiPriority="46"/>
-    <w:lsdException w:name="Grid Table 2 Accent 5" w:uiPriority="47"/>
-    <w:lsdException w:name="Grid Table 3 Accent 5" w:uiPriority="48"/>
-    <w:lsdException w:name="Grid Table 4 Accent 5" w:uiPriority="49"/>
-    <w:lsdException w:name="Grid Table 5 Dark Accent 5" w:uiPriority="50"/>
-    <w:lsdException w:name="Grid Table 6 Colorful Accent 5" w:uiPriority="51"/>
-    <w:lsdException w:name="Grid Table 7 Colorful Accent 5" w:uiPriority="52"/>
-    <w:lsdException w:name="Grid Table 1 Light Accent 6" w:uiPriority="46"/>
-    <w:lsdException w:name="Grid Table 2 Accent 6" w:uiPriority="47"/>
-    <w:lsdException w:name="Grid Table 3 Accent 6" w:uiPriority="48"/>
-    <w:lsdException w:name="Grid Table 4 Accent 6" w:uiPriority="49"/>
-    <w:lsdException w:name="Grid Table 5 Dark Accent 6" w:uiPriority="50"/>
-    <w:lsdException w:name="Grid Table 6 Colorful Accent 6" w:uiPriority="51"/>
-    <w:lsdException w:name="Grid Table 7 Colorful Accent 6" w:uiPriority="52"/>
-    <w:lsdException w:name="List Table 1 Light" w:uiPriority="46"/>
-    <w:lsdException w:name="List Table 2" w:uiPriority="47"/>
-    <w:lsdException w:name="List Table 3" w:uiPriority="48"/>
-    <w:lsdException w:name="List Table 4" w:uiPriority="49"/>
-    <w:lsdException w:name="List Table 5 Dark" w:uiPriority="50"/>
-    <w:lsdException w:name="List Table 6 Colorful" w:uiPriority="51"/>
-    <w:lsdException w:name="List Table 7 Colorful" w:uiPriority="52"/>
-    <w:lsdException w:name="List Table 1 Light Accent 1" w:uiPriority="46"/>
-    <w:lsdException w:name="List Table 2 Accent 1" w:uiPriority="47"/>
-    <w:lsdException w:name="List Table 3 Accent 1" w:uiPriority="48"/>
-    <w:lsdException w:name="List Table 4 Accent 1" w:uiPriority="49"/>
-    <w:lsdException w:name="List Table 5 Dark Accent 1" w:uiPriority="50"/>
-    <w:lsdException w:name="List Table 6 Colorful Accent 1" w:uiPriority="51"/>
-    <w:lsdException w:name="List Table 7 Colorful Accent 1" w:uiPriority="52"/>
-    <w:lsdException w:name="List Table 1 Light Accent 2" w:uiPriority="46"/>
-    <w:lsdException w:name="List Table 2 Accent 2" w:uiPriority="47"/>
-    <w:lsdException w:name="List Table 3 Accent 2" w:uiPriority="48"/>
-    <w:lsdException w:name="List Table 4 Accent 2" w:uiPriority="49"/>
-    <w:lsdException w:name="List Table 5 Dark Accent 2" w:uiPriority="50"/>
-    <w:lsdException w:name="List Table 6 Colorful Accent 2" w:uiPriority="51"/>
-    <w:lsdException w:name="List Table 7 Colorful Accent 2" w:uiPriority="52"/>
-    <w:lsdException w:name="List Table 1 Light Accent 3" w:uiPriority="46"/>
-    <w:lsdException w:name="List Table 2 Accent 3" w:uiPriority="47"/>
-    <w:lsdException w:name="List Table 3 Accent 3" w:uiPriority="48"/>
-    <w:lsdException w:name="List Table 4 Accent 3" w:uiPriority="49"/>
-    <w:lsdException w:name="List Table 5 Dark Accent 3" w:uiPriority="50"/>
-    <w:lsdException w:name="List Table 6 Colorful Accent 3" w:uiPriority="51"/>
-    <w:lsdException w:name="List Table 7 Colorful Accent 3" w:uiPriority="52"/>
-    <w:lsdException w:name="List Table 1 Light Accent 4" w:uiPriority="46"/>
-    <w:lsdException w:name="List Table 2 Accent 4" w:uiPriority="47"/>
-    <w:lsdException w:name="List Table 3 Accent 4" w:uiPriority="48"/>
-    <w:lsdException w:name="List Table 4 Accent 4" w:uiPriority="49"/>
-    <w:lsdException w:name="List Table 5 Dark Accent 4" w:uiPriority="50"/>
-    <w:lsdException w:name="List Table 6 Colorful Accent 4" w:uiPriority="51"/>
-    <w:lsdException w:name="List Table 7 Colorful Accent 4" w:uiPriority="52"/>
-    <w:lsdException w:name="List Table 1 Light Accent 5" w:uiPriority="46"/>
-    <w:lsdException w:name="List Table 2 Accent 5" w:uiPriority="47"/>
-    <w:lsdException w:name="List Table 3 Accent 5" w:uiPriority="48"/>
-    <w:lsdException w:name="List Table 4 Accent 5" w:uiPriority="49"/>
-    <w:lsdException w:name="List Table 5 Dark Accent 5" w:uiPriority="50"/>
-    <w:lsdException w:name="List Table 6 Colorful Accent 5" w:uiPriority="51"/>
-    <w:lsdException w:name="List Table 7 Colorful Accent 5" w:uiPriority="52"/>
-    <w:lsdException w:name="List Table 1 Light Accent 6" w:uiPriority="46"/>
-    <w:lsdException w:name="List Table 2 Accent 6" w:uiPriority="47"/>
-    <w:lsdException w:name="List Table 3 Accent 6" w:uiPriority="48"/>
-    <w:lsdException w:name="List Table 4 Accent 6" w:uiPriority="49"/>
-    <w:lsdException w:name="List Table 5 Dark Accent 6" w:uiPriority="50"/>
-    <w:lsdException w:name="List Table 6 Colorful Accent 6" w:uiPriority="51"/>
-    <w:lsdException w:name="List Table 7 Colorful Accent 6" w:uiPriority="52"/>
-    <w:lsdException w:name="Mention" w:semiHidden="1" w:unhideWhenUsed="1"/>
-    <w:lsdException w:name="Smart Hyperlink" w:semiHidden="1" w:unhideWhenUsed="1"/>
-    <w:lsdException w:name="Hashtag" w:semiHidden="1" w:unhideWhenUsed="1"/>
-    <w:lsdException w:name="Unresolved Mention" w:semiHidden="1" w:unhideWhenUsed="1"/>
-    <w:lsdException w:name="Smart Link" w:semiHidden="1" w:unhideWhenUsed="1"/>
+  <w:latentStyles w:defLockedState="0" w:defUIPriority="99" w:defSemiHidden="1" w:defUnhideWhenUsed="1" w:defQFormat="0" w:count="267">
+    <w:lsdException w:name="Normal" w:semiHidden="0" w:uiPriority="0" w:unhideWhenUsed="0" w:qFormat="1"/>
+    <w:lsdException w:name="heading 1" w:semiHidden="0" w:uiPriority="9" w:unhideWhenUsed="0" w:qFormat="1"/>
+    <w:lsdException w:name="heading 2" w:uiPriority="9" w:qFormat="1"/>
+    <w:lsdException w:name="heading 3" w:uiPriority="9" w:qFormat="1"/>
+    <w:lsdException w:name="heading 4" w:uiPriority="9" w:qFormat="1"/>
+    <w:lsdException w:name="heading 5" w:uiPriority="9" w:qFormat="1"/>
+    <w:lsdException w:name="heading 6" w:uiPriority="9" w:qFormat="1"/>
+    <w:lsdException w:name="heading 7" w:uiPriority="9" w:qFormat="1"/>
+    <w:lsdException w:name="heading 8" w:uiPriority="9" w:qFormat="1"/>
+    <w:lsdException w:name="heading 9" w:uiPriority="9" w:qFormat="1"/>
+    <w:lsdException w:name="toc 1" w:uiPriority="39"/>
+    <w:lsdException w:name="toc 2" w:uiPriority="39"/>
+    <w:lsdException w:name="toc 3" w:uiPriority="39"/>
+    <w:lsdException w:name="toc 4" w:uiPriority="39"/>
+    <w:lsdException w:name="toc 5" w:uiPriority="39"/>
+    <w:lsdException w:name="toc 6" w:uiPriority="39"/>
+    <w:lsdException w:name="toc 7" w:uiPriority="39"/>
+    <w:lsdException w:name="toc 8" w:uiPriority="39"/>
+    <w:lsdException w:name="toc 9" w:uiPriority="39"/>
+    <w:lsdException w:name="caption" w:uiPriority="35" w:qFormat="1"/>
+    <w:lsdException w:name="Title" w:semiHidden="0" w:uiPriority="10" w:unhideWhenUsed="0" w:qFormat="1"/>
+    <w:lsdException w:name="Default Paragraph Font" w:uiPriority="1"/>
+    <w:lsdException w:name="Subtitle" w:semiHidden="0" w:uiPriority="11" w:unhideWhenUsed="0" w:qFormat="1"/>
+    <w:lsdException w:name="Strong" w:semiHidden="0" w:uiPriority="22" w:unhideWhenUsed="0" w:qFormat="1"/>
+    <w:lsdException w:name="Emphasis" w:semiHidden="0" w:uiPriority="20" w:unhideWhenUsed="0" w:qFormat="1"/>
+    <w:lsdException w:name="Table Grid" w:semiHidden="0" w:uiPriority="39" w:unhideWhenUsed="0"/>
+    <w:lsdException w:name="Placeholder Text" w:unhideWhenUsed="0"/>
+    <w:lsdException w:name="No Spacing" w:semiHidden="0" w:uiPriority="1" w:unhideWhenUsed="0" w:qFormat="1"/>
+    <w:lsdException w:name="Light Shading" w:semiHidden="0" w:uiPriority="60" w:unhideWhenUsed="0"/>
+    <w:lsdException w:name="Light List" w:semiHidden="0" w:uiPriority="61" w:unhideWhenUsed="0"/>
+    <w:lsdException w:name="Light Grid" w:semiHidden="0" w:uiPriority="62" w:unhideWhenUsed="0"/>
+    <w:lsdException w:name="Medium Shading 1" w:semiHidden="0" w:uiPriority="63" w:unhideWhenUsed="0"/>
+    <w:lsdException w:name="Medium Shading 2" w:semiHidden="0" w:uiPriority="64" w:unhideWhenUsed="0"/>
+    <w:lsdException w:name="Medium List 1" w:semiHidden="0" w:uiPriority="65" w:unhideWhenUsed="0"/>
+    <w:lsdException w:name="Medium List 2" w:semiHidden="0" w:uiPriority="66" w:unhideWhenUsed="0"/>
+    <w:lsdException w:name="Medium Grid 1" w:semiHidden="0" w:uiPriority="67" w:unhideWhenUsed="0"/>
+    <w:lsdException w:name="Medium Grid 2" w:semiHidden="0" w:uiPriority="68" w:unhideWhenUsed="0"/>
+    <w:lsdException w:name="Medium Grid 3" w:semiHidden="0" w:uiPriority="69" w:unhideWhenUsed="0"/>
+    <w:lsdException w:name="Dark List" w:semiHidden="0" w:uiPriority="70" w:unhideWhenUsed="0"/>
+    <w:lsdException w:name="Colorful Shading" w:semiHidden="0" w:uiPriority="71" w:unhideWhenUsed="0"/>
+    <w:lsdException w:name="Colorful List" w:semiHidden="0" w:uiPriority="72" w:unhideWhenUsed="0"/>
+    <w:lsdException w:name="Colorful Grid" w:semiHidden="0" w:uiPriority="73" w:unhideWhenUsed="0"/>
+    <w:lsdException w:name="Light Shading Accent 1" w:semiHidden="0" w:uiPriority="60" w:unhideWhenUsed="0"/>
+    <w:lsdException w:name="Light List Accent 1" w:semiHidden="0" w:uiPriority="61" w:unhideWhenUsed="0"/>
+    <w:lsdException w:name="Light Grid Accent 1" w:semiHidden="0" w:uiPriority="62" w:unhideWhenUsed="0"/>
+    <w:lsdException w:name="Medium Shading 1 Accent 1" w:semiHidden="0" w:uiPriority="63" w:unhideWhenUsed="0"/>
+    <w:lsdException w:name="Medium Shading 2 Accent 1" w:semiHidden="0" w:uiPriority="64" w:unhideWhenUsed="0"/>
+    <w:lsdException w:name="Medium List 1 Accent 1" w:semiHidden="0" w:uiPriority="65" w:unhideWhenUsed="0"/>
+    <w:lsdException w:name="Revision" w:unhideWhenUsed="0"/>
+    <w:lsdException w:name="List Paragraph" w:semiHidden="0" w:uiPriority="34" w:unhideWhenUsed="0" w:qFormat="1"/>
+    <w:lsdException w:name="Quote" w:semiHidden="0" w:uiPriority="29" w:unhideWhenUsed="0" w:qFormat="1"/>
+    <w:lsdException w:name="Intense Quote" w:semiHidden="0" w:uiPriority="30" w:unhideWhenUsed="0" w:qFormat="1"/>
+    <w:lsdException w:name="Medium List 2 Accent 1" w:semiHidden="0" w:uiPriority="66" w:unhideWhenUsed="0"/>
+    <w:lsdException w:name="Medium Grid 1 Accent 1" w:semiHidden="0" w:uiPriority="67" w:unhideWhenUsed="0"/>
+    <w:lsdException w:name="Medium Grid 2 Accent 1" w:semiHidden="0" w:uiPriority="68" w:unhideWhenUsed="0"/>
+    <w:lsdException w:name="Medium Grid 3 Accent 1" w:semiHidden="0" w:uiPriority="69" w:unhideWhenUsed="0"/>
+    <w:lsdException w:name="Dark List Accent 1" w:semiHidden="0" w:uiPriority="70" w:unhideWhenUsed="0"/>
+    <w:lsdException w:name="Colorful Shading Accent 1" w:semiHidden="0" w:uiPriority="71" w:unhideWhenUsed="0"/>
+    <w:lsdException w:name="Colorful List Accent 1" w:semiHidden="0" w:uiPriority="72" w:unhideWhenUsed="0"/>
+    <w:lsdException w:name="Colorful Grid Accent 1" w:semiHidden="0" w:uiPriority="73" w:unhideWhenUsed="0"/>
+    <w:lsdException w:name="Light Shading Accent 2" w:semiHidden="0" w:uiPriority="60" w:unhideWhenUsed="0"/>
+    <w:lsdException w:name="Light List Accent 2" w:semiHidden="0" w:uiPriority="61" w:unhideWhenUsed="0"/>
+    <w:lsdException w:name="Light Grid Accent 2" w:semiHidden="0" w:uiPriority="62" w:unhideWhenUsed="0"/>
+    <w:lsdException w:name="Medium Shading 1 Accent 2" w:semiHidden="0" w:uiPriority="63" w:unhideWhenUsed="0"/>
+    <w:lsdException w:name="Medium Shading 2 Accent 2" w:semiHidden="0" w:uiPriority="64" w:unhideWhenUsed="0"/>
+    <w:lsdException w:name="Medium List 1 Accent 2" w:semiHidden="0" w:uiPriority="65" w:unhideWhenUsed="0"/>
+    <w:lsdException w:name="Medium List 2 Accent 2" w:semiHidden="0" w:uiPriority="66" w:unhideWhenUsed="0"/>
+    <w:lsdException w:name="Medium Grid 1 Accent 2" w:semiHidden="0" w:uiPriority="67" w:unhideWhenUsed="0"/>
+    <w:lsdException w:name="Medium Grid 2 Accent 2" w:semiHidden="0" w:uiPriority="68" w:unhideWhenUsed="0"/>
+    <w:lsdException w:name="Medium Grid 3 Accent 2" w:semiHidden="0" w:uiPriority="69" w:unhideWhenUsed="0"/>
+    <w:lsdException w:name="Dark List Accent 2" w:semiHidden="0" w:uiPriority="70" w:unhideWhenUsed="0"/>
+    <w:lsdException w:name="Colorful Shading Accent 2" w:semiHidden="0" w:uiPriority="71" w:unhideWhenUsed="0"/>
+    <w:lsdException w:name="Colorful List Accent 2" w:semiHidden="0" w:uiPriority="72" w:unhideWhenUsed="0"/>
+    <w:lsdException w:name="Colorful Grid Accent 2" w:semiHidden="0" w:uiPriority="73" w:unhideWhenUsed="0"/>
+    <w:lsdException w:name="Light Shading Accent 3" w:semiHidden="0" w:uiPriority="60" w:unhideWhenUsed="0"/>
+    <w:lsdException w:name="Light List Accent 3" w:semiHidden="0" w:uiPriority="61" w:unhideWhenUsed="0"/>
+    <w:lsdException w:name="Light Grid Accent 3" w:semiHidden="0" w:uiPriority="62" w:unhideWhenUsed="0"/>
+    <w:lsdException w:name="Medium Shading 1 Accent 3" w:semiHidden="0" w:uiPriority="63" w:unhideWhenUsed="0"/>
+    <w:lsdException w:name="Medium Shading 2 Accent 3" w:semiHidden="0" w:uiPriority="64" w:unhideWhenUsed="0"/>
+    <w:lsdException w:name="Medium List 1 Accent 3" w:semiHidden="0" w:uiPriority="65" w:unhideWhenUsed="0"/>
+    <w:lsdException w:name="Medium List 2 Accent 3" w:semiHidden="0" w:uiPriority="66" w:unhideWhenUsed="0"/>
+    <w:lsdException w:name="Medium Grid 1 Accent 3" w:semiHidden="0" w:uiPriority="67" w:unhideWhenUsed="0"/>
+    <w:lsdException w:name="Medium Grid 2 Accent 3" w:semiHidden="0" w:uiPriority="68" w:unhideWhenUsed="0"/>
+    <w:lsdException w:name="Medium Grid 3 Accent 3" w:semiHidden="0" w:uiPriority="69" w:unhideWhenUsed="0"/>
+    <w:lsdException w:name="Dark List Accent 3" w:semiHidden="0" w:uiPriority="70" w:unhideWhenUsed="0"/>
+    <w:lsdException w:name="Colorful Shading Accent 3" w:semiHidden="0" w:uiPriority="71" w:unhideWhenUsed="0"/>
+    <w:lsdException w:name="Colorful List Accent 3" w:semiHidden="0" w:uiPriority="72" w:unhideWhenUsed="0"/>
+    <w:lsdException w:name="Colorful Grid Accent 3" w:semiHidden="0" w:uiPriority="73" w:unhideWhenUsed="0"/>
+    <w:lsdException w:name="Light Shading Accent 4" w:semiHidden="0" w:uiPriority="60" w:unhideWhenUsed="0"/>
+    <w:lsdException w:name="Light List Accent 4" w:semiHidden="0" w:uiPriority="61" w:unhideWhenUsed="0"/>
+    <w:lsdException w:name="Light Grid Accent 4" w:semiHidden="0" w:uiPriority="62" w:unhideWhenUsed="0"/>
+    <w:lsdException w:name="Medium Shading 1 Accent 4" w:semiHidden="0" w:uiPriority="63" w:unhideWhenUsed="0"/>
+    <w:lsdException w:name="Medium Shading 2 Accent 4" w:semiHidden="0" w:uiPriority="64" w:unhideWhenUsed="0"/>
+    <w:lsdException w:name="Medium List 1 Accent 4" w:semiHidden="0" w:uiPriority="65" w:unhideWhenUsed="0"/>
+    <w:lsdException w:name="Medium List 2 Accent 4" w:semiHidden="0" w:uiPriority="66" w:unhideWhenUsed="0"/>
+    <w:lsdException w:name="Medium Grid 1 Accent 4" w:semiHidden="0" w:uiPriority="67" w:unhideWhenUsed="0"/>
+    <w:lsdException w:name="Medium Grid 2 Accent 4" w:semiHidden="0" w:uiPriority="68" w:unhideWhenUsed="0"/>
+    <w:lsdException w:name="Medium Grid 3 Accent 4" w:semiHidden="0" w:uiPriority="69" w:unhideWhenUsed="0"/>
+    <w:lsdException w:name="Dark List Accent 4" w:semiHidden="0" w:uiPriority="70" w:unhideWhenUsed="0"/>
+    <w:lsdException w:name="Colorful Shading Accent 4" w:semiHidden="0" w:uiPriority="71" w:unhideWhenUsed="0"/>
+    <w:lsdException w:name="Colorful List Accent 4" w:semiHidden="0" w:uiPriority="72" w:unhideWhenUsed="0"/>
+    <w:lsdException w:name="Colorful Grid Accent 4" w:semiHidden="0" w:uiPriority="73" w:unhideWhenUsed="0"/>
+    <w:lsdException w:name="Light Shading Accent 5" w:semiHidden="0" w:uiPriority="60" w:unhideWhenUsed="0"/>
+    <w:lsdException w:name="Light List Accent 5" w:semiHidden="0" w:uiPriority="61" w:unhideWhenUsed="0"/>
+    <w:lsdException w:name="Light Grid Accent 5" w:semiHidden="0" w:uiPriority="62" w:unhideWhenUsed="0"/>
+    <w:lsdException w:name="Medium Shading 1 Accent 5" w:semiHidden="0" w:uiPriority="63" w:unhideWhenUsed="0"/>
+    <w:lsdException w:name="Medium Shading 2 Accent 5" w:semiHidden="0" w:uiPriority="64" w:unhideWhenUsed="0"/>
+    <w:lsdException w:name="Medium List 1 Accent 5" w:semiHidden="0" w:uiPriority="65" w:unhideWhenUsed="0"/>
+    <w:lsdException w:name="Medium List 2 Accent 5" w:semiHidden="0" w:uiPriority="66" w:unhideWhenUsed="0"/>
+    <w:lsdException w:name="Medium Grid 1 Accent 5" w:semiHidden="0" w:uiPriority="67" w:unhideWhenUsed="0"/>
+    <w:lsdException w:name="Medium Grid 2 Accent 5" w:semiHidden="0" w:uiPriority="68" w:unhideWhenUsed="0"/>
+    <w:lsdException w:name="Medium Grid 3 Accent 5" w:semiHidden="0" w:uiPriority="69" w:unhideWhenUsed="0"/>
+    <w:lsdException w:name="Dark List Accent 5" w:semiHidden="0" w:uiPriority="70" w:unhideWhenUsed="0"/>
+    <w:lsdException w:name="Colorful Shading Accent 5" w:semiHidden="0" w:uiPriority="71" w:unhideWhenUsed="0"/>
+    <w:lsdException w:name="Colorful List Accent 5" w:semiHidden="0" w:uiPriority="72" w:unhideWhenUsed="0"/>
+    <w:lsdException w:name="Colorful Grid Accent 5" w:semiHidden="0" w:uiPriority="73" w:unhideWhenUsed="0"/>
+    <w:lsdException w:name="Light Shading Accent 6" w:semiHidden="0" w:uiPriority="60" w:unhideWhenUsed="0"/>
+    <w:lsdException w:name="Light List Accent 6" w:semiHidden="0" w:uiPriority="61" w:unhideWhenUsed="0"/>
+    <w:lsdException w:name="Light Grid Accent 6" w:semiHidden="0" w:uiPriority="62" w:unhideWhenUsed="0"/>
+    <w:lsdException w:name="Medium Shading 1 Accent 6" w:semiHidden="0" w:uiPriority="63" w:unhideWhenUsed="0"/>
+    <w:lsdException w:name="Medium Shading 2 Accent 6" w:semiHidden="0" w:uiPriority="64" w:unhideWhenUsed="0"/>
+    <w:lsdException w:name="Medium List 1 Accent 6" w:semiHidden="0" w:uiPriority="65" w:unhideWhenUsed="0"/>
+    <w:lsdException w:name="Medium List 2 Accent 6" w:semiHidden="0" w:uiPriority="66" w:unhideWhenUsed="0"/>
+    <w:lsdException w:name="Medium Grid 1 Accent 6" w:semiHidden="0" w:uiPriority="67" w:unhideWhenUsed="0"/>
+    <w:lsdException w:name="Medium Grid 2 Accent 6" w:semiHidden="0" w:uiPriority="68" w:unhideWhenUsed="0"/>
+    <w:lsdException w:name="Medium Grid 3 Accent 6" w:semiHidden="0" w:uiPriority="69" w:unhideWhenUsed="0"/>
+    <w:lsdException w:name="Dark List Accent 6" w:semiHidden="0" w:uiPriority="70" w:unhideWhenUsed="0"/>
+    <w:lsdException w:name="Colorful Shading Accent 6" w:semiHidden="0" w:uiPriority="71" w:unhideWhenUsed="0"/>
+    <w:lsdException w:name="Colorful List Accent 6" w:semiHidden="0" w:uiPriority="72" w:unhideWhenUsed="0"/>
+    <w:lsdException w:name="Colorful Grid Accent 6" w:semiHidden="0" w:uiPriority="73" w:unhideWhenUsed="0"/>
+    <w:lsdException w:name="Subtle Emphasis" w:semiHidden="0" w:uiPriority="19" w:unhideWhenUsed="0" w:qFormat="1"/>
+    <w:lsdException w:name="Intense Emphasis" w:semiHidden="0" w:uiPriority="21" w:unhideWhenUsed="0" w:qFormat="1"/>
+    <w:lsdException w:name="Subtle Reference" w:semiHidden="0" w:uiPriority="31" w:unhideWhenUsed="0" w:qFormat="1"/>
+    <w:lsdException w:name="Intense Reference" w:semiHidden="0" w:uiPriority="32" w:unhideWhenUsed="0" w:qFormat="1"/>
+    <w:lsdException w:name="Book Title" w:semiHidden="0" w:uiPriority="33" w:unhideWhenUsed="0" w:qFormat="1"/>
+    <w:lsdException w:name="Bibliography" w:uiPriority="37"/>
+    <w:lsdException w:name="TOC Heading" w:uiPriority="39" w:qFormat="1"/>
   </w:latentStyles>
   <w:style w:type="paragraph" w:default="1" w:styleId="a">
     <w:name w:val="Normal"/>
@@ -1177,6 +1492,441 @@
   <w:style w:type="character" w:default="1" w:styleId="a0">
     <w:name w:val="Default Paragraph Font"/>
     <w:uiPriority w:val="1"/>
+    <w:semiHidden/>
+    <w:unhideWhenUsed/>
+  </w:style>
+  <w:style w:type="table" w:default="1" w:styleId="a1">
+    <w:name w:val="Normal Table"/>
+    <w:uiPriority w:val="99"/>
+    <w:semiHidden/>
+    <w:unhideWhenUsed/>
+    <w:tblPr>
+      <w:tblInd w:w="0" w:type="dxa"/>
+      <w:tblCellMar>
+        <w:top w:w="0" w:type="dxa"/>
+        <w:left w:w="108" w:type="dxa"/>
+        <w:bottom w:w="0" w:type="dxa"/>
+        <w:right w:w="108" w:type="dxa"/>
+      </w:tblCellMar>
+    </w:tblPr>
+  </w:style>
+  <w:style w:type="numbering" w:default="1" w:styleId="a2">
+    <w:name w:val="No List"/>
+    <w:uiPriority w:val="99"/>
+    <w:semiHidden/>
+    <w:unhideWhenUsed/>
+  </w:style>
+  <w:style w:type="table" w:customStyle="1" w:styleId="TableNormal">
+    <w:name w:val="TableNormal"/>
+    <w:tblPr>
+      <w:tblCellMar>
+        <w:top w:w="100" w:type="dxa"/>
+        <w:left w:w="100" w:type="dxa"/>
+        <w:bottom w:w="100" w:type="dxa"/>
+        <w:right w:w="100" w:type="dxa"/>
+      </w:tblCellMar>
+    </w:tblPr>
+  </w:style>
+  <w:style w:type="paragraph" w:styleId="a3">
+    <w:name w:val="Title"/>
+    <w:basedOn w:val="a"/>
+    <w:next w:val="a"/>
+    <w:uiPriority w:val="10"/>
+    <w:qFormat/>
+    <w:pPr>
+      <w:keepNext/>
+      <w:keepLines/>
+      <w:spacing w:before="480" w:after="120"/>
+    </w:pPr>
+    <w:rPr>
+      <w:b/>
+      <w:bCs/>
+      <w:sz w:val="72"/>
+      <w:szCs w:val="72"/>
+    </w:rPr>
+  </w:style>
+  <w:style w:type="table" w:customStyle="1" w:styleId="TableNormal0">
+    <w:name w:val="TableNormal"/>
+    <w:tblPr>
+      <w:tblCellMar>
+        <w:top w:w="100" w:type="dxa"/>
+        <w:left w:w="100" w:type="dxa"/>
+        <w:bottom w:w="100" w:type="dxa"/>
+        <w:right w:w="100" w:type="dxa"/>
+      </w:tblCellMar>
+    </w:tblPr>
+  </w:style>
+  <w:style w:type="paragraph" w:styleId="a4">
+    <w:name w:val="List Paragraph"/>
+    <w:uiPriority w:val="34"/>
+    <w:qFormat/>
+    <w:rsid w:val="00267449"/>
+    <w:pPr>
+      <w:ind w:left="720"/>
+      <w:contextualSpacing/>
+    </w:pPr>
+  </w:style>
+  <w:style w:type="paragraph" w:styleId="a5">
+    <w:name w:val="No Spacing"/>
+    <w:uiPriority w:val="1"/>
+    <w:qFormat/>
+    <w:rsid w:val="00267449"/>
+  </w:style>
+  <w:style w:type="paragraph" w:customStyle="1" w:styleId="text">
+    <w:name w:val="text"/>
+    <w:rsid w:val="00BA1DF2"/>
+    <w:pPr>
+      <w:spacing w:before="100" w:beforeAutospacing="1" w:after="100" w:afterAutospacing="1"/>
+    </w:pPr>
+    <w:rPr>
+      <w:rFonts w:ascii="Times" w:eastAsia="Calibri" w:hAnsi="Times"/>
+      <w:sz w:val="20"/>
+      <w:szCs w:val="20"/>
+      <w:lang w:val="en-US"/>
+    </w:rPr>
+  </w:style>
+  <w:style w:type="character" w:styleId="a6">
+    <w:name w:val="Strong"/>
+    <w:uiPriority w:val="22"/>
+    <w:qFormat/>
+    <w:rsid w:val="00BA1DF2"/>
+    <w:rPr>
+      <w:b/>
+      <w:bCs/>
+    </w:rPr>
+  </w:style>
+  <w:style w:type="paragraph" w:styleId="a7">
+    <w:name w:val="Document Map"/>
+    <w:link w:val="a8"/>
+    <w:uiPriority w:val="99"/>
+    <w:semiHidden/>
+    <w:unhideWhenUsed/>
+    <w:rsid w:val="00CF48B0"/>
+    <w:rPr>
+      <w:rFonts w:ascii="Tahoma" w:hAnsi="Tahoma" w:cs="Tahoma"/>
+      <w:sz w:val="16"/>
+      <w:szCs w:val="16"/>
+    </w:rPr>
+  </w:style>
+  <w:style w:type="character" w:customStyle="1" w:styleId="a8">
+    <w:name w:val="Схема документа Знак"/>
+    <w:basedOn w:val="a0"/>
+    <w:link w:val="a7"/>
+    <w:uiPriority w:val="99"/>
+    <w:semiHidden/>
+    <w:rsid w:val="00CF48B0"/>
+    <w:rPr>
+      <w:rFonts w:ascii="Tahoma" w:eastAsia="Times New Roman" w:hAnsi="Tahoma" w:cs="Tahoma"/>
+      <w:sz w:val="16"/>
+      <w:szCs w:val="16"/>
+      <w:lang w:eastAsia="ru-RU"/>
+    </w:rPr>
+  </w:style>
+  <w:style w:type="paragraph" w:styleId="a9">
+    <w:name w:val="Subtitle"/>
+    <w:basedOn w:val="a"/>
+    <w:next w:val="a"/>
+    <w:uiPriority w:val="11"/>
+    <w:qFormat/>
+    <w:pPr>
+      <w:keepNext/>
+      <w:keepLines/>
+      <w:spacing w:before="360" w:after="80"/>
+    </w:pPr>
+    <w:rPr>
+      <w:rFonts w:ascii="Georgia" w:eastAsia="Georgia" w:hAnsi="Georgia" w:cs="Georgia"/>
+      <w:i/>
+      <w:iCs/>
+      <w:color w:val="666666"/>
+      <w:sz w:val="48"/>
+      <w:szCs w:val="48"/>
+    </w:rPr>
+  </w:style>
+</w:styles>
+</file>
+
+<file path=word/stylesWithEffects.xml><?xml version="1.0" encoding="utf-8"?>
+<w:styles xmlns:wpc="http://schemas.microsoft.com/office/word/2010/wordprocessingCanvas" xmlns:mc="http://schemas.openxmlformats.org/markup-compatibility/2006" xmlns:o="urn:schemas-microsoft-com:office:office" xmlns:r="http://schemas.openxmlformats.org/officeDocument/2006/relationships" xmlns:m="http://schemas.openxmlformats.org/officeDocument/2006/math" xmlns:v="urn:schemas-microsoft-com:vml" xmlns:wp14="http://schemas.microsoft.com/office/word/2010/wordprocessingDrawing" xmlns:wp="http://schemas.openxmlformats.org/drawingml/2006/wordprocessingDrawing" xmlns:w10="urn:schemas-microsoft-com:office:word" xmlns:w="http://schemas.openxmlformats.org/wordprocessingml/2006/main" xmlns:w14="http://schemas.microsoft.com/office/word/2010/wordml" xmlns:wpg="http://schemas.microsoft.com/office/word/2010/wordprocessingGroup" xmlns:wpi="http://schemas.microsoft.com/office/word/2010/wordprocessingInk" xmlns:wne="http://schemas.microsoft.com/office/word/2006/wordml" xmlns:wps="http://schemas.microsoft.com/office/word/2010/wordprocessingShape" mc:Ignorable="w14 wp14">
+  <w:docDefaults>
+    <w:rPrDefault>
+      <w:rPr>
+        <w:rFonts w:ascii="Times New Roman" w:eastAsia="Times New Roman" w:hAnsi="Times New Roman" w:cs="Times New Roman"/>
+        <w:sz w:val="24"/>
+        <w:szCs w:val="24"/>
+        <w:lang w:val="ru" w:eastAsia="ru-RU" w:bidi="ar-SA"/>
+      </w:rPr>
+    </w:rPrDefault>
+    <w:pPrDefault/>
+  </w:docDefaults>
+  <w:latentStyles w:defLockedState="0" w:defUIPriority="99" w:defSemiHidden="1" w:defUnhideWhenUsed="1" w:defQFormat="0" w:count="267">
+    <w:lsdException w:name="Normal" w:semiHidden="0" w:uiPriority="0" w:unhideWhenUsed="0" w:qFormat="1"/>
+    <w:lsdException w:name="heading 1" w:semiHidden="0" w:uiPriority="9" w:unhideWhenUsed="0" w:qFormat="1"/>
+    <w:lsdException w:name="heading 2" w:uiPriority="9" w:qFormat="1"/>
+    <w:lsdException w:name="heading 3" w:uiPriority="9" w:qFormat="1"/>
+    <w:lsdException w:name="heading 4" w:uiPriority="9" w:qFormat="1"/>
+    <w:lsdException w:name="heading 5" w:uiPriority="9" w:qFormat="1"/>
+    <w:lsdException w:name="heading 6" w:uiPriority="9" w:qFormat="1"/>
+    <w:lsdException w:name="heading 7" w:uiPriority="9" w:qFormat="1"/>
+    <w:lsdException w:name="heading 8" w:uiPriority="9" w:qFormat="1"/>
+    <w:lsdException w:name="heading 9" w:uiPriority="9" w:qFormat="1"/>
+    <w:lsdException w:name="toc 1" w:uiPriority="39"/>
+    <w:lsdException w:name="toc 2" w:uiPriority="39"/>
+    <w:lsdException w:name="toc 3" w:uiPriority="39"/>
+    <w:lsdException w:name="toc 4" w:uiPriority="39"/>
+    <w:lsdException w:name="toc 5" w:uiPriority="39"/>
+    <w:lsdException w:name="toc 6" w:uiPriority="39"/>
+    <w:lsdException w:name="toc 7" w:uiPriority="39"/>
+    <w:lsdException w:name="toc 8" w:uiPriority="39"/>
+    <w:lsdException w:name="toc 9" w:uiPriority="39"/>
+    <w:lsdException w:name="caption" w:uiPriority="35" w:qFormat="1"/>
+    <w:lsdException w:name="Title" w:semiHidden="0" w:uiPriority="10" w:unhideWhenUsed="0" w:qFormat="1"/>
+    <w:lsdException w:name="Default Paragraph Font" w:uiPriority="1"/>
+    <w:lsdException w:name="Subtitle" w:semiHidden="0" w:uiPriority="11" w:unhideWhenUsed="0" w:qFormat="1"/>
+    <w:lsdException w:name="Strong" w:semiHidden="0" w:uiPriority="22" w:unhideWhenUsed="0" w:qFormat="1"/>
+    <w:lsdException w:name="Emphasis" w:semiHidden="0" w:uiPriority="20" w:unhideWhenUsed="0" w:qFormat="1"/>
+    <w:lsdException w:name="Table Grid" w:semiHidden="0" w:uiPriority="39" w:unhideWhenUsed="0"/>
+    <w:lsdException w:name="Placeholder Text" w:unhideWhenUsed="0"/>
+    <w:lsdException w:name="No Spacing" w:semiHidden="0" w:uiPriority="1" w:unhideWhenUsed="0" w:qFormat="1"/>
+    <w:lsdException w:name="Light Shading" w:semiHidden="0" w:uiPriority="60" w:unhideWhenUsed="0"/>
+    <w:lsdException w:name="Light List" w:semiHidden="0" w:uiPriority="61" w:unhideWhenUsed="0"/>
+    <w:lsdException w:name="Light Grid" w:semiHidden="0" w:uiPriority="62" w:unhideWhenUsed="0"/>
+    <w:lsdException w:name="Medium Shading 1" w:semiHidden="0" w:uiPriority="63" w:unhideWhenUsed="0"/>
+    <w:lsdException w:name="Medium Shading 2" w:semiHidden="0" w:uiPriority="64" w:unhideWhenUsed="0"/>
+    <w:lsdException w:name="Medium List 1" w:semiHidden="0" w:uiPriority="65" w:unhideWhenUsed="0"/>
+    <w:lsdException w:name="Medium List 2" w:semiHidden="0" w:uiPriority="66" w:unhideWhenUsed="0"/>
+    <w:lsdException w:name="Medium Grid 1" w:semiHidden="0" w:uiPriority="67" w:unhideWhenUsed="0"/>
+    <w:lsdException w:name="Medium Grid 2" w:semiHidden="0" w:uiPriority="68" w:unhideWhenUsed="0"/>
+    <w:lsdException w:name="Medium Grid 3" w:semiHidden="0" w:uiPriority="69" w:unhideWhenUsed="0"/>
+    <w:lsdException w:name="Dark List" w:semiHidden="0" w:uiPriority="70" w:unhideWhenUsed="0"/>
+    <w:lsdException w:name="Colorful Shading" w:semiHidden="0" w:uiPriority="71" w:unhideWhenUsed="0"/>
+    <w:lsdException w:name="Colorful List" w:semiHidden="0" w:uiPriority="72" w:unhideWhenUsed="0"/>
+    <w:lsdException w:name="Colorful Grid" w:semiHidden="0" w:uiPriority="73" w:unhideWhenUsed="0"/>
+    <w:lsdException w:name="Light Shading Accent 1" w:semiHidden="0" w:uiPriority="60" w:unhideWhenUsed="0"/>
+    <w:lsdException w:name="Light List Accent 1" w:semiHidden="0" w:uiPriority="61" w:unhideWhenUsed="0"/>
+    <w:lsdException w:name="Light Grid Accent 1" w:semiHidden="0" w:uiPriority="62" w:unhideWhenUsed="0"/>
+    <w:lsdException w:name="Medium Shading 1 Accent 1" w:semiHidden="0" w:uiPriority="63" w:unhideWhenUsed="0"/>
+    <w:lsdException w:name="Medium Shading 2 Accent 1" w:semiHidden="0" w:uiPriority="64" w:unhideWhenUsed="0"/>
+    <w:lsdException w:name="Medium List 1 Accent 1" w:semiHidden="0" w:uiPriority="65" w:unhideWhenUsed="0"/>
+    <w:lsdException w:name="Revision" w:unhideWhenUsed="0"/>
+    <w:lsdException w:name="List Paragraph" w:semiHidden="0" w:uiPriority="34" w:unhideWhenUsed="0" w:qFormat="1"/>
+    <w:lsdException w:name="Quote" w:semiHidden="0" w:uiPriority="29" w:unhideWhenUsed="0" w:qFormat="1"/>
+    <w:lsdException w:name="Intense Quote" w:semiHidden="0" w:uiPriority="30" w:unhideWhenUsed="0" w:qFormat="1"/>
+    <w:lsdException w:name="Medium List 2 Accent 1" w:semiHidden="0" w:uiPriority="66" w:unhideWhenUsed="0"/>
+    <w:lsdException w:name="Medium Grid 1 Accent 1" w:semiHidden="0" w:uiPriority="67" w:unhideWhenUsed="0"/>
+    <w:lsdException w:name="Medium Grid 2 Accent 1" w:semiHidden="0" w:uiPriority="68" w:unhideWhenUsed="0"/>
+    <w:lsdException w:name="Medium Grid 3 Accent 1" w:semiHidden="0" w:uiPriority="69" w:unhideWhenUsed="0"/>
+    <w:lsdException w:name="Dark List Accent 1" w:semiHidden="0" w:uiPriority="70" w:unhideWhenUsed="0"/>
+    <w:lsdException w:name="Colorful Shading Accent 1" w:semiHidden="0" w:uiPriority="71" w:unhideWhenUsed="0"/>
+    <w:lsdException w:name="Colorful List Accent 1" w:semiHidden="0" w:uiPriority="72" w:unhideWhenUsed="0"/>
+    <w:lsdException w:name="Colorful Grid Accent 1" w:semiHidden="0" w:uiPriority="73" w:unhideWhenUsed="0"/>
+    <w:lsdException w:name="Light Shading Accent 2" w:semiHidden="0" w:uiPriority="60" w:unhideWhenUsed="0"/>
+    <w:lsdException w:name="Light List Accent 2" w:semiHidden="0" w:uiPriority="61" w:unhideWhenUsed="0"/>
+    <w:lsdException w:name="Light Grid Accent 2" w:semiHidden="0" w:uiPriority="62" w:unhideWhenUsed="0"/>
+    <w:lsdException w:name="Medium Shading 1 Accent 2" w:semiHidden="0" w:uiPriority="63" w:unhideWhenUsed="0"/>
+    <w:lsdException w:name="Medium Shading 2 Accent 2" w:semiHidden="0" w:uiPriority="64" w:unhideWhenUsed="0"/>
+    <w:lsdException w:name="Medium List 1 Accent 2" w:semiHidden="0" w:uiPriority="65" w:unhideWhenUsed="0"/>
+    <w:lsdException w:name="Medium List 2 Accent 2" w:semiHidden="0" w:uiPriority="66" w:unhideWhenUsed="0"/>
+    <w:lsdException w:name="Medium Grid 1 Accent 2" w:semiHidden="0" w:uiPriority="67" w:unhideWhenUsed="0"/>
+    <w:lsdException w:name="Medium Grid 2 Accent 2" w:semiHidden="0" w:uiPriority="68" w:unhideWhenUsed="0"/>
+    <w:lsdException w:name="Medium Grid 3 Accent 2" w:semiHidden="0" w:uiPriority="69" w:unhideWhenUsed="0"/>
+    <w:lsdException w:name="Dark List Accent 2" w:semiHidden="0" w:uiPriority="70" w:unhideWhenUsed="0"/>
+    <w:lsdException w:name="Colorful Shading Accent 2" w:semiHidden="0" w:uiPriority="71" w:unhideWhenUsed="0"/>
+    <w:lsdException w:name="Colorful List Accent 2" w:semiHidden="0" w:uiPriority="72" w:unhideWhenUsed="0"/>
+    <w:lsdException w:name="Colorful Grid Accent 2" w:semiHidden="0" w:uiPriority="73" w:unhideWhenUsed="0"/>
+    <w:lsdException w:name="Light Shading Accent 3" w:semiHidden="0" w:uiPriority="60" w:unhideWhenUsed="0"/>
+    <w:lsdException w:name="Light List Accent 3" w:semiHidden="0" w:uiPriority="61" w:unhideWhenUsed="0"/>
+    <w:lsdException w:name="Light Grid Accent 3" w:semiHidden="0" w:uiPriority="62" w:unhideWhenUsed="0"/>
+    <w:lsdException w:name="Medium Shading 1 Accent 3" w:semiHidden="0" w:uiPriority="63" w:unhideWhenUsed="0"/>
+    <w:lsdException w:name="Medium Shading 2 Accent 3" w:semiHidden="0" w:uiPriority="64" w:unhideWhenUsed="0"/>
+    <w:lsdException w:name="Medium List 1 Accent 3" w:semiHidden="0" w:uiPriority="65" w:unhideWhenUsed="0"/>
+    <w:lsdException w:name="Medium List 2 Accent 3" w:semiHidden="0" w:uiPriority="66" w:unhideWhenUsed="0"/>
+    <w:lsdException w:name="Medium Grid 1 Accent 3" w:semiHidden="0" w:uiPriority="67" w:unhideWhenUsed="0"/>
+    <w:lsdException w:name="Medium Grid 2 Accent 3" w:semiHidden="0" w:uiPriority="68" w:unhideWhenUsed="0"/>
+    <w:lsdException w:name="Medium Grid 3 Accent 3" w:semiHidden="0" w:uiPriority="69" w:unhideWhenUsed="0"/>
+    <w:lsdException w:name="Dark List Accent 3" w:semiHidden="0" w:uiPriority="70" w:unhideWhenUsed="0"/>
+    <w:lsdException w:name="Colorful Shading Accent 3" w:semiHidden="0" w:uiPriority="71" w:unhideWhenUsed="0"/>
+    <w:lsdException w:name="Colorful List Accent 3" w:semiHidden="0" w:uiPriority="72" w:unhideWhenUsed="0"/>
+    <w:lsdException w:name="Colorful Grid Accent 3" w:semiHidden="0" w:uiPriority="73" w:unhideWhenUsed="0"/>
+    <w:lsdException w:name="Light Shading Accent 4" w:semiHidden="0" w:uiPriority="60" w:unhideWhenUsed="0"/>
+    <w:lsdException w:name="Light List Accent 4" w:semiHidden="0" w:uiPriority="61" w:unhideWhenUsed="0"/>
+    <w:lsdException w:name="Light Grid Accent 4" w:semiHidden="0" w:uiPriority="62" w:unhideWhenUsed="0"/>
+    <w:lsdException w:name="Medium Shading 1 Accent 4" w:semiHidden="0" w:uiPriority="63" w:unhideWhenUsed="0"/>
+    <w:lsdException w:name="Medium Shading 2 Accent 4" w:semiHidden="0" w:uiPriority="64" w:unhideWhenUsed="0"/>
+    <w:lsdException w:name="Medium List 1 Accent 4" w:semiHidden="0" w:uiPriority="65" w:unhideWhenUsed="0"/>
+    <w:lsdException w:name="Medium List 2 Accent 4" w:semiHidden="0" w:uiPriority="66" w:unhideWhenUsed="0"/>
+    <w:lsdException w:name="Medium Grid 1 Accent 4" w:semiHidden="0" w:uiPriority="67" w:unhideWhenUsed="0"/>
+    <w:lsdException w:name="Medium Grid 2 Accent 4" w:semiHidden="0" w:uiPriority="68" w:unhideWhenUsed="0"/>
+    <w:lsdException w:name="Medium Grid 3 Accent 4" w:semiHidden="0" w:uiPriority="69" w:unhideWhenUsed="0"/>
+    <w:lsdException w:name="Dark List Accent 4" w:semiHidden="0" w:uiPriority="70" w:unhideWhenUsed="0"/>
+    <w:lsdException w:name="Colorful Shading Accent 4" w:semiHidden="0" w:uiPriority="71" w:unhideWhenUsed="0"/>
+    <w:lsdException w:name="Colorful List Accent 4" w:semiHidden="0" w:uiPriority="72" w:unhideWhenUsed="0"/>
+    <w:lsdException w:name="Colorful Grid Accent 4" w:semiHidden="0" w:uiPriority="73" w:unhideWhenUsed="0"/>
+    <w:lsdException w:name="Light Shading Accent 5" w:semiHidden="0" w:uiPriority="60" w:unhideWhenUsed="0"/>
+    <w:lsdException w:name="Light List Accent 5" w:semiHidden="0" w:uiPriority="61" w:unhideWhenUsed="0"/>
+    <w:lsdException w:name="Light Grid Accent 5" w:semiHidden="0" w:uiPriority="62" w:unhideWhenUsed="0"/>
+    <w:lsdException w:name="Medium Shading 1 Accent 5" w:semiHidden="0" w:uiPriority="63" w:unhideWhenUsed="0"/>
+    <w:lsdException w:name="Medium Shading 2 Accent 5" w:semiHidden="0" w:uiPriority="64" w:unhideWhenUsed="0"/>
+    <w:lsdException w:name="Medium List 1 Accent 5" w:semiHidden="0" w:uiPriority="65" w:unhideWhenUsed="0"/>
+    <w:lsdException w:name="Medium List 2 Accent 5" w:semiHidden="0" w:uiPriority="66" w:unhideWhenUsed="0"/>
+    <w:lsdException w:name="Medium Grid 1 Accent 5" w:semiHidden="0" w:uiPriority="67" w:unhideWhenUsed="0"/>
+    <w:lsdException w:name="Medium Grid 2 Accent 5" w:semiHidden="0" w:uiPriority="68" w:unhideWhenUsed="0"/>
+    <w:lsdException w:name="Medium Grid 3 Accent 5" w:semiHidden="0" w:uiPriority="69" w:unhideWhenUsed="0"/>
+    <w:lsdException w:name="Dark List Accent 5" w:semiHidden="0" w:uiPriority="70" w:unhideWhenUsed="0"/>
+    <w:lsdException w:name="Colorful Shading Accent 5" w:semiHidden="0" w:uiPriority="71" w:unhideWhenUsed="0"/>
+    <w:lsdException w:name="Colorful List Accent 5" w:semiHidden="0" w:uiPriority="72" w:unhideWhenUsed="0"/>
+    <w:lsdException w:name="Colorful Grid Accent 5" w:semiHidden="0" w:uiPriority="73" w:unhideWhenUsed="0"/>
+    <w:lsdException w:name="Light Shading Accent 6" w:semiHidden="0" w:uiPriority="60" w:unhideWhenUsed="0"/>
+    <w:lsdException w:name="Light List Accent 6" w:semiHidden="0" w:uiPriority="61" w:unhideWhenUsed="0"/>
+    <w:lsdException w:name="Light Grid Accent 6" w:semiHidden="0" w:uiPriority="62" w:unhideWhenUsed="0"/>
+    <w:lsdException w:name="Medium Shading 1 Accent 6" w:semiHidden="0" w:uiPriority="63" w:unhideWhenUsed="0"/>
+    <w:lsdException w:name="Medium Shading 2 Accent 6" w:semiHidden="0" w:uiPriority="64" w:unhideWhenUsed="0"/>
+    <w:lsdException w:name="Medium List 1 Accent 6" w:semiHidden="0" w:uiPriority="65" w:unhideWhenUsed="0"/>
+    <w:lsdException w:name="Medium List 2 Accent 6" w:semiHidden="0" w:uiPriority="66" w:unhideWhenUsed="0"/>
+    <w:lsdException w:name="Medium Grid 1 Accent 6" w:semiHidden="0" w:uiPriority="67" w:unhideWhenUsed="0"/>
+    <w:lsdException w:name="Medium Grid 2 Accent 6" w:semiHidden="0" w:uiPriority="68" w:unhideWhenUsed="0"/>
+    <w:lsdException w:name="Medium Grid 3 Accent 6" w:semiHidden="0" w:uiPriority="69" w:unhideWhenUsed="0"/>
+    <w:lsdException w:name="Dark List Accent 6" w:semiHidden="0" w:uiPriority="70" w:unhideWhenUsed="0"/>
+    <w:lsdException w:name="Colorful Shading Accent 6" w:semiHidden="0" w:uiPriority="71" w:unhideWhenUsed="0"/>
+    <w:lsdException w:name="Colorful List Accent 6" w:semiHidden="0" w:uiPriority="72" w:unhideWhenUsed="0"/>
+    <w:lsdException w:name="Colorful Grid Accent 6" w:semiHidden="0" w:uiPriority="73" w:unhideWhenUsed="0"/>
+    <w:lsdException w:name="Subtle Emphasis" w:semiHidden="0" w:uiPriority="19" w:unhideWhenUsed="0" w:qFormat="1"/>
+    <w:lsdException w:name="Intense Emphasis" w:semiHidden="0" w:uiPriority="21" w:unhideWhenUsed="0" w:qFormat="1"/>
+    <w:lsdException w:name="Subtle Reference" w:semiHidden="0" w:uiPriority="31" w:unhideWhenUsed="0" w:qFormat="1"/>
+    <w:lsdException w:name="Intense Reference" w:semiHidden="0" w:uiPriority="32" w:unhideWhenUsed="0" w:qFormat="1"/>
+    <w:lsdException w:name="Book Title" w:semiHidden="0" w:uiPriority="33" w:unhideWhenUsed="0" w:qFormat="1"/>
+    <w:lsdException w:name="Bibliography" w:uiPriority="37"/>
+    <w:lsdException w:name="TOC Heading" w:uiPriority="39" w:qFormat="1"/>
+  </w:latentStyles>
+  <w:style w:type="paragraph" w:default="1" w:styleId="a">
+    <w:name w:val="Normal"/>
+    <w:qFormat/>
+  </w:style>
+  <w:style w:type="paragraph" w:styleId="1">
+    <w:name w:val="heading 1"/>
+    <w:basedOn w:val="a"/>
+    <w:next w:val="a"/>
+    <w:uiPriority w:val="9"/>
+    <w:qFormat/>
+    <w:pPr>
+      <w:keepNext/>
+      <w:keepLines/>
+      <w:spacing w:before="480" w:after="120"/>
+      <w:outlineLvl w:val="0"/>
+    </w:pPr>
+    <w:rPr>
+      <w:b/>
+      <w:bCs/>
+      <w:sz w:val="48"/>
+      <w:szCs w:val="48"/>
+    </w:rPr>
+  </w:style>
+  <w:style w:type="paragraph" w:styleId="2">
+    <w:name w:val="heading 2"/>
+    <w:basedOn w:val="a"/>
+    <w:next w:val="a"/>
+    <w:uiPriority w:val="9"/>
+    <w:semiHidden/>
+    <w:unhideWhenUsed/>
+    <w:qFormat/>
+    <w:pPr>
+      <w:keepNext/>
+      <w:keepLines/>
+      <w:spacing w:before="360" w:after="80"/>
+      <w:outlineLvl w:val="1"/>
+    </w:pPr>
+    <w:rPr>
+      <w:b/>
+      <w:bCs/>
+      <w:sz w:val="36"/>
+      <w:szCs w:val="36"/>
+    </w:rPr>
+  </w:style>
+  <w:style w:type="paragraph" w:styleId="3">
+    <w:name w:val="heading 3"/>
+    <w:basedOn w:val="a"/>
+    <w:next w:val="a"/>
+    <w:uiPriority w:val="9"/>
+    <w:semiHidden/>
+    <w:unhideWhenUsed/>
+    <w:qFormat/>
+    <w:pPr>
+      <w:keepNext/>
+      <w:keepLines/>
+      <w:spacing w:before="280" w:after="80"/>
+      <w:outlineLvl w:val="2"/>
+    </w:pPr>
+    <w:rPr>
+      <w:b/>
+      <w:bCs/>
+      <w:sz w:val="28"/>
+      <w:szCs w:val="28"/>
+    </w:rPr>
+  </w:style>
+  <w:style w:type="paragraph" w:styleId="4">
+    <w:name w:val="heading 4"/>
+    <w:basedOn w:val="a"/>
+    <w:next w:val="a"/>
+    <w:uiPriority w:val="9"/>
+    <w:semiHidden/>
+    <w:unhideWhenUsed/>
+    <w:qFormat/>
+    <w:pPr>
+      <w:keepNext/>
+      <w:keepLines/>
+      <w:spacing w:before="240" w:after="40"/>
+      <w:outlineLvl w:val="3"/>
+    </w:pPr>
+    <w:rPr>
+      <w:b/>
+      <w:bCs/>
+    </w:rPr>
+  </w:style>
+  <w:style w:type="paragraph" w:styleId="5">
+    <w:name w:val="heading 5"/>
+    <w:basedOn w:val="a"/>
+    <w:next w:val="a"/>
+    <w:uiPriority w:val="9"/>
+    <w:semiHidden/>
+    <w:unhideWhenUsed/>
+    <w:qFormat/>
+    <w:pPr>
+      <w:keepNext/>
+      <w:keepLines/>
+      <w:spacing w:before="220" w:after="40"/>
+      <w:outlineLvl w:val="4"/>
+    </w:pPr>
+    <w:rPr>
+      <w:b/>
+      <w:bCs/>
+      <w:sz w:val="22"/>
+      <w:szCs w:val="22"/>
+    </w:rPr>
+  </w:style>
+  <w:style w:type="paragraph" w:styleId="6">
+    <w:name w:val="heading 6"/>
+    <w:basedOn w:val="a"/>
+    <w:next w:val="a"/>
+    <w:uiPriority w:val="9"/>
+    <w:semiHidden/>
+    <w:unhideWhenUsed/>
+    <w:qFormat/>
+    <w:pPr>
+      <w:keepNext/>
+      <w:keepLines/>
+      <w:spacing w:before="200" w:after="40"/>
+      <w:outlineLvl w:val="5"/>
+    </w:pPr>
+    <w:rPr>
+      <w:b/>
+      <w:bCs/>
+      <w:sz w:val="20"/>
+      <w:szCs w:val="20"/>
+    </w:rPr>
+  </w:style>
+  <w:style w:type="character" w:default="1" w:styleId="a0">
+    <w:name w:val="Default Paragraph Font"/>
+    <w:uiPriority w:val="1"/>
+    <w:semiHidden/>
     <w:unhideWhenUsed/>
   </w:style>
   <w:style w:type="table" w:default="1" w:styleId="a1">

--- a/backend/templates/documents/review.docx
+++ b/backend/templates/documents/review.docx
@@ -1,6 +1,6 @@
 
 <file path=word/document.xml><?xml version="1.0" encoding="utf-8"?>
-<w:document xmlns:wpc="http://schemas.microsoft.com/office/word/2010/wordprocessingCanvas" xmlns:mc="http://schemas.openxmlformats.org/markup-compatibility/2006" xmlns:o="urn:schemas-microsoft-com:office:office" xmlns:r="http://schemas.openxmlformats.org/officeDocument/2006/relationships" xmlns:m="http://schemas.openxmlformats.org/officeDocument/2006/math" xmlns:v="urn:schemas-microsoft-com:vml" xmlns:wp14="http://schemas.microsoft.com/office/word/2010/wordprocessingDrawing" xmlns:wp="http://schemas.openxmlformats.org/drawingml/2006/wordprocessingDrawing" xmlns:w10="urn:schemas-microsoft-com:office:word" xmlns:w="http://schemas.openxmlformats.org/wordprocessingml/2006/main" xmlns:w14="http://schemas.microsoft.com/office/word/2010/wordml" xmlns:wpg="http://schemas.microsoft.com/office/word/2010/wordprocessingGroup" xmlns:wpi="http://schemas.microsoft.com/office/word/2010/wordprocessingInk" xmlns:wne="http://schemas.microsoft.com/office/word/2006/wordml" xmlns:wps="http://schemas.microsoft.com/office/word/2010/wordprocessingShape" mc:Ignorable="w14 wp14">
+<w:document xmlns:wpc="http://schemas.microsoft.com/office/word/2010/wordprocessingCanvas" xmlns:cx="http://schemas.microsoft.com/office/drawing/2014/chartex" xmlns:cx1="http://schemas.microsoft.com/office/drawing/2015/9/8/chartex" xmlns:cx2="http://schemas.microsoft.com/office/drawing/2015/10/21/chartex" xmlns:cx3="http://schemas.microsoft.com/office/drawing/2016/5/9/chartex" xmlns:cx4="http://schemas.microsoft.com/office/drawing/2016/5/10/chartex" xmlns:cx5="http://schemas.microsoft.com/office/drawing/2016/5/11/chartex" xmlns:cx6="http://schemas.microsoft.com/office/drawing/2016/5/12/chartex" xmlns:cx7="http://schemas.microsoft.com/office/drawing/2016/5/13/chartex" xmlns:cx8="http://schemas.microsoft.com/office/drawing/2016/5/14/chartex" xmlns:mc="http://schemas.openxmlformats.org/markup-compatibility/2006" xmlns:aink="http://schemas.microsoft.com/office/drawing/2016/ink" xmlns:am3d="http://schemas.microsoft.com/office/drawing/2017/model3d" xmlns:o="urn:schemas-microsoft-com:office:office" xmlns:oel="http://schemas.microsoft.com/office/2019/extlst" xmlns:r="http://schemas.openxmlformats.org/officeDocument/2006/relationships" xmlns:m="http://schemas.openxmlformats.org/officeDocument/2006/math" xmlns:v="urn:schemas-microsoft-com:vml" xmlns:wp14="http://schemas.microsoft.com/office/word/2010/wordprocessingDrawing" xmlns:wp="http://schemas.openxmlformats.org/drawingml/2006/wordprocessingDrawing" xmlns:w10="urn:schemas-microsoft-com:office:word" xmlns:w="http://schemas.openxmlformats.org/wordprocessingml/2006/main" xmlns:w14="http://schemas.microsoft.com/office/word/2010/wordml" xmlns:w15="http://schemas.microsoft.com/office/word/2012/wordml" xmlns:w16cex="http://schemas.microsoft.com/office/word/2018/wordml/cex" xmlns:w16cid="http://schemas.microsoft.com/office/word/2016/wordml/cid" xmlns:w16="http://schemas.microsoft.com/office/word/2018/wordml" xmlns:w16du="http://schemas.microsoft.com/office/word/2023/wordml/word16du" xmlns:w16sdtdh="http://schemas.microsoft.com/office/word/2020/wordml/sdtdatahash" xmlns:w16sdtfl="http://schemas.microsoft.com/office/word/2024/wordml/sdtformatlock" xmlns:w16se="http://schemas.microsoft.com/office/word/2015/wordml/symex" xmlns:wpg="http://schemas.microsoft.com/office/word/2010/wordprocessingGroup" xmlns:wpi="http://schemas.microsoft.com/office/word/2010/wordprocessingInk" xmlns:wne="http://schemas.microsoft.com/office/word/2006/wordml" xmlns:wps="http://schemas.microsoft.com/office/word/2010/wordprocessingShape" mc:Ignorable="w14 w15 w16se w16cid w16 w16cex w16sdtdh w16sdtfl w16du wp14">
   <w:body>
     <w:p>
       <w:pPr>
@@ -244,15 +244,7 @@
         </w:rPr>
       </w:pPr>
       <w:r>
-        <w:t>Студен</w:t>
-      </w:r>
-      <w:proofErr w:type="gramStart"/>
-      <w:r>
-        <w:t>т(</w:t>
-      </w:r>
-      <w:proofErr w:type="gramEnd"/>
-      <w:r>
-        <w:t>ка) {{</w:t>
+        <w:t>Студент(ка) {{</w:t>
       </w:r>
       <w:proofErr w:type="spellStart"/>
       <w:r>
@@ -348,11 +340,7 @@
         <w:t xml:space="preserve"> </w:t>
       </w:r>
       <w:r>
-        <w:t>студен</w:t>
-      </w:r>
-      <w:proofErr w:type="gramStart"/>
-      <w:r>
-        <w:t>т</w:t>
+        <w:t>студент</w:t>
       </w:r>
       <w:r>
         <w:rPr>
@@ -360,7 +348,6 @@
         </w:rPr>
         <w:t>(</w:t>
       </w:r>
-      <w:proofErr w:type="gramEnd"/>
       <w:r>
         <w:t>ка</w:t>
       </w:r>
@@ -721,37 +708,6 @@
           <w:u w:val="single"/>
         </w:rPr>
       </w:pPr>
-      <w:bookmarkStart w:id="0" w:name="_GoBack"/>
-      <w:r>
-        <w:rPr>
-          <w:noProof/>
-        </w:rPr>
-        <w:pict w14:anchorId="487A58A9">
-          <v:shapetype id="_x0000_t75" coordsize="21600,21600" o:spt="75" o:preferrelative="t" path="m@4@5l@4@11@9@11@9@5xe" filled="f" stroked="f">
-            <v:stroke joinstyle="miter"/>
-            <v:formulas>
-              <v:f eqn="if lineDrawn pixelLineWidth 0"/>
-              <v:f eqn="sum @0 1 0"/>
-              <v:f eqn="sum 0 0 @1"/>
-              <v:f eqn="prod @2 1 2"/>
-              <v:f eqn="prod @3 21600 pixelWidth"/>
-              <v:f eqn="prod @3 21600 pixelHeight"/>
-              <v:f eqn="sum @0 0 1"/>
-              <v:f eqn="prod @6 1 2"/>
-              <v:f eqn="prod @7 21600 pixelWidth"/>
-              <v:f eqn="sum @8 21600 0"/>
-              <v:f eqn="prod @7 21600 pixelHeight"/>
-              <v:f eqn="sum @10 21600 0"/>
-            </v:formulas>
-            <v:path o:extrusionok="f" gradientshapeok="t" o:connecttype="rect"/>
-            <o:lock v:ext="edit" aspectratio="t"/>
-          </v:shapetype>
-          <v:shape id="_x0000_s1032" type="#_x0000_t75" style="position:absolute;margin-left:377pt;margin-top:2.25pt;width:139pt;height:139pt;z-index:251667456;mso-position-horizontal-relative:text;mso-position-vertical-relative:text;mso-width-relative:page;mso-height-relative:page">
-            <v:imagedata r:id="rId6" o:title="Печать Езуб"/>
-          </v:shape>
-        </w:pict>
-      </w:r>
-      <w:bookmarkEnd w:id="0"/>
       <w:r>
         <w:rPr>
           <w:u w:val="single"/>
@@ -816,16 +772,6 @@
           <w:lang w:val="ru-RU"/>
         </w:rPr>
       </w:pPr>
-      <w:r>
-        <w:rPr>
-          <w:noProof/>
-        </w:rPr>
-        <w:pict w14:anchorId="219847F2">
-          <v:shape id="_x0000_s1026" type="#_x0000_t75" style="position:absolute;margin-left:392.05pt;margin-top:18.5pt;width:127.7pt;height:43.2pt;z-index:251668480;mso-position-horizontal-relative:text;mso-position-vertical-relative:text;mso-width-relative:page;mso-height-relative:page">
-            <v:imagedata r:id="rId7" o:title="Подпись Езуб"/>
-          </v:shape>
-        </w:pict>
-      </w:r>
       <w:r>
         <w:rPr>
           <w:noProof/>
@@ -857,7 +803,7 @@
                     </pic:cNvPicPr>
                   </pic:nvPicPr>
                   <pic:blipFill>
-                    <a:blip r:embed="rId8">
+                    <a:blip r:embed="rId5">
                       <a:extLst>
                         <a:ext uri="{28A0092B-C50C-407E-A947-70E740481C1C}">
                           <a14:useLocalDpi xmlns:a14="http://schemas.microsoft.com/office/drawing/2010/main" val="0"/>
@@ -925,7 +871,7 @@
                     </pic:cNvPicPr>
                   </pic:nvPicPr>
                   <pic:blipFill>
-                    <a:blip r:embed="rId8">
+                    <a:blip r:embed="rId5">
                       <a:extLst>
                         <a:ext uri="{28A0092B-C50C-407E-A947-70E740481C1C}">
                           <a14:useLocalDpi xmlns:a14="http://schemas.microsoft.com/office/drawing/2010/main" val="0"/>
@@ -1004,16 +950,6 @@
         <w:spacing w:line="360" w:lineRule="auto"/>
       </w:pPr>
       <w:r>
-        <w:rPr>
-          <w:noProof/>
-        </w:rPr>
-        <w:pict w14:anchorId="29F861F8">
-          <v:shape id="_x0000_s1031" type="#_x0000_t75" style="position:absolute;margin-left:365.75pt;margin-top:23.35pt;width:127.7pt;height:43.2pt;z-index:251669504;mso-position-horizontal-relative:text;mso-position-vertical-relative:text;mso-width-relative:page;mso-height-relative:page">
-            <v:imagedata r:id="rId7" o:title="Подпись Езуб"/>
-          </v:shape>
-        </w:pict>
-      </w:r>
-      <w:r>
         <w:t>«{{</w:t>
       </w:r>
       <w:proofErr w:type="spellStart"/>
@@ -1080,7 +1016,7 @@
                     </pic:cNvPicPr>
                   </pic:nvPicPr>
                   <pic:blipFill>
-                    <a:blip r:embed="rId8">
+                    <a:blip r:embed="rId5">
                       <a:extLst>
                         <a:ext uri="{28A0092B-C50C-407E-A947-70E740481C1C}">
                           <a14:useLocalDpi xmlns:a14="http://schemas.microsoft.com/office/drawing/2010/main" val="0"/>
@@ -1148,7 +1084,7 @@
                     </pic:cNvPicPr>
                   </pic:nvPicPr>
                   <pic:blipFill>
-                    <a:blip r:embed="rId8">
+                    <a:blip r:embed="rId5">
                       <a:extLst>
                         <a:ext uri="{28A0092B-C50C-407E-A947-70E740481C1C}">
                           <a14:useLocalDpi xmlns:a14="http://schemas.microsoft.com/office/drawing/2010/main" val="0"/>
@@ -1212,7 +1148,7 @@
 </file>
 
 <file path=word/styles.xml><?xml version="1.0" encoding="utf-8"?>
-<w:styles xmlns:mc="http://schemas.openxmlformats.org/markup-compatibility/2006" xmlns:r="http://schemas.openxmlformats.org/officeDocument/2006/relationships" xmlns:w="http://schemas.openxmlformats.org/wordprocessingml/2006/main" xmlns:w14="http://schemas.microsoft.com/office/word/2010/wordml" mc:Ignorable="w14">
+<w:styles xmlns:mc="http://schemas.openxmlformats.org/markup-compatibility/2006" xmlns:r="http://schemas.openxmlformats.org/officeDocument/2006/relationships" xmlns:w="http://schemas.openxmlformats.org/wordprocessingml/2006/main" xmlns:w14="http://schemas.microsoft.com/office/word/2010/wordml" xmlns:w15="http://schemas.microsoft.com/office/word/2012/wordml" xmlns:w16cex="http://schemas.microsoft.com/office/word/2018/wordml/cex" xmlns:w16cid="http://schemas.microsoft.com/office/word/2016/wordml/cid" xmlns:w16="http://schemas.microsoft.com/office/word/2018/wordml" xmlns:w16du="http://schemas.microsoft.com/office/word/2023/wordml/word16du" xmlns:w16sdtdh="http://schemas.microsoft.com/office/word/2020/wordml/sdtdatahash" xmlns:w16sdtfl="http://schemas.microsoft.com/office/word/2024/wordml/sdtformatlock" xmlns:w16se="http://schemas.microsoft.com/office/word/2015/wordml/symex" mc:Ignorable="w14 w15 w16se w16cid w16 w16cex w16sdtdh w16sdtfl w16du">
   <w:docDefaults>
     <w:rPrDefault>
       <w:rPr>
@@ -1224,578 +1160,383 @@
     </w:rPrDefault>
     <w:pPrDefault/>
   </w:docDefaults>
-  <w:latentStyles w:defLockedState="0" w:defUIPriority="99" w:defSemiHidden="1" w:defUnhideWhenUsed="1" w:defQFormat="0" w:count="267">
-    <w:lsdException w:name="Normal" w:semiHidden="0" w:uiPriority="0" w:unhideWhenUsed="0" w:qFormat="1"/>
-    <w:lsdException w:name="heading 1" w:semiHidden="0" w:uiPriority="9" w:unhideWhenUsed="0" w:qFormat="1"/>
-    <w:lsdException w:name="heading 2" w:uiPriority="9" w:qFormat="1"/>
-    <w:lsdException w:name="heading 3" w:uiPriority="9" w:qFormat="1"/>
-    <w:lsdException w:name="heading 4" w:uiPriority="9" w:qFormat="1"/>
-    <w:lsdException w:name="heading 5" w:uiPriority="9" w:qFormat="1"/>
-    <w:lsdException w:name="heading 6" w:uiPriority="9" w:qFormat="1"/>
-    <w:lsdException w:name="heading 7" w:uiPriority="9" w:qFormat="1"/>
-    <w:lsdException w:name="heading 8" w:uiPriority="9" w:qFormat="1"/>
-    <w:lsdException w:name="heading 9" w:uiPriority="9" w:qFormat="1"/>
-    <w:lsdException w:name="toc 1" w:uiPriority="39"/>
-    <w:lsdException w:name="toc 2" w:uiPriority="39"/>
-    <w:lsdException w:name="toc 3" w:uiPriority="39"/>
-    <w:lsdException w:name="toc 4" w:uiPriority="39"/>
-    <w:lsdException w:name="toc 5" w:uiPriority="39"/>
-    <w:lsdException w:name="toc 6" w:uiPriority="39"/>
-    <w:lsdException w:name="toc 7" w:uiPriority="39"/>
-    <w:lsdException w:name="toc 8" w:uiPriority="39"/>
-    <w:lsdException w:name="toc 9" w:uiPriority="39"/>
-    <w:lsdException w:name="caption" w:uiPriority="35" w:qFormat="1"/>
-    <w:lsdException w:name="Title" w:semiHidden="0" w:uiPriority="10" w:unhideWhenUsed="0" w:qFormat="1"/>
-    <w:lsdException w:name="Default Paragraph Font" w:uiPriority="1"/>
-    <w:lsdException w:name="Subtitle" w:semiHidden="0" w:uiPriority="11" w:unhideWhenUsed="0" w:qFormat="1"/>
-    <w:lsdException w:name="Strong" w:semiHidden="0" w:uiPriority="22" w:unhideWhenUsed="0" w:qFormat="1"/>
-    <w:lsdException w:name="Emphasis" w:semiHidden="0" w:uiPriority="20" w:unhideWhenUsed="0" w:qFormat="1"/>
-    <w:lsdException w:name="Table Grid" w:semiHidden="0" w:uiPriority="39" w:unhideWhenUsed="0"/>
-    <w:lsdException w:name="Placeholder Text" w:unhideWhenUsed="0"/>
-    <w:lsdException w:name="No Spacing" w:semiHidden="0" w:uiPriority="1" w:unhideWhenUsed="0" w:qFormat="1"/>
-    <w:lsdException w:name="Light Shading" w:semiHidden="0" w:uiPriority="60" w:unhideWhenUsed="0"/>
-    <w:lsdException w:name="Light List" w:semiHidden="0" w:uiPriority="61" w:unhideWhenUsed="0"/>
-    <w:lsdException w:name="Light Grid" w:semiHidden="0" w:uiPriority="62" w:unhideWhenUsed="0"/>
-    <w:lsdException w:name="Medium Shading 1" w:semiHidden="0" w:uiPriority="63" w:unhideWhenUsed="0"/>
-    <w:lsdException w:name="Medium Shading 2" w:semiHidden="0" w:uiPriority="64" w:unhideWhenUsed="0"/>
-    <w:lsdException w:name="Medium List 1" w:semiHidden="0" w:uiPriority="65" w:unhideWhenUsed="0"/>
-    <w:lsdException w:name="Medium List 2" w:semiHidden="0" w:uiPriority="66" w:unhideWhenUsed="0"/>
-    <w:lsdException w:name="Medium Grid 1" w:semiHidden="0" w:uiPriority="67" w:unhideWhenUsed="0"/>
-    <w:lsdException w:name="Medium Grid 2" w:semiHidden="0" w:uiPriority="68" w:unhideWhenUsed="0"/>
-    <w:lsdException w:name="Medium Grid 3" w:semiHidden="0" w:uiPriority="69" w:unhideWhenUsed="0"/>
-    <w:lsdException w:name="Dark List" w:semiHidden="0" w:uiPriority="70" w:unhideWhenUsed="0"/>
-    <w:lsdException w:name="Colorful Shading" w:semiHidden="0" w:uiPriority="71" w:unhideWhenUsed="0"/>
-    <w:lsdException w:name="Colorful List" w:semiHidden="0" w:uiPriority="72" w:unhideWhenUsed="0"/>
-    <w:lsdException w:name="Colorful Grid" w:semiHidden="0" w:uiPriority="73" w:unhideWhenUsed="0"/>
-    <w:lsdException w:name="Light Shading Accent 1" w:semiHidden="0" w:uiPriority="60" w:unhideWhenUsed="0"/>
-    <w:lsdException w:name="Light List Accent 1" w:semiHidden="0" w:uiPriority="61" w:unhideWhenUsed="0"/>
-    <w:lsdException w:name="Light Grid Accent 1" w:semiHidden="0" w:uiPriority="62" w:unhideWhenUsed="0"/>
-    <w:lsdException w:name="Medium Shading 1 Accent 1" w:semiHidden="0" w:uiPriority="63" w:unhideWhenUsed="0"/>
-    <w:lsdException w:name="Medium Shading 2 Accent 1" w:semiHidden="0" w:uiPriority="64" w:unhideWhenUsed="0"/>
-    <w:lsdException w:name="Medium List 1 Accent 1" w:semiHidden="0" w:uiPriority="65" w:unhideWhenUsed="0"/>
-    <w:lsdException w:name="Revision" w:unhideWhenUsed="0"/>
-    <w:lsdException w:name="List Paragraph" w:semiHidden="0" w:uiPriority="34" w:unhideWhenUsed="0" w:qFormat="1"/>
-    <w:lsdException w:name="Quote" w:semiHidden="0" w:uiPriority="29" w:unhideWhenUsed="0" w:qFormat="1"/>
-    <w:lsdException w:name="Intense Quote" w:semiHidden="0" w:uiPriority="30" w:unhideWhenUsed="0" w:qFormat="1"/>
-    <w:lsdException w:name="Medium List 2 Accent 1" w:semiHidden="0" w:uiPriority="66" w:unhideWhenUsed="0"/>
-    <w:lsdException w:name="Medium Grid 1 Accent 1" w:semiHidden="0" w:uiPriority="67" w:unhideWhenUsed="0"/>
-    <w:lsdException w:name="Medium Grid 2 Accent 1" w:semiHidden="0" w:uiPriority="68" w:unhideWhenUsed="0"/>
-    <w:lsdException w:name="Medium Grid 3 Accent 1" w:semiHidden="0" w:uiPriority="69" w:unhideWhenUsed="0"/>
-    <w:lsdException w:name="Dark List Accent 1" w:semiHidden="0" w:uiPriority="70" w:unhideWhenUsed="0"/>
-    <w:lsdException w:name="Colorful Shading Accent 1" w:semiHidden="0" w:uiPriority="71" w:unhideWhenUsed="0"/>
-    <w:lsdException w:name="Colorful List Accent 1" w:semiHidden="0" w:uiPriority="72" w:unhideWhenUsed="0"/>
-    <w:lsdException w:name="Colorful Grid Accent 1" w:semiHidden="0" w:uiPriority="73" w:unhideWhenUsed="0"/>
-    <w:lsdException w:name="Light Shading Accent 2" w:semiHidden="0" w:uiPriority="60" w:unhideWhenUsed="0"/>
-    <w:lsdException w:name="Light List Accent 2" w:semiHidden="0" w:uiPriority="61" w:unhideWhenUsed="0"/>
-    <w:lsdException w:name="Light Grid Accent 2" w:semiHidden="0" w:uiPriority="62" w:unhideWhenUsed="0"/>
-    <w:lsdException w:name="Medium Shading 1 Accent 2" w:semiHidden="0" w:uiPriority="63" w:unhideWhenUsed="0"/>
-    <w:lsdException w:name="Medium Shading 2 Accent 2" w:semiHidden="0" w:uiPriority="64" w:unhideWhenUsed="0"/>
-    <w:lsdException w:name="Medium List 1 Accent 2" w:semiHidden="0" w:uiPriority="65" w:unhideWhenUsed="0"/>
-    <w:lsdException w:name="Medium List 2 Accent 2" w:semiHidden="0" w:uiPriority="66" w:unhideWhenUsed="0"/>
-    <w:lsdException w:name="Medium Grid 1 Accent 2" w:semiHidden="0" w:uiPriority="67" w:unhideWhenUsed="0"/>
-    <w:lsdException w:name="Medium Grid 2 Accent 2" w:semiHidden="0" w:uiPriority="68" w:unhideWhenUsed="0"/>
-    <w:lsdException w:name="Medium Grid 3 Accent 2" w:semiHidden="0" w:uiPriority="69" w:unhideWhenUsed="0"/>
-    <w:lsdException w:name="Dark List Accent 2" w:semiHidden="0" w:uiPriority="70" w:unhideWhenUsed="0"/>
-    <w:lsdException w:name="Colorful Shading Accent 2" w:semiHidden="0" w:uiPriority="71" w:unhideWhenUsed="0"/>
-    <w:lsdException w:name="Colorful List Accent 2" w:semiHidden="0" w:uiPriority="72" w:unhideWhenUsed="0"/>
-    <w:lsdException w:name="Colorful Grid Accent 2" w:semiHidden="0" w:uiPriority="73" w:unhideWhenUsed="0"/>
-    <w:lsdException w:name="Light Shading Accent 3" w:semiHidden="0" w:uiPriority="60" w:unhideWhenUsed="0"/>
-    <w:lsdException w:name="Light List Accent 3" w:semiHidden="0" w:uiPriority="61" w:unhideWhenUsed="0"/>
-    <w:lsdException w:name="Light Grid Accent 3" w:semiHidden="0" w:uiPriority="62" w:unhideWhenUsed="0"/>
-    <w:lsdException w:name="Medium Shading 1 Accent 3" w:semiHidden="0" w:uiPriority="63" w:unhideWhenUsed="0"/>
-    <w:lsdException w:name="Medium Shading 2 Accent 3" w:semiHidden="0" w:uiPriority="64" w:unhideWhenUsed="0"/>
-    <w:lsdException w:name="Medium List 1 Accent 3" w:semiHidden="0" w:uiPriority="65" w:unhideWhenUsed="0"/>
-    <w:lsdException w:name="Medium List 2 Accent 3" w:semiHidden="0" w:uiPriority="66" w:unhideWhenUsed="0"/>
-    <w:lsdException w:name="Medium Grid 1 Accent 3" w:semiHidden="0" w:uiPriority="67" w:unhideWhenUsed="0"/>
-    <w:lsdException w:name="Medium Grid 2 Accent 3" w:semiHidden="0" w:uiPriority="68" w:unhideWhenUsed="0"/>
-    <w:lsdException w:name="Medium Grid 3 Accent 3" w:semiHidden="0" w:uiPriority="69" w:unhideWhenUsed="0"/>
-    <w:lsdException w:name="Dark List Accent 3" w:semiHidden="0" w:uiPriority="70" w:unhideWhenUsed="0"/>
-    <w:lsdException w:name="Colorful Shading Accent 3" w:semiHidden="0" w:uiPriority="71" w:unhideWhenUsed="0"/>
-    <w:lsdException w:name="Colorful List Accent 3" w:semiHidden="0" w:uiPriority="72" w:unhideWhenUsed="0"/>
-    <w:lsdException w:name="Colorful Grid Accent 3" w:semiHidden="0" w:uiPriority="73" w:unhideWhenUsed="0"/>
-    <w:lsdException w:name="Light Shading Accent 4" w:semiHidden="0" w:uiPriority="60" w:unhideWhenUsed="0"/>
-    <w:lsdException w:name="Light List Accent 4" w:semiHidden="0" w:uiPriority="61" w:unhideWhenUsed="0"/>
-    <w:lsdException w:name="Light Grid Accent 4" w:semiHidden="0" w:uiPriority="62" w:unhideWhenUsed="0"/>
-    <w:lsdException w:name="Medium Shading 1 Accent 4" w:semiHidden="0" w:uiPriority="63" w:unhideWhenUsed="0"/>
-    <w:lsdException w:name="Medium Shading 2 Accent 4" w:semiHidden="0" w:uiPriority="64" w:unhideWhenUsed="0"/>
-    <w:lsdException w:name="Medium List 1 Accent 4" w:semiHidden="0" w:uiPriority="65" w:unhideWhenUsed="0"/>
-    <w:lsdException w:name="Medium List 2 Accent 4" w:semiHidden="0" w:uiPriority="66" w:unhideWhenUsed="0"/>
-    <w:lsdException w:name="Medium Grid 1 Accent 4" w:semiHidden="0" w:uiPriority="67" w:unhideWhenUsed="0"/>
-    <w:lsdException w:name="Medium Grid 2 Accent 4" w:semiHidden="0" w:uiPriority="68" w:unhideWhenUsed="0"/>
-    <w:lsdException w:name="Medium Grid 3 Accent 4" w:semiHidden="0" w:uiPriority="69" w:unhideWhenUsed="0"/>
-    <w:lsdException w:name="Dark List Accent 4" w:semiHidden="0" w:uiPriority="70" w:unhideWhenUsed="0"/>
-    <w:lsdException w:name="Colorful Shading Accent 4" w:semiHidden="0" w:uiPriority="71" w:unhideWhenUsed="0"/>
-    <w:lsdException w:name="Colorful List Accent 4" w:semiHidden="0" w:uiPriority="72" w:unhideWhenUsed="0"/>
-    <w:lsdException w:name="Colorful Grid Accent 4" w:semiHidden="0" w:uiPriority="73" w:unhideWhenUsed="0"/>
-    <w:lsdException w:name="Light Shading Accent 5" w:semiHidden="0" w:uiPriority="60" w:unhideWhenUsed="0"/>
-    <w:lsdException w:name="Light List Accent 5" w:semiHidden="0" w:uiPriority="61" w:unhideWhenUsed="0"/>
-    <w:lsdException w:name="Light Grid Accent 5" w:semiHidden="0" w:uiPriority="62" w:unhideWhenUsed="0"/>
-    <w:lsdException w:name="Medium Shading 1 Accent 5" w:semiHidden="0" w:uiPriority="63" w:unhideWhenUsed="0"/>
-    <w:lsdException w:name="Medium Shading 2 Accent 5" w:semiHidden="0" w:uiPriority="64" w:unhideWhenUsed="0"/>
-    <w:lsdException w:name="Medium List 1 Accent 5" w:semiHidden="0" w:uiPriority="65" w:unhideWhenUsed="0"/>
-    <w:lsdException w:name="Medium List 2 Accent 5" w:semiHidden="0" w:uiPriority="66" w:unhideWhenUsed="0"/>
-    <w:lsdException w:name="Medium Grid 1 Accent 5" w:semiHidden="0" w:uiPriority="67" w:unhideWhenUsed="0"/>
-    <w:lsdException w:name="Medium Grid 2 Accent 5" w:semiHidden="0" w:uiPriority="68" w:unhideWhenUsed="0"/>
-    <w:lsdException w:name="Medium Grid 3 Accent 5" w:semiHidden="0" w:uiPriority="69" w:unhideWhenUsed="0"/>
-    <w:lsdException w:name="Dark List Accent 5" w:semiHidden="0" w:uiPriority="70" w:unhideWhenUsed="0"/>
-    <w:lsdException w:name="Colorful Shading Accent 5" w:semiHidden="0" w:uiPriority="71" w:unhideWhenUsed="0"/>
-    <w:lsdException w:name="Colorful List Accent 5" w:semiHidden="0" w:uiPriority="72" w:unhideWhenUsed="0"/>
-    <w:lsdException w:name="Colorful Grid Accent 5" w:semiHidden="0" w:uiPriority="73" w:unhideWhenUsed="0"/>
-    <w:lsdException w:name="Light Shading Accent 6" w:semiHidden="0" w:uiPriority="60" w:unhideWhenUsed="0"/>
-    <w:lsdException w:name="Light List Accent 6" w:semiHidden="0" w:uiPriority="61" w:unhideWhenUsed="0"/>
-    <w:lsdException w:name="Light Grid Accent 6" w:semiHidden="0" w:uiPriority="62" w:unhideWhenUsed="0"/>
-    <w:lsdException w:name="Medium Shading 1 Accent 6" w:semiHidden="0" w:uiPriority="63" w:unhideWhenUsed="0"/>
-    <w:lsdException w:name="Medium Shading 2 Accent 6" w:semiHidden="0" w:uiPriority="64" w:unhideWhenUsed="0"/>
-    <w:lsdException w:name="Medium List 1 Accent 6" w:semiHidden="0" w:uiPriority="65" w:unhideWhenUsed="0"/>
-    <w:lsdException w:name="Medium List 2 Accent 6" w:semiHidden="0" w:uiPriority="66" w:unhideWhenUsed="0"/>
-    <w:lsdException w:name="Medium Grid 1 Accent 6" w:semiHidden="0" w:uiPriority="67" w:unhideWhenUsed="0"/>
-    <w:lsdException w:name="Medium Grid 2 Accent 6" w:semiHidden="0" w:uiPriority="68" w:unhideWhenUsed="0"/>
-    <w:lsdException w:name="Medium Grid 3 Accent 6" w:semiHidden="0" w:uiPriority="69" w:unhideWhenUsed="0"/>
-    <w:lsdException w:name="Dark List Accent 6" w:semiHidden="0" w:uiPriority="70" w:unhideWhenUsed="0"/>
-    <w:lsdException w:name="Colorful Shading Accent 6" w:semiHidden="0" w:uiPriority="71" w:unhideWhenUsed="0"/>
-    <w:lsdException w:name="Colorful List Accent 6" w:semiHidden="0" w:uiPriority="72" w:unhideWhenUsed="0"/>
-    <w:lsdException w:name="Colorful Grid Accent 6" w:semiHidden="0" w:uiPriority="73" w:unhideWhenUsed="0"/>
-    <w:lsdException w:name="Subtle Emphasis" w:semiHidden="0" w:uiPriority="19" w:unhideWhenUsed="0" w:qFormat="1"/>
-    <w:lsdException w:name="Intense Emphasis" w:semiHidden="0" w:uiPriority="21" w:unhideWhenUsed="0" w:qFormat="1"/>
-    <w:lsdException w:name="Subtle Reference" w:semiHidden="0" w:uiPriority="31" w:unhideWhenUsed="0" w:qFormat="1"/>
-    <w:lsdException w:name="Intense Reference" w:semiHidden="0" w:uiPriority="32" w:unhideWhenUsed="0" w:qFormat="1"/>
-    <w:lsdException w:name="Book Title" w:semiHidden="0" w:uiPriority="33" w:unhideWhenUsed="0" w:qFormat="1"/>
-    <w:lsdException w:name="Bibliography" w:uiPriority="37"/>
-    <w:lsdException w:name="TOC Heading" w:uiPriority="39" w:qFormat="1"/>
-  </w:latentStyles>
-  <w:style w:type="paragraph" w:default="1" w:styleId="a">
-    <w:name w:val="Normal"/>
-    <w:qFormat/>
-  </w:style>
-  <w:style w:type="paragraph" w:styleId="1">
-    <w:name w:val="heading 1"/>
-    <w:basedOn w:val="a"/>
-    <w:next w:val="a"/>
-    <w:uiPriority w:val="9"/>
-    <w:qFormat/>
-    <w:pPr>
-      <w:keepNext/>
-      <w:keepLines/>
-      <w:spacing w:before="480" w:after="120"/>
-      <w:outlineLvl w:val="0"/>
-    </w:pPr>
-    <w:rPr>
-      <w:b/>
-      <w:bCs/>
-      <w:sz w:val="48"/>
-      <w:szCs w:val="48"/>
-    </w:rPr>
-  </w:style>
-  <w:style w:type="paragraph" w:styleId="2">
-    <w:name w:val="heading 2"/>
-    <w:basedOn w:val="a"/>
-    <w:next w:val="a"/>
-    <w:uiPriority w:val="9"/>
-    <w:semiHidden/>
-    <w:unhideWhenUsed/>
-    <w:qFormat/>
-    <w:pPr>
-      <w:keepNext/>
-      <w:keepLines/>
-      <w:spacing w:before="360" w:after="80"/>
-      <w:outlineLvl w:val="1"/>
-    </w:pPr>
-    <w:rPr>
-      <w:b/>
-      <w:bCs/>
-      <w:sz w:val="36"/>
-      <w:szCs w:val="36"/>
-    </w:rPr>
-  </w:style>
-  <w:style w:type="paragraph" w:styleId="3">
-    <w:name w:val="heading 3"/>
-    <w:basedOn w:val="a"/>
-    <w:next w:val="a"/>
-    <w:uiPriority w:val="9"/>
-    <w:semiHidden/>
-    <w:unhideWhenUsed/>
-    <w:qFormat/>
-    <w:pPr>
-      <w:keepNext/>
-      <w:keepLines/>
-      <w:spacing w:before="280" w:after="80"/>
-      <w:outlineLvl w:val="2"/>
-    </w:pPr>
-    <w:rPr>
-      <w:b/>
-      <w:bCs/>
-      <w:sz w:val="28"/>
-      <w:szCs w:val="28"/>
-    </w:rPr>
-  </w:style>
-  <w:style w:type="paragraph" w:styleId="4">
-    <w:name w:val="heading 4"/>
-    <w:basedOn w:val="a"/>
-    <w:next w:val="a"/>
-    <w:uiPriority w:val="9"/>
-    <w:semiHidden/>
-    <w:unhideWhenUsed/>
-    <w:qFormat/>
-    <w:pPr>
-      <w:keepNext/>
-      <w:keepLines/>
-      <w:spacing w:before="240" w:after="40"/>
-      <w:outlineLvl w:val="3"/>
-    </w:pPr>
-    <w:rPr>
-      <w:b/>
-      <w:bCs/>
-    </w:rPr>
-  </w:style>
-  <w:style w:type="paragraph" w:styleId="5">
-    <w:name w:val="heading 5"/>
-    <w:basedOn w:val="a"/>
-    <w:next w:val="a"/>
-    <w:uiPriority w:val="9"/>
-    <w:semiHidden/>
-    <w:unhideWhenUsed/>
-    <w:qFormat/>
-    <w:pPr>
-      <w:keepNext/>
-      <w:keepLines/>
-      <w:spacing w:before="220" w:after="40"/>
-      <w:outlineLvl w:val="4"/>
-    </w:pPr>
-    <w:rPr>
-      <w:b/>
-      <w:bCs/>
-      <w:sz w:val="22"/>
-      <w:szCs w:val="22"/>
-    </w:rPr>
-  </w:style>
-  <w:style w:type="paragraph" w:styleId="6">
-    <w:name w:val="heading 6"/>
-    <w:basedOn w:val="a"/>
-    <w:next w:val="a"/>
-    <w:uiPriority w:val="9"/>
-    <w:semiHidden/>
-    <w:unhideWhenUsed/>
-    <w:qFormat/>
-    <w:pPr>
-      <w:keepNext/>
-      <w:keepLines/>
-      <w:spacing w:before="200" w:after="40"/>
-      <w:outlineLvl w:val="5"/>
-    </w:pPr>
-    <w:rPr>
-      <w:b/>
-      <w:bCs/>
-      <w:sz w:val="20"/>
-      <w:szCs w:val="20"/>
-    </w:rPr>
-  </w:style>
-  <w:style w:type="character" w:default="1" w:styleId="a0">
-    <w:name w:val="Default Paragraph Font"/>
-    <w:uiPriority w:val="1"/>
-    <w:semiHidden/>
-    <w:unhideWhenUsed/>
-  </w:style>
-  <w:style w:type="table" w:default="1" w:styleId="a1">
-    <w:name w:val="Normal Table"/>
-    <w:uiPriority w:val="99"/>
-    <w:semiHidden/>
-    <w:unhideWhenUsed/>
-    <w:tblPr>
-      <w:tblInd w:w="0" w:type="dxa"/>
-      <w:tblCellMar>
-        <w:top w:w="0" w:type="dxa"/>
-        <w:left w:w="108" w:type="dxa"/>
-        <w:bottom w:w="0" w:type="dxa"/>
-        <w:right w:w="108" w:type="dxa"/>
-      </w:tblCellMar>
-    </w:tblPr>
-  </w:style>
-  <w:style w:type="numbering" w:default="1" w:styleId="a2">
-    <w:name w:val="No List"/>
-    <w:uiPriority w:val="99"/>
-    <w:semiHidden/>
-    <w:unhideWhenUsed/>
-  </w:style>
-  <w:style w:type="table" w:customStyle="1" w:styleId="TableNormal">
-    <w:name w:val="TableNormal"/>
-    <w:tblPr>
-      <w:tblCellMar>
-        <w:top w:w="100" w:type="dxa"/>
-        <w:left w:w="100" w:type="dxa"/>
-        <w:bottom w:w="100" w:type="dxa"/>
-        <w:right w:w="100" w:type="dxa"/>
-      </w:tblCellMar>
-    </w:tblPr>
-  </w:style>
-  <w:style w:type="paragraph" w:styleId="a3">
-    <w:name w:val="Title"/>
-    <w:basedOn w:val="a"/>
-    <w:next w:val="a"/>
-    <w:uiPriority w:val="10"/>
-    <w:qFormat/>
-    <w:pPr>
-      <w:keepNext/>
-      <w:keepLines/>
-      <w:spacing w:before="480" w:after="120"/>
-    </w:pPr>
-    <w:rPr>
-      <w:b/>
-      <w:bCs/>
-      <w:sz w:val="72"/>
-      <w:szCs w:val="72"/>
-    </w:rPr>
-  </w:style>
-  <w:style w:type="table" w:customStyle="1" w:styleId="TableNormal0">
-    <w:name w:val="TableNormal"/>
-    <w:tblPr>
-      <w:tblCellMar>
-        <w:top w:w="100" w:type="dxa"/>
-        <w:left w:w="100" w:type="dxa"/>
-        <w:bottom w:w="100" w:type="dxa"/>
-        <w:right w:w="100" w:type="dxa"/>
-      </w:tblCellMar>
-    </w:tblPr>
-  </w:style>
-  <w:style w:type="paragraph" w:styleId="a4">
-    <w:name w:val="List Paragraph"/>
-    <w:uiPriority w:val="34"/>
-    <w:qFormat/>
-    <w:rsid w:val="00267449"/>
-    <w:pPr>
-      <w:ind w:left="720"/>
-      <w:contextualSpacing/>
-    </w:pPr>
-  </w:style>
-  <w:style w:type="paragraph" w:styleId="a5">
-    <w:name w:val="No Spacing"/>
-    <w:uiPriority w:val="1"/>
-    <w:qFormat/>
-    <w:rsid w:val="00267449"/>
-  </w:style>
-  <w:style w:type="paragraph" w:customStyle="1" w:styleId="text">
-    <w:name w:val="text"/>
-    <w:rsid w:val="00BA1DF2"/>
-    <w:pPr>
-      <w:spacing w:before="100" w:beforeAutospacing="1" w:after="100" w:afterAutospacing="1"/>
-    </w:pPr>
-    <w:rPr>
-      <w:rFonts w:ascii="Times" w:eastAsia="Calibri" w:hAnsi="Times"/>
-      <w:sz w:val="20"/>
-      <w:szCs w:val="20"/>
-      <w:lang w:val="en-US"/>
-    </w:rPr>
-  </w:style>
-  <w:style w:type="character" w:styleId="a6">
-    <w:name w:val="Strong"/>
-    <w:uiPriority w:val="22"/>
-    <w:qFormat/>
-    <w:rsid w:val="00BA1DF2"/>
-    <w:rPr>
-      <w:b/>
-      <w:bCs/>
-    </w:rPr>
-  </w:style>
-  <w:style w:type="paragraph" w:styleId="a7">
-    <w:name w:val="Document Map"/>
-    <w:link w:val="a8"/>
-    <w:uiPriority w:val="99"/>
-    <w:semiHidden/>
-    <w:unhideWhenUsed/>
-    <w:rsid w:val="00CF48B0"/>
-    <w:rPr>
-      <w:rFonts w:ascii="Tahoma" w:hAnsi="Tahoma" w:cs="Tahoma"/>
-      <w:sz w:val="16"/>
-      <w:szCs w:val="16"/>
-    </w:rPr>
-  </w:style>
-  <w:style w:type="character" w:customStyle="1" w:styleId="a8">
-    <w:name w:val="Схема документа Знак"/>
-    <w:basedOn w:val="a0"/>
-    <w:link w:val="a7"/>
-    <w:uiPriority w:val="99"/>
-    <w:semiHidden/>
-    <w:rsid w:val="00CF48B0"/>
-    <w:rPr>
-      <w:rFonts w:ascii="Tahoma" w:eastAsia="Times New Roman" w:hAnsi="Tahoma" w:cs="Tahoma"/>
-      <w:sz w:val="16"/>
-      <w:szCs w:val="16"/>
-      <w:lang w:eastAsia="ru-RU"/>
-    </w:rPr>
-  </w:style>
-  <w:style w:type="paragraph" w:styleId="a9">
-    <w:name w:val="Subtitle"/>
-    <w:basedOn w:val="a"/>
-    <w:next w:val="a"/>
-    <w:uiPriority w:val="11"/>
-    <w:qFormat/>
-    <w:pPr>
-      <w:keepNext/>
-      <w:keepLines/>
-      <w:spacing w:before="360" w:after="80"/>
-    </w:pPr>
-    <w:rPr>
-      <w:rFonts w:ascii="Georgia" w:eastAsia="Georgia" w:hAnsi="Georgia" w:cs="Georgia"/>
-      <w:i/>
-      <w:iCs/>
-      <w:color w:val="666666"/>
-      <w:sz w:val="48"/>
-      <w:szCs w:val="48"/>
-    </w:rPr>
-  </w:style>
-</w:styles>
-</file>
-
-<file path=word/stylesWithEffects.xml><?xml version="1.0" encoding="utf-8"?>
-<w:styles xmlns:wpc="http://schemas.microsoft.com/office/word/2010/wordprocessingCanvas" xmlns:mc="http://schemas.openxmlformats.org/markup-compatibility/2006" xmlns:o="urn:schemas-microsoft-com:office:office" xmlns:r="http://schemas.openxmlformats.org/officeDocument/2006/relationships" xmlns:m="http://schemas.openxmlformats.org/officeDocument/2006/math" xmlns:v="urn:schemas-microsoft-com:vml" xmlns:wp14="http://schemas.microsoft.com/office/word/2010/wordprocessingDrawing" xmlns:wp="http://schemas.openxmlformats.org/drawingml/2006/wordprocessingDrawing" xmlns:w10="urn:schemas-microsoft-com:office:word" xmlns:w="http://schemas.openxmlformats.org/wordprocessingml/2006/main" xmlns:w14="http://schemas.microsoft.com/office/word/2010/wordml" xmlns:wpg="http://schemas.microsoft.com/office/word/2010/wordprocessingGroup" xmlns:wpi="http://schemas.microsoft.com/office/word/2010/wordprocessingInk" xmlns:wne="http://schemas.microsoft.com/office/word/2006/wordml" xmlns:wps="http://schemas.microsoft.com/office/word/2010/wordprocessingShape" mc:Ignorable="w14 wp14">
-  <w:docDefaults>
-    <w:rPrDefault>
-      <w:rPr>
-        <w:rFonts w:ascii="Times New Roman" w:eastAsia="Times New Roman" w:hAnsi="Times New Roman" w:cs="Times New Roman"/>
-        <w:sz w:val="24"/>
-        <w:szCs w:val="24"/>
-        <w:lang w:val="ru" w:eastAsia="ru-RU" w:bidi="ar-SA"/>
-      </w:rPr>
-    </w:rPrDefault>
-    <w:pPrDefault/>
-  </w:docDefaults>
-  <w:latentStyles w:defLockedState="0" w:defUIPriority="99" w:defSemiHidden="1" w:defUnhideWhenUsed="1" w:defQFormat="0" w:count="267">
-    <w:lsdException w:name="Normal" w:semiHidden="0" w:uiPriority="0" w:unhideWhenUsed="0" w:qFormat="1"/>
-    <w:lsdException w:name="heading 1" w:semiHidden="0" w:uiPriority="9" w:unhideWhenUsed="0" w:qFormat="1"/>
-    <w:lsdException w:name="heading 2" w:uiPriority="9" w:qFormat="1"/>
-    <w:lsdException w:name="heading 3" w:uiPriority="9" w:qFormat="1"/>
-    <w:lsdException w:name="heading 4" w:uiPriority="9" w:qFormat="1"/>
-    <w:lsdException w:name="heading 5" w:uiPriority="9" w:qFormat="1"/>
-    <w:lsdException w:name="heading 6" w:uiPriority="9" w:qFormat="1"/>
-    <w:lsdException w:name="heading 7" w:uiPriority="9" w:qFormat="1"/>
-    <w:lsdException w:name="heading 8" w:uiPriority="9" w:qFormat="1"/>
-    <w:lsdException w:name="heading 9" w:uiPriority="9" w:qFormat="1"/>
-    <w:lsdException w:name="toc 1" w:uiPriority="39"/>
-    <w:lsdException w:name="toc 2" w:uiPriority="39"/>
-    <w:lsdException w:name="toc 3" w:uiPriority="39"/>
-    <w:lsdException w:name="toc 4" w:uiPriority="39"/>
-    <w:lsdException w:name="toc 5" w:uiPriority="39"/>
-    <w:lsdException w:name="toc 6" w:uiPriority="39"/>
-    <w:lsdException w:name="toc 7" w:uiPriority="39"/>
-    <w:lsdException w:name="toc 8" w:uiPriority="39"/>
-    <w:lsdException w:name="toc 9" w:uiPriority="39"/>
-    <w:lsdException w:name="caption" w:uiPriority="35" w:qFormat="1"/>
-    <w:lsdException w:name="Title" w:semiHidden="0" w:uiPriority="10" w:unhideWhenUsed="0" w:qFormat="1"/>
-    <w:lsdException w:name="Default Paragraph Font" w:uiPriority="1"/>
-    <w:lsdException w:name="Subtitle" w:semiHidden="0" w:uiPriority="11" w:unhideWhenUsed="0" w:qFormat="1"/>
-    <w:lsdException w:name="Strong" w:semiHidden="0" w:uiPriority="22" w:unhideWhenUsed="0" w:qFormat="1"/>
-    <w:lsdException w:name="Emphasis" w:semiHidden="0" w:uiPriority="20" w:unhideWhenUsed="0" w:qFormat="1"/>
-    <w:lsdException w:name="Table Grid" w:semiHidden="0" w:uiPriority="39" w:unhideWhenUsed="0"/>
-    <w:lsdException w:name="Placeholder Text" w:unhideWhenUsed="0"/>
-    <w:lsdException w:name="No Spacing" w:semiHidden="0" w:uiPriority="1" w:unhideWhenUsed="0" w:qFormat="1"/>
-    <w:lsdException w:name="Light Shading" w:semiHidden="0" w:uiPriority="60" w:unhideWhenUsed="0"/>
-    <w:lsdException w:name="Light List" w:semiHidden="0" w:uiPriority="61" w:unhideWhenUsed="0"/>
-    <w:lsdException w:name="Light Grid" w:semiHidden="0" w:uiPriority="62" w:unhideWhenUsed="0"/>
-    <w:lsdException w:name="Medium Shading 1" w:semiHidden="0" w:uiPriority="63" w:unhideWhenUsed="0"/>
-    <w:lsdException w:name="Medium Shading 2" w:semiHidden="0" w:uiPriority="64" w:unhideWhenUsed="0"/>
-    <w:lsdException w:name="Medium List 1" w:semiHidden="0" w:uiPriority="65" w:unhideWhenUsed="0"/>
-    <w:lsdException w:name="Medium List 2" w:semiHidden="0" w:uiPriority="66" w:unhideWhenUsed="0"/>
-    <w:lsdException w:name="Medium Grid 1" w:semiHidden="0" w:uiPriority="67" w:unhideWhenUsed="0"/>
-    <w:lsdException w:name="Medium Grid 2" w:semiHidden="0" w:uiPriority="68" w:unhideWhenUsed="0"/>
-    <w:lsdException w:name="Medium Grid 3" w:semiHidden="0" w:uiPriority="69" w:unhideWhenUsed="0"/>
-    <w:lsdException w:name="Dark List" w:semiHidden="0" w:uiPriority="70" w:unhideWhenUsed="0"/>
-    <w:lsdException w:name="Colorful Shading" w:semiHidden="0" w:uiPriority="71" w:unhideWhenUsed="0"/>
-    <w:lsdException w:name="Colorful List" w:semiHidden="0" w:uiPriority="72" w:unhideWhenUsed="0"/>
-    <w:lsdException w:name="Colorful Grid" w:semiHidden="0" w:uiPriority="73" w:unhideWhenUsed="0"/>
-    <w:lsdException w:name="Light Shading Accent 1" w:semiHidden="0" w:uiPriority="60" w:unhideWhenUsed="0"/>
-    <w:lsdException w:name="Light List Accent 1" w:semiHidden="0" w:uiPriority="61" w:unhideWhenUsed="0"/>
-    <w:lsdException w:name="Light Grid Accent 1" w:semiHidden="0" w:uiPriority="62" w:unhideWhenUsed="0"/>
-    <w:lsdException w:name="Medium Shading 1 Accent 1" w:semiHidden="0" w:uiPriority="63" w:unhideWhenUsed="0"/>
-    <w:lsdException w:name="Medium Shading 2 Accent 1" w:semiHidden="0" w:uiPriority="64" w:unhideWhenUsed="0"/>
-    <w:lsdException w:name="Medium List 1 Accent 1" w:semiHidden="0" w:uiPriority="65" w:unhideWhenUsed="0"/>
-    <w:lsdException w:name="Revision" w:unhideWhenUsed="0"/>
-    <w:lsdException w:name="List Paragraph" w:semiHidden="0" w:uiPriority="34" w:unhideWhenUsed="0" w:qFormat="1"/>
-    <w:lsdException w:name="Quote" w:semiHidden="0" w:uiPriority="29" w:unhideWhenUsed="0" w:qFormat="1"/>
-    <w:lsdException w:name="Intense Quote" w:semiHidden="0" w:uiPriority="30" w:unhideWhenUsed="0" w:qFormat="1"/>
-    <w:lsdException w:name="Medium List 2 Accent 1" w:semiHidden="0" w:uiPriority="66" w:unhideWhenUsed="0"/>
-    <w:lsdException w:name="Medium Grid 1 Accent 1" w:semiHidden="0" w:uiPriority="67" w:unhideWhenUsed="0"/>
-    <w:lsdException w:name="Medium Grid 2 Accent 1" w:semiHidden="0" w:uiPriority="68" w:unhideWhenUsed="0"/>
-    <w:lsdException w:name="Medium Grid 3 Accent 1" w:semiHidden="0" w:uiPriority="69" w:unhideWhenUsed="0"/>
-    <w:lsdException w:name="Dark List Accent 1" w:semiHidden="0" w:uiPriority="70" w:unhideWhenUsed="0"/>
-    <w:lsdException w:name="Colorful Shading Accent 1" w:semiHidden="0" w:uiPriority="71" w:unhideWhenUsed="0"/>
-    <w:lsdException w:name="Colorful List Accent 1" w:semiHidden="0" w:uiPriority="72" w:unhideWhenUsed="0"/>
-    <w:lsdException w:name="Colorful Grid Accent 1" w:semiHidden="0" w:uiPriority="73" w:unhideWhenUsed="0"/>
-    <w:lsdException w:name="Light Shading Accent 2" w:semiHidden="0" w:uiPriority="60" w:unhideWhenUsed="0"/>
-    <w:lsdException w:name="Light List Accent 2" w:semiHidden="0" w:uiPriority="61" w:unhideWhenUsed="0"/>
-    <w:lsdException w:name="Light Grid Accent 2" w:semiHidden="0" w:uiPriority="62" w:unhideWhenUsed="0"/>
-    <w:lsdException w:name="Medium Shading 1 Accent 2" w:semiHidden="0" w:uiPriority="63" w:unhideWhenUsed="0"/>
-    <w:lsdException w:name="Medium Shading 2 Accent 2" w:semiHidden="0" w:uiPriority="64" w:unhideWhenUsed="0"/>
-    <w:lsdException w:name="Medium List 1 Accent 2" w:semiHidden="0" w:uiPriority="65" w:unhideWhenUsed="0"/>
-    <w:lsdException w:name="Medium List 2 Accent 2" w:semiHidden="0" w:uiPriority="66" w:unhideWhenUsed="0"/>
-    <w:lsdException w:name="Medium Grid 1 Accent 2" w:semiHidden="0" w:uiPriority="67" w:unhideWhenUsed="0"/>
-    <w:lsdException w:name="Medium Grid 2 Accent 2" w:semiHidden="0" w:uiPriority="68" w:unhideWhenUsed="0"/>
-    <w:lsdException w:name="Medium Grid 3 Accent 2" w:semiHidden="0" w:uiPriority="69" w:unhideWhenUsed="0"/>
-    <w:lsdException w:name="Dark List Accent 2" w:semiHidden="0" w:uiPriority="70" w:unhideWhenUsed="0"/>
-    <w:lsdException w:name="Colorful Shading Accent 2" w:semiHidden="0" w:uiPriority="71" w:unhideWhenUsed="0"/>
-    <w:lsdException w:name="Colorful List Accent 2" w:semiHidden="0" w:uiPriority="72" w:unhideWhenUsed="0"/>
-    <w:lsdException w:name="Colorful Grid Accent 2" w:semiHidden="0" w:uiPriority="73" w:unhideWhenUsed="0"/>
-    <w:lsdException w:name="Light Shading Accent 3" w:semiHidden="0" w:uiPriority="60" w:unhideWhenUsed="0"/>
-    <w:lsdException w:name="Light List Accent 3" w:semiHidden="0" w:uiPriority="61" w:unhideWhenUsed="0"/>
-    <w:lsdException w:name="Light Grid Accent 3" w:semiHidden="0" w:uiPriority="62" w:unhideWhenUsed="0"/>
-    <w:lsdException w:name="Medium Shading 1 Accent 3" w:semiHidden="0" w:uiPriority="63" w:unhideWhenUsed="0"/>
-    <w:lsdException w:name="Medium Shading 2 Accent 3" w:semiHidden="0" w:uiPriority="64" w:unhideWhenUsed="0"/>
-    <w:lsdException w:name="Medium List 1 Accent 3" w:semiHidden="0" w:uiPriority="65" w:unhideWhenUsed="0"/>
-    <w:lsdException w:name="Medium List 2 Accent 3" w:semiHidden="0" w:uiPriority="66" w:unhideWhenUsed="0"/>
-    <w:lsdException w:name="Medium Grid 1 Accent 3" w:semiHidden="0" w:uiPriority="67" w:unhideWhenUsed="0"/>
-    <w:lsdException w:name="Medium Grid 2 Accent 3" w:semiHidden="0" w:uiPriority="68" w:unhideWhenUsed="0"/>
-    <w:lsdException w:name="Medium Grid 3 Accent 3" w:semiHidden="0" w:uiPriority="69" w:unhideWhenUsed="0"/>
-    <w:lsdException w:name="Dark List Accent 3" w:semiHidden="0" w:uiPriority="70" w:unhideWhenUsed="0"/>
-    <w:lsdException w:name="Colorful Shading Accent 3" w:semiHidden="0" w:uiPriority="71" w:unhideWhenUsed="0"/>
-    <w:lsdException w:name="Colorful List Accent 3" w:semiHidden="0" w:uiPriority="72" w:unhideWhenUsed="0"/>
-    <w:lsdException w:name="Colorful Grid Accent 3" w:semiHidden="0" w:uiPriority="73" w:unhideWhenUsed="0"/>
-    <w:lsdException w:name="Light Shading Accent 4" w:semiHidden="0" w:uiPriority="60" w:unhideWhenUsed="0"/>
-    <w:lsdException w:name="Light List Accent 4" w:semiHidden="0" w:uiPriority="61" w:unhideWhenUsed="0"/>
-    <w:lsdException w:name="Light Grid Accent 4" w:semiHidden="0" w:uiPriority="62" w:unhideWhenUsed="0"/>
-    <w:lsdException w:name="Medium Shading 1 Accent 4" w:semiHidden="0" w:uiPriority="63" w:unhideWhenUsed="0"/>
-    <w:lsdException w:name="Medium Shading 2 Accent 4" w:semiHidden="0" w:uiPriority="64" w:unhideWhenUsed="0"/>
-    <w:lsdException w:name="Medium List 1 Accent 4" w:semiHidden="0" w:uiPriority="65" w:unhideWhenUsed="0"/>
-    <w:lsdException w:name="Medium List 2 Accent 4" w:semiHidden="0" w:uiPriority="66" w:unhideWhenUsed="0"/>
-    <w:lsdException w:name="Medium Grid 1 Accent 4" w:semiHidden="0" w:uiPriority="67" w:unhideWhenUsed="0"/>
-    <w:lsdException w:name="Medium Grid 2 Accent 4" w:semiHidden="0" w:uiPriority="68" w:unhideWhenUsed="0"/>
-    <w:lsdException w:name="Medium Grid 3 Accent 4" w:semiHidden="0" w:uiPriority="69" w:unhideWhenUsed="0"/>
-    <w:lsdException w:name="Dark List Accent 4" w:semiHidden="0" w:uiPriority="70" w:unhideWhenUsed="0"/>
-    <w:lsdException w:name="Colorful Shading Accent 4" w:semiHidden="0" w:uiPriority="71" w:unhideWhenUsed="0"/>
-    <w:lsdException w:name="Colorful List Accent 4" w:semiHidden="0" w:uiPriority="72" w:unhideWhenUsed="0"/>
-    <w:lsdException w:name="Colorful Grid Accent 4" w:semiHidden="0" w:uiPriority="73" w:unhideWhenUsed="0"/>
-    <w:lsdException w:name="Light Shading Accent 5" w:semiHidden="0" w:uiPriority="60" w:unhideWhenUsed="0"/>
-    <w:lsdException w:name="Light List Accent 5" w:semiHidden="0" w:uiPriority="61" w:unhideWhenUsed="0"/>
-    <w:lsdException w:name="Light Grid Accent 5" w:semiHidden="0" w:uiPriority="62" w:unhideWhenUsed="0"/>
-    <w:lsdException w:name="Medium Shading 1 Accent 5" w:semiHidden="0" w:uiPriority="63" w:unhideWhenUsed="0"/>
-    <w:lsdException w:name="Medium Shading 2 Accent 5" w:semiHidden="0" w:uiPriority="64" w:unhideWhenUsed="0"/>
-    <w:lsdException w:name="Medium List 1 Accent 5" w:semiHidden="0" w:uiPriority="65" w:unhideWhenUsed="0"/>
-    <w:lsdException w:name="Medium List 2 Accent 5" w:semiHidden="0" w:uiPriority="66" w:unhideWhenUsed="0"/>
-    <w:lsdException w:name="Medium Grid 1 Accent 5" w:semiHidden="0" w:uiPriority="67" w:unhideWhenUsed="0"/>
-    <w:lsdException w:name="Medium Grid 2 Accent 5" w:semiHidden="0" w:uiPriority="68" w:unhideWhenUsed="0"/>
-    <w:lsdException w:name="Medium Grid 3 Accent 5" w:semiHidden="0" w:uiPriority="69" w:unhideWhenUsed="0"/>
-    <w:lsdException w:name="Dark List Accent 5" w:semiHidden="0" w:uiPriority="70" w:unhideWhenUsed="0"/>
-    <w:lsdException w:name="Colorful Shading Accent 5" w:semiHidden="0" w:uiPriority="71" w:unhideWhenUsed="0"/>
-    <w:lsdException w:name="Colorful List Accent 5" w:semiHidden="0" w:uiPriority="72" w:unhideWhenUsed="0"/>
-    <w:lsdException w:name="Colorful Grid Accent 5" w:semiHidden="0" w:uiPriority="73" w:unhideWhenUsed="0"/>
-    <w:lsdException w:name="Light Shading Accent 6" w:semiHidden="0" w:uiPriority="60" w:unhideWhenUsed="0"/>
-    <w:lsdException w:name="Light List Accent 6" w:semiHidden="0" w:uiPriority="61" w:unhideWhenUsed="0"/>
-    <w:lsdException w:name="Light Grid Accent 6" w:semiHidden="0" w:uiPriority="62" w:unhideWhenUsed="0"/>
-    <w:lsdException w:name="Medium Shading 1 Accent 6" w:semiHidden="0" w:uiPriority="63" w:unhideWhenUsed="0"/>
-    <w:lsdException w:name="Medium Shading 2 Accent 6" w:semiHidden="0" w:uiPriority="64" w:unhideWhenUsed="0"/>
-    <w:lsdException w:name="Medium List 1 Accent 6" w:semiHidden="0" w:uiPriority="65" w:unhideWhenUsed="0"/>
-    <w:lsdException w:name="Medium List 2 Accent 6" w:semiHidden="0" w:uiPriority="66" w:unhideWhenUsed="0"/>
-    <w:lsdException w:name="Medium Grid 1 Accent 6" w:semiHidden="0" w:uiPriority="67" w:unhideWhenUsed="0"/>
-    <w:lsdException w:name="Medium Grid 2 Accent 6" w:semiHidden="0" w:uiPriority="68" w:unhideWhenUsed="0"/>
-    <w:lsdException w:name="Medium Grid 3 Accent 6" w:semiHidden="0" w:uiPriority="69" w:unhideWhenUsed="0"/>
-    <w:lsdException w:name="Dark List Accent 6" w:semiHidden="0" w:uiPriority="70" w:unhideWhenUsed="0"/>
-    <w:lsdException w:name="Colorful Shading Accent 6" w:semiHidden="0" w:uiPriority="71" w:unhideWhenUsed="0"/>
-    <w:lsdException w:name="Colorful List Accent 6" w:semiHidden="0" w:uiPriority="72" w:unhideWhenUsed="0"/>
-    <w:lsdException w:name="Colorful Grid Accent 6" w:semiHidden="0" w:uiPriority="73" w:unhideWhenUsed="0"/>
-    <w:lsdException w:name="Subtle Emphasis" w:semiHidden="0" w:uiPriority="19" w:unhideWhenUsed="0" w:qFormat="1"/>
-    <w:lsdException w:name="Intense Emphasis" w:semiHidden="0" w:uiPriority="21" w:unhideWhenUsed="0" w:qFormat="1"/>
-    <w:lsdException w:name="Subtle Reference" w:semiHidden="0" w:uiPriority="31" w:unhideWhenUsed="0" w:qFormat="1"/>
-    <w:lsdException w:name="Intense Reference" w:semiHidden="0" w:uiPriority="32" w:unhideWhenUsed="0" w:qFormat="1"/>
-    <w:lsdException w:name="Book Title" w:semiHidden="0" w:uiPriority="33" w:unhideWhenUsed="0" w:qFormat="1"/>
-    <w:lsdException w:name="Bibliography" w:uiPriority="37"/>
-    <w:lsdException w:name="TOC Heading" w:uiPriority="39" w:qFormat="1"/>
+  <w:latentStyles w:defLockedState="0" w:defUIPriority="99" w:defSemiHidden="0" w:defUnhideWhenUsed="0" w:defQFormat="0" w:count="376">
+    <w:lsdException w:name="Normal" w:uiPriority="0" w:qFormat="1"/>
+    <w:lsdException w:name="heading 1" w:uiPriority="9" w:qFormat="1"/>
+    <w:lsdException w:name="heading 2" w:semiHidden="1" w:uiPriority="9" w:unhideWhenUsed="1" w:qFormat="1"/>
+    <w:lsdException w:name="heading 3" w:semiHidden="1" w:uiPriority="9" w:unhideWhenUsed="1" w:qFormat="1"/>
+    <w:lsdException w:name="heading 4" w:semiHidden="1" w:uiPriority="9" w:unhideWhenUsed="1" w:qFormat="1"/>
+    <w:lsdException w:name="heading 5" w:semiHidden="1" w:uiPriority="9" w:unhideWhenUsed="1" w:qFormat="1"/>
+    <w:lsdException w:name="heading 6" w:semiHidden="1" w:uiPriority="9" w:unhideWhenUsed="1" w:qFormat="1"/>
+    <w:lsdException w:name="heading 7" w:semiHidden="1" w:uiPriority="9" w:unhideWhenUsed="1" w:qFormat="1"/>
+    <w:lsdException w:name="heading 8" w:semiHidden="1" w:uiPriority="9" w:unhideWhenUsed="1" w:qFormat="1"/>
+    <w:lsdException w:name="heading 9" w:semiHidden="1" w:uiPriority="9" w:unhideWhenUsed="1" w:qFormat="1"/>
+    <w:lsdException w:name="index 1" w:semiHidden="1" w:unhideWhenUsed="1"/>
+    <w:lsdException w:name="index 2" w:semiHidden="1" w:unhideWhenUsed="1"/>
+    <w:lsdException w:name="index 3" w:semiHidden="1" w:unhideWhenUsed="1"/>
+    <w:lsdException w:name="index 4" w:semiHidden="1" w:unhideWhenUsed="1"/>
+    <w:lsdException w:name="index 5" w:semiHidden="1" w:unhideWhenUsed="1"/>
+    <w:lsdException w:name="index 6" w:semiHidden="1" w:unhideWhenUsed="1"/>
+    <w:lsdException w:name="index 7" w:semiHidden="1" w:unhideWhenUsed="1"/>
+    <w:lsdException w:name="index 8" w:semiHidden="1" w:unhideWhenUsed="1"/>
+    <w:lsdException w:name="index 9" w:semiHidden="1" w:unhideWhenUsed="1"/>
+    <w:lsdException w:name="toc 1" w:semiHidden="1" w:uiPriority="39" w:unhideWhenUsed="1"/>
+    <w:lsdException w:name="toc 2" w:semiHidden="1" w:uiPriority="39" w:unhideWhenUsed="1"/>
+    <w:lsdException w:name="toc 3" w:semiHidden="1" w:uiPriority="39" w:unhideWhenUsed="1"/>
+    <w:lsdException w:name="toc 4" w:semiHidden="1" w:uiPriority="39" w:unhideWhenUsed="1"/>
+    <w:lsdException w:name="toc 5" w:semiHidden="1" w:uiPriority="39" w:unhideWhenUsed="1"/>
+    <w:lsdException w:name="toc 6" w:semiHidden="1" w:uiPriority="39" w:unhideWhenUsed="1"/>
+    <w:lsdException w:name="toc 7" w:semiHidden="1" w:uiPriority="39" w:unhideWhenUsed="1"/>
+    <w:lsdException w:name="toc 8" w:semiHidden="1" w:uiPriority="39" w:unhideWhenUsed="1"/>
+    <w:lsdException w:name="toc 9" w:semiHidden="1" w:uiPriority="39" w:unhideWhenUsed="1"/>
+    <w:lsdException w:name="Normal Indent" w:semiHidden="1" w:unhideWhenUsed="1"/>
+    <w:lsdException w:name="footnote text" w:semiHidden="1" w:unhideWhenUsed="1"/>
+    <w:lsdException w:name="annotation text" w:semiHidden="1" w:unhideWhenUsed="1"/>
+    <w:lsdException w:name="header" w:semiHidden="1" w:unhideWhenUsed="1"/>
+    <w:lsdException w:name="footer" w:semiHidden="1" w:unhideWhenUsed="1"/>
+    <w:lsdException w:name="index heading" w:semiHidden="1" w:unhideWhenUsed="1"/>
+    <w:lsdException w:name="caption" w:semiHidden="1" w:uiPriority="35" w:unhideWhenUsed="1" w:qFormat="1"/>
+    <w:lsdException w:name="table of figures" w:semiHidden="1" w:unhideWhenUsed="1"/>
+    <w:lsdException w:name="envelope address" w:semiHidden="1" w:unhideWhenUsed="1"/>
+    <w:lsdException w:name="envelope return" w:semiHidden="1" w:unhideWhenUsed="1"/>
+    <w:lsdException w:name="footnote reference" w:semiHidden="1" w:unhideWhenUsed="1"/>
+    <w:lsdException w:name="annotation reference" w:semiHidden="1" w:unhideWhenUsed="1"/>
+    <w:lsdException w:name="line number" w:semiHidden="1" w:unhideWhenUsed="1"/>
+    <w:lsdException w:name="page number" w:semiHidden="1" w:unhideWhenUsed="1"/>
+    <w:lsdException w:name="endnote reference" w:semiHidden="1" w:unhideWhenUsed="1"/>
+    <w:lsdException w:name="endnote text" w:semiHidden="1" w:unhideWhenUsed="1"/>
+    <w:lsdException w:name="table of authorities" w:semiHidden="1" w:unhideWhenUsed="1"/>
+    <w:lsdException w:name="macro" w:semiHidden="1" w:unhideWhenUsed="1"/>
+    <w:lsdException w:name="toa heading" w:semiHidden="1" w:unhideWhenUsed="1"/>
+    <w:lsdException w:name="List" w:semiHidden="1" w:unhideWhenUsed="1"/>
+    <w:lsdException w:name="List Bullet" w:semiHidden="1" w:unhideWhenUsed="1"/>
+    <w:lsdException w:name="List Number" w:semiHidden="1" w:unhideWhenUsed="1"/>
+    <w:lsdException w:name="List 2" w:semiHidden="1" w:unhideWhenUsed="1"/>
+    <w:lsdException w:name="List 3" w:semiHidden="1" w:unhideWhenUsed="1"/>
+    <w:lsdException w:name="List 4" w:semiHidden="1" w:unhideWhenUsed="1"/>
+    <w:lsdException w:name="List 5" w:semiHidden="1" w:unhideWhenUsed="1"/>
+    <w:lsdException w:name="List Bullet 2" w:semiHidden="1" w:unhideWhenUsed="1"/>
+    <w:lsdException w:name="List Bullet 3" w:semiHidden="1" w:unhideWhenUsed="1"/>
+    <w:lsdException w:name="List Bullet 4" w:semiHidden="1" w:unhideWhenUsed="1"/>
+    <w:lsdException w:name="List Bullet 5" w:semiHidden="1" w:unhideWhenUsed="1"/>
+    <w:lsdException w:name="List Number 2" w:semiHidden="1" w:unhideWhenUsed="1"/>
+    <w:lsdException w:name="List Number 3" w:semiHidden="1" w:unhideWhenUsed="1"/>
+    <w:lsdException w:name="List Number 4" w:semiHidden="1" w:unhideWhenUsed="1"/>
+    <w:lsdException w:name="List Number 5" w:semiHidden="1" w:unhideWhenUsed="1"/>
+    <w:lsdException w:name="Title" w:uiPriority="10" w:qFormat="1"/>
+    <w:lsdException w:name="Closing" w:semiHidden="1" w:unhideWhenUsed="1"/>
+    <w:lsdException w:name="Signature" w:semiHidden="1" w:unhideWhenUsed="1"/>
+    <w:lsdException w:name="Default Paragraph Font" w:semiHidden="1" w:uiPriority="1" w:unhideWhenUsed="1"/>
+    <w:lsdException w:name="Body Text" w:semiHidden="1" w:unhideWhenUsed="1"/>
+    <w:lsdException w:name="Body Text Indent" w:semiHidden="1" w:unhideWhenUsed="1"/>
+    <w:lsdException w:name="List Continue" w:semiHidden="1" w:unhideWhenUsed="1"/>
+    <w:lsdException w:name="List Continue 2" w:semiHidden="1" w:unhideWhenUsed="1"/>
+    <w:lsdException w:name="List Continue 3" w:semiHidden="1" w:unhideWhenUsed="1"/>
+    <w:lsdException w:name="List Continue 4" w:semiHidden="1" w:unhideWhenUsed="1"/>
+    <w:lsdException w:name="List Continue 5" w:semiHidden="1" w:unhideWhenUsed="1"/>
+    <w:lsdException w:name="Message Header" w:semiHidden="1" w:unhideWhenUsed="1"/>
+    <w:lsdException w:name="Subtitle" w:uiPriority="11" w:qFormat="1"/>
+    <w:lsdException w:name="Salutation" w:semiHidden="1" w:unhideWhenUsed="1"/>
+    <w:lsdException w:name="Date" w:semiHidden="1" w:unhideWhenUsed="1"/>
+    <w:lsdException w:name="Body Text First Indent" w:semiHidden="1" w:unhideWhenUsed="1"/>
+    <w:lsdException w:name="Body Text First Indent 2" w:semiHidden="1" w:unhideWhenUsed="1"/>
+    <w:lsdException w:name="Note Heading" w:semiHidden="1" w:unhideWhenUsed="1"/>
+    <w:lsdException w:name="Body Text 2" w:semiHidden="1" w:unhideWhenUsed="1"/>
+    <w:lsdException w:name="Body Text 3" w:semiHidden="1" w:unhideWhenUsed="1"/>
+    <w:lsdException w:name="Body Text Indent 2" w:semiHidden="1" w:unhideWhenUsed="1"/>
+    <w:lsdException w:name="Body Text Indent 3" w:semiHidden="1" w:unhideWhenUsed="1"/>
+    <w:lsdException w:name="Block Text" w:semiHidden="1" w:unhideWhenUsed="1"/>
+    <w:lsdException w:name="Hyperlink" w:semiHidden="1" w:unhideWhenUsed="1"/>
+    <w:lsdException w:name="FollowedHyperlink" w:semiHidden="1" w:unhideWhenUsed="1"/>
+    <w:lsdException w:name="Strong" w:uiPriority="22" w:qFormat="1"/>
+    <w:lsdException w:name="Emphasis" w:uiPriority="20" w:qFormat="1"/>
+    <w:lsdException w:name="Document Map" w:semiHidden="1" w:unhideWhenUsed="1"/>
+    <w:lsdException w:name="Plain Text" w:semiHidden="1" w:unhideWhenUsed="1"/>
+    <w:lsdException w:name="E-mail Signature" w:semiHidden="1" w:unhideWhenUsed="1"/>
+    <w:lsdException w:name="HTML Top of Form" w:semiHidden="1" w:unhideWhenUsed="1"/>
+    <w:lsdException w:name="HTML Bottom of Form" w:semiHidden="1" w:unhideWhenUsed="1"/>
+    <w:lsdException w:name="Normal (Web)" w:semiHidden="1" w:unhideWhenUsed="1"/>
+    <w:lsdException w:name="HTML Acronym" w:semiHidden="1" w:unhideWhenUsed="1"/>
+    <w:lsdException w:name="HTML Address" w:semiHidden="1" w:unhideWhenUsed="1"/>
+    <w:lsdException w:name="HTML Cite" w:semiHidden="1" w:unhideWhenUsed="1"/>
+    <w:lsdException w:name="HTML Code" w:semiHidden="1" w:unhideWhenUsed="1"/>
+    <w:lsdException w:name="HTML Definition" w:semiHidden="1" w:unhideWhenUsed="1"/>
+    <w:lsdException w:name="HTML Keyboard" w:semiHidden="1" w:unhideWhenUsed="1"/>
+    <w:lsdException w:name="HTML Preformatted" w:semiHidden="1" w:unhideWhenUsed="1"/>
+    <w:lsdException w:name="HTML Sample" w:semiHidden="1" w:unhideWhenUsed="1"/>
+    <w:lsdException w:name="HTML Typewriter" w:semiHidden="1" w:unhideWhenUsed="1"/>
+    <w:lsdException w:name="HTML Variable" w:semiHidden="1" w:unhideWhenUsed="1"/>
+    <w:lsdException w:name="Normal Table" w:semiHidden="1" w:unhideWhenUsed="1"/>
+    <w:lsdException w:name="annotation subject" w:semiHidden="1" w:unhideWhenUsed="1"/>
+    <w:lsdException w:name="No List" w:semiHidden="1" w:unhideWhenUsed="1"/>
+    <w:lsdException w:name="Outline List 1" w:semiHidden="1" w:unhideWhenUsed="1"/>
+    <w:lsdException w:name="Outline List 2" w:semiHidden="1" w:unhideWhenUsed="1"/>
+    <w:lsdException w:name="Outline List 3" w:semiHidden="1" w:unhideWhenUsed="1"/>
+    <w:lsdException w:name="Table Simple 1" w:semiHidden="1" w:unhideWhenUsed="1"/>
+    <w:lsdException w:name="Table Simple 2" w:semiHidden="1" w:unhideWhenUsed="1"/>
+    <w:lsdException w:name="Table Simple 3" w:semiHidden="1" w:unhideWhenUsed="1"/>
+    <w:lsdException w:name="Table Classic 1" w:semiHidden="1" w:unhideWhenUsed="1"/>
+    <w:lsdException w:name="Table Classic 2" w:semiHidden="1" w:unhideWhenUsed="1"/>
+    <w:lsdException w:name="Table Classic 3" w:semiHidden="1" w:unhideWhenUsed="1"/>
+    <w:lsdException w:name="Table Classic 4" w:semiHidden="1" w:unhideWhenUsed="1"/>
+    <w:lsdException w:name="Table Colorful 1" w:semiHidden="1" w:unhideWhenUsed="1"/>
+    <w:lsdException w:name="Table Colorful 2" w:semiHidden="1" w:unhideWhenUsed="1"/>
+    <w:lsdException w:name="Table Colorful 3" w:semiHidden="1" w:unhideWhenUsed="1"/>
+    <w:lsdException w:name="Table Columns 1" w:semiHidden="1" w:unhideWhenUsed="1"/>
+    <w:lsdException w:name="Table Columns 2" w:semiHidden="1" w:unhideWhenUsed="1"/>
+    <w:lsdException w:name="Table Columns 3" w:semiHidden="1" w:unhideWhenUsed="1"/>
+    <w:lsdException w:name="Table Columns 4" w:semiHidden="1" w:unhideWhenUsed="1"/>
+    <w:lsdException w:name="Table Columns 5" w:semiHidden="1" w:unhideWhenUsed="1"/>
+    <w:lsdException w:name="Table Grid 1" w:semiHidden="1" w:unhideWhenUsed="1"/>
+    <w:lsdException w:name="Table Grid 2" w:semiHidden="1" w:unhideWhenUsed="1"/>
+    <w:lsdException w:name="Table Grid 3" w:semiHidden="1" w:unhideWhenUsed="1"/>
+    <w:lsdException w:name="Table Grid 4" w:semiHidden="1" w:unhideWhenUsed="1"/>
+    <w:lsdException w:name="Table Grid 5" w:semiHidden="1" w:unhideWhenUsed="1"/>
+    <w:lsdException w:name="Table Grid 6" w:semiHidden="1" w:unhideWhenUsed="1"/>
+    <w:lsdException w:name="Table Grid 7" w:semiHidden="1" w:unhideWhenUsed="1"/>
+    <w:lsdException w:name="Table Grid 8" w:semiHidden="1" w:unhideWhenUsed="1"/>
+    <w:lsdException w:name="Table List 1" w:semiHidden="1" w:unhideWhenUsed="1"/>
+    <w:lsdException w:name="Table List 2" w:semiHidden="1" w:unhideWhenUsed="1"/>
+    <w:lsdException w:name="Table List 3" w:semiHidden="1" w:unhideWhenUsed="1"/>
+    <w:lsdException w:name="Table List 4" w:semiHidden="1" w:unhideWhenUsed="1"/>
+    <w:lsdException w:name="Table List 5" w:semiHidden="1" w:unhideWhenUsed="1"/>
+    <w:lsdException w:name="Table List 6" w:semiHidden="1" w:unhideWhenUsed="1"/>
+    <w:lsdException w:name="Table List 7" w:semiHidden="1" w:unhideWhenUsed="1"/>
+    <w:lsdException w:name="Table List 8" w:semiHidden="1" w:unhideWhenUsed="1"/>
+    <w:lsdException w:name="Table 3D effects 1" w:semiHidden="1" w:unhideWhenUsed="1"/>
+    <w:lsdException w:name="Table 3D effects 2" w:semiHidden="1" w:unhideWhenUsed="1"/>
+    <w:lsdException w:name="Table 3D effects 3" w:semiHidden="1" w:unhideWhenUsed="1"/>
+    <w:lsdException w:name="Table Contemporary" w:semiHidden="1" w:unhideWhenUsed="1"/>
+    <w:lsdException w:name="Table Elegant" w:semiHidden="1" w:unhideWhenUsed="1"/>
+    <w:lsdException w:name="Table Professional" w:semiHidden="1" w:unhideWhenUsed="1"/>
+    <w:lsdException w:name="Table Subtle 1" w:semiHidden="1" w:unhideWhenUsed="1"/>
+    <w:lsdException w:name="Table Subtle 2" w:semiHidden="1" w:unhideWhenUsed="1"/>
+    <w:lsdException w:name="Table Web 1" w:semiHidden="1" w:unhideWhenUsed="1"/>
+    <w:lsdException w:name="Table Web 2" w:semiHidden="1" w:unhideWhenUsed="1"/>
+    <w:lsdException w:name="Table Web 3" w:semiHidden="1" w:unhideWhenUsed="1"/>
+    <w:lsdException w:name="Balloon Text" w:semiHidden="1" w:unhideWhenUsed="1"/>
+    <w:lsdException w:name="Table Grid" w:uiPriority="39"/>
+    <w:lsdException w:name="Table Theme" w:semiHidden="1" w:unhideWhenUsed="1"/>
+    <w:lsdException w:name="Placeholder Text" w:semiHidden="1"/>
+    <w:lsdException w:name="No Spacing" w:uiPriority="1" w:qFormat="1"/>
+    <w:lsdException w:name="Light Shading" w:uiPriority="60"/>
+    <w:lsdException w:name="Light List" w:uiPriority="61"/>
+    <w:lsdException w:name="Light Grid" w:uiPriority="62"/>
+    <w:lsdException w:name="Medium Shading 1" w:uiPriority="63"/>
+    <w:lsdException w:name="Medium Shading 2" w:uiPriority="64"/>
+    <w:lsdException w:name="Medium List 1" w:uiPriority="65"/>
+    <w:lsdException w:name="Medium List 2" w:uiPriority="66"/>
+    <w:lsdException w:name="Medium Grid 1" w:uiPriority="67"/>
+    <w:lsdException w:name="Medium Grid 2" w:uiPriority="68"/>
+    <w:lsdException w:name="Medium Grid 3" w:uiPriority="69"/>
+    <w:lsdException w:name="Dark List" w:uiPriority="70"/>
+    <w:lsdException w:name="Colorful Shading" w:uiPriority="71"/>
+    <w:lsdException w:name="Colorful List" w:uiPriority="72"/>
+    <w:lsdException w:name="Colorful Grid" w:uiPriority="73"/>
+    <w:lsdException w:name="Light Shading Accent 1" w:uiPriority="60"/>
+    <w:lsdException w:name="Light List Accent 1" w:uiPriority="61"/>
+    <w:lsdException w:name="Light Grid Accent 1" w:uiPriority="62"/>
+    <w:lsdException w:name="Medium Shading 1 Accent 1" w:uiPriority="63"/>
+    <w:lsdException w:name="Medium Shading 2 Accent 1" w:uiPriority="64"/>
+    <w:lsdException w:name="Medium List 1 Accent 1" w:uiPriority="65"/>
+    <w:lsdException w:name="Revision" w:semiHidden="1"/>
+    <w:lsdException w:name="List Paragraph" w:uiPriority="34" w:qFormat="1"/>
+    <w:lsdException w:name="Quote" w:uiPriority="29" w:qFormat="1"/>
+    <w:lsdException w:name="Intense Quote" w:uiPriority="30" w:qFormat="1"/>
+    <w:lsdException w:name="Medium List 2 Accent 1" w:uiPriority="66"/>
+    <w:lsdException w:name="Medium Grid 1 Accent 1" w:uiPriority="67"/>
+    <w:lsdException w:name="Medium Grid 2 Accent 1" w:uiPriority="68"/>
+    <w:lsdException w:name="Medium Grid 3 Accent 1" w:uiPriority="69"/>
+    <w:lsdException w:name="Dark List Accent 1" w:uiPriority="70"/>
+    <w:lsdException w:name="Colorful Shading Accent 1" w:uiPriority="71"/>
+    <w:lsdException w:name="Colorful List Accent 1" w:uiPriority="72"/>
+    <w:lsdException w:name="Colorful Grid Accent 1" w:uiPriority="73"/>
+    <w:lsdException w:name="Light Shading Accent 2" w:uiPriority="60"/>
+    <w:lsdException w:name="Light List Accent 2" w:uiPriority="61"/>
+    <w:lsdException w:name="Light Grid Accent 2" w:uiPriority="62"/>
+    <w:lsdException w:name="Medium Shading 1 Accent 2" w:uiPriority="63"/>
+    <w:lsdException w:name="Medium Shading 2 Accent 2" w:uiPriority="64"/>
+    <w:lsdException w:name="Medium List 1 Accent 2" w:uiPriority="65"/>
+    <w:lsdException w:name="Medium List 2 Accent 2" w:uiPriority="66"/>
+    <w:lsdException w:name="Medium Grid 1 Accent 2" w:uiPriority="67"/>
+    <w:lsdException w:name="Medium Grid 2 Accent 2" w:uiPriority="68"/>
+    <w:lsdException w:name="Medium Grid 3 Accent 2" w:uiPriority="69"/>
+    <w:lsdException w:name="Dark List Accent 2" w:uiPriority="70"/>
+    <w:lsdException w:name="Colorful Shading Accent 2" w:uiPriority="71"/>
+    <w:lsdException w:name="Colorful List Accent 2" w:uiPriority="72"/>
+    <w:lsdException w:name="Colorful Grid Accent 2" w:uiPriority="73"/>
+    <w:lsdException w:name="Light Shading Accent 3" w:uiPriority="60"/>
+    <w:lsdException w:name="Light List Accent 3" w:uiPriority="61"/>
+    <w:lsdException w:name="Light Grid Accent 3" w:uiPriority="62"/>
+    <w:lsdException w:name="Medium Shading 1 Accent 3" w:uiPriority="63"/>
+    <w:lsdException w:name="Medium Shading 2 Accent 3" w:uiPriority="64"/>
+    <w:lsdException w:name="Medium List 1 Accent 3" w:uiPriority="65"/>
+    <w:lsdException w:name="Medium List 2 Accent 3" w:uiPriority="66"/>
+    <w:lsdException w:name="Medium Grid 1 Accent 3" w:uiPriority="67"/>
+    <w:lsdException w:name="Medium Grid 2 Accent 3" w:uiPriority="68"/>
+    <w:lsdException w:name="Medium Grid 3 Accent 3" w:uiPriority="69"/>
+    <w:lsdException w:name="Dark List Accent 3" w:uiPriority="70"/>
+    <w:lsdException w:name="Colorful Shading Accent 3" w:uiPriority="71"/>
+    <w:lsdException w:name="Colorful List Accent 3" w:uiPriority="72"/>
+    <w:lsdException w:name="Colorful Grid Accent 3" w:uiPriority="73"/>
+    <w:lsdException w:name="Light Shading Accent 4" w:uiPriority="60"/>
+    <w:lsdException w:name="Light List Accent 4" w:uiPriority="61"/>
+    <w:lsdException w:name="Light Grid Accent 4" w:uiPriority="62"/>
+    <w:lsdException w:name="Medium Shading 1 Accent 4" w:uiPriority="63"/>
+    <w:lsdException w:name="Medium Shading 2 Accent 4" w:uiPriority="64"/>
+    <w:lsdException w:name="Medium List 1 Accent 4" w:uiPriority="65"/>
+    <w:lsdException w:name="Medium List 2 Accent 4" w:uiPriority="66"/>
+    <w:lsdException w:name="Medium Grid 1 Accent 4" w:uiPriority="67"/>
+    <w:lsdException w:name="Medium Grid 2 Accent 4" w:uiPriority="68"/>
+    <w:lsdException w:name="Medium Grid 3 Accent 4" w:uiPriority="69"/>
+    <w:lsdException w:name="Dark List Accent 4" w:uiPriority="70"/>
+    <w:lsdException w:name="Colorful Shading Accent 4" w:uiPriority="71"/>
+    <w:lsdException w:name="Colorful List Accent 4" w:uiPriority="72"/>
+    <w:lsdException w:name="Colorful Grid Accent 4" w:uiPriority="73"/>
+    <w:lsdException w:name="Light Shading Accent 5" w:uiPriority="60"/>
+    <w:lsdException w:name="Light List Accent 5" w:uiPriority="61"/>
+    <w:lsdException w:name="Light Grid Accent 5" w:uiPriority="62"/>
+    <w:lsdException w:name="Medium Shading 1 Accent 5" w:uiPriority="63"/>
+    <w:lsdException w:name="Medium Shading 2 Accent 5" w:uiPriority="64"/>
+    <w:lsdException w:name="Medium List 1 Accent 5" w:uiPriority="65"/>
+    <w:lsdException w:name="Medium List 2 Accent 5" w:uiPriority="66"/>
+    <w:lsdException w:name="Medium Grid 1 Accent 5" w:uiPriority="67"/>
+    <w:lsdException w:name="Medium Grid 2 Accent 5" w:uiPriority="68"/>
+    <w:lsdException w:name="Medium Grid 3 Accent 5" w:uiPriority="69"/>
+    <w:lsdException w:name="Dark List Accent 5" w:uiPriority="70"/>
+    <w:lsdException w:name="Colorful Shading Accent 5" w:uiPriority="71"/>
+    <w:lsdException w:name="Colorful List Accent 5" w:uiPriority="72"/>
+    <w:lsdException w:name="Colorful Grid Accent 5" w:uiPriority="73"/>
+    <w:lsdException w:name="Light Shading Accent 6" w:uiPriority="60"/>
+    <w:lsdException w:name="Light List Accent 6" w:uiPriority="61"/>
+    <w:lsdException w:name="Light Grid Accent 6" w:uiPriority="62"/>
+    <w:lsdException w:name="Medium Shading 1 Accent 6" w:uiPriority="63"/>
+    <w:lsdException w:name="Medium Shading 2 Accent 6" w:uiPriority="64"/>
+    <w:lsdException w:name="Medium List 1 Accent 6" w:uiPriority="65"/>
+    <w:lsdException w:name="Medium List 2 Accent 6" w:uiPriority="66"/>
+    <w:lsdException w:name="Medium Grid 1 Accent 6" w:uiPriority="67"/>
+    <w:lsdException w:name="Medium Grid 2 Accent 6" w:uiPriority="68"/>
+    <w:lsdException w:name="Medium Grid 3 Accent 6" w:uiPriority="69"/>
+    <w:lsdException w:name="Dark List Accent 6" w:uiPriority="70"/>
+    <w:lsdException w:name="Colorful Shading Accent 6" w:uiPriority="71"/>
+    <w:lsdException w:name="Colorful List Accent 6" w:uiPriority="72"/>
+    <w:lsdException w:name="Colorful Grid Accent 6" w:uiPriority="73"/>
+    <w:lsdException w:name="Subtle Emphasis" w:uiPriority="19" w:qFormat="1"/>
+    <w:lsdException w:name="Intense Emphasis" w:uiPriority="21" w:qFormat="1"/>
+    <w:lsdException w:name="Subtle Reference" w:uiPriority="31" w:qFormat="1"/>
+    <w:lsdException w:name="Intense Reference" w:uiPriority="32" w:qFormat="1"/>
+    <w:lsdException w:name="Book Title" w:uiPriority="33" w:qFormat="1"/>
+    <w:lsdException w:name="Bibliography" w:semiHidden="1" w:uiPriority="37" w:unhideWhenUsed="1"/>
+    <w:lsdException w:name="TOC Heading" w:semiHidden="1" w:uiPriority="39" w:unhideWhenUsed="1" w:qFormat="1"/>
+    <w:lsdException w:name="Plain Table 1" w:uiPriority="41"/>
+    <w:lsdException w:name="Plain Table 2" w:uiPriority="42"/>
+    <w:lsdException w:name="Plain Table 3" w:uiPriority="43"/>
+    <w:lsdException w:name="Plain Table 4" w:uiPriority="44"/>
+    <w:lsdException w:name="Plain Table 5" w:uiPriority="45"/>
+    <w:lsdException w:name="Grid Table Light" w:uiPriority="40"/>
+    <w:lsdException w:name="Grid Table 1 Light" w:uiPriority="46"/>
+    <w:lsdException w:name="Grid Table 2" w:uiPriority="47"/>
+    <w:lsdException w:name="Grid Table 3" w:uiPriority="48"/>
+    <w:lsdException w:name="Grid Table 4" w:uiPriority="49"/>
+    <w:lsdException w:name="Grid Table 5 Dark" w:uiPriority="50"/>
+    <w:lsdException w:name="Grid Table 6 Colorful" w:uiPriority="51"/>
+    <w:lsdException w:name="Grid Table 7 Colorful" w:uiPriority="52"/>
+    <w:lsdException w:name="Grid Table 1 Light Accent 1" w:uiPriority="46"/>
+    <w:lsdException w:name="Grid Table 2 Accent 1" w:uiPriority="47"/>
+    <w:lsdException w:name="Grid Table 3 Accent 1" w:uiPriority="48"/>
+    <w:lsdException w:name="Grid Table 4 Accent 1" w:uiPriority="49"/>
+    <w:lsdException w:name="Grid Table 5 Dark Accent 1" w:uiPriority="50"/>
+    <w:lsdException w:name="Grid Table 6 Colorful Accent 1" w:uiPriority="51"/>
+    <w:lsdException w:name="Grid Table 7 Colorful Accent 1" w:uiPriority="52"/>
+    <w:lsdException w:name="Grid Table 1 Light Accent 2" w:uiPriority="46"/>
+    <w:lsdException w:name="Grid Table 2 Accent 2" w:uiPriority="47"/>
+    <w:lsdException w:name="Grid Table 3 Accent 2" w:uiPriority="48"/>
+    <w:lsdException w:name="Grid Table 4 Accent 2" w:uiPriority="49"/>
+    <w:lsdException w:name="Grid Table 5 Dark Accent 2" w:uiPriority="50"/>
+    <w:lsdException w:name="Grid Table 6 Colorful Accent 2" w:uiPriority="51"/>
+    <w:lsdException w:name="Grid Table 7 Colorful Accent 2" w:uiPriority="52"/>
+    <w:lsdException w:name="Grid Table 1 Light Accent 3" w:uiPriority="46"/>
+    <w:lsdException w:name="Grid Table 2 Accent 3" w:uiPriority="47"/>
+    <w:lsdException w:name="Grid Table 3 Accent 3" w:uiPriority="48"/>
+    <w:lsdException w:name="Grid Table 4 Accent 3" w:uiPriority="49"/>
+    <w:lsdException w:name="Grid Table 5 Dark Accent 3" w:uiPriority="50"/>
+    <w:lsdException w:name="Grid Table 6 Colorful Accent 3" w:uiPriority="51"/>
+    <w:lsdException w:name="Grid Table 7 Colorful Accent 3" w:uiPriority="52"/>
+    <w:lsdException w:name="Grid Table 1 Light Accent 4" w:uiPriority="46"/>
+    <w:lsdException w:name="Grid Table 2 Accent 4" w:uiPriority="47"/>
+    <w:lsdException w:name="Grid Table 3 Accent 4" w:uiPriority="48"/>
+    <w:lsdException w:name="Grid Table 4 Accent 4" w:uiPriority="49"/>
+    <w:lsdException w:name="Grid Table 5 Dark Accent 4" w:uiPriority="50"/>
+    <w:lsdException w:name="Grid Table 6 Colorful Accent 4" w:uiPriority="51"/>
+    <w:lsdException w:name="Grid Table 7 Colorful Accent 4" w:uiPriority="52"/>
+    <w:lsdException w:name="Grid Table 1 Light Accent 5" w:uiPriority="46"/>
+    <w:lsdException w:name="Grid Table 2 Accent 5" w:uiPriority="47"/>
+    <w:lsdException w:name="Grid Table 3 Accent 5" w:uiPriority="48"/>
+    <w:lsdException w:name="Grid Table 4 Accent 5" w:uiPriority="49"/>
+    <w:lsdException w:name="Grid Table 5 Dark Accent 5" w:uiPriority="50"/>
+    <w:lsdException w:name="Grid Table 6 Colorful Accent 5" w:uiPriority="51"/>
+    <w:lsdException w:name="Grid Table 7 Colorful Accent 5" w:uiPriority="52"/>
+    <w:lsdException w:name="Grid Table 1 Light Accent 6" w:uiPriority="46"/>
+    <w:lsdException w:name="Grid Table 2 Accent 6" w:uiPriority="47"/>
+    <w:lsdException w:name="Grid Table 3 Accent 6" w:uiPriority="48"/>
+    <w:lsdException w:name="Grid Table 4 Accent 6" w:uiPriority="49"/>
+    <w:lsdException w:name="Grid Table 5 Dark Accent 6" w:uiPriority="50"/>
+    <w:lsdException w:name="Grid Table 6 Colorful Accent 6" w:uiPriority="51"/>
+    <w:lsdException w:name="Grid Table 7 Colorful Accent 6" w:uiPriority="52"/>
+    <w:lsdException w:name="List Table 1 Light" w:uiPriority="46"/>
+    <w:lsdException w:name="List Table 2" w:uiPriority="47"/>
+    <w:lsdException w:name="List Table 3" w:uiPriority="48"/>
+    <w:lsdException w:name="List Table 4" w:uiPriority="49"/>
+    <w:lsdException w:name="List Table 5 Dark" w:uiPriority="50"/>
+    <w:lsdException w:name="List Table 6 Colorful" w:uiPriority="51"/>
+    <w:lsdException w:name="List Table 7 Colorful" w:uiPriority="52"/>
+    <w:lsdException w:name="List Table 1 Light Accent 1" w:uiPriority="46"/>
+    <w:lsdException w:name="List Table 2 Accent 1" w:uiPriority="47"/>
+    <w:lsdException w:name="List Table 3 Accent 1" w:uiPriority="48"/>
+    <w:lsdException w:name="List Table 4 Accent 1" w:uiPriority="49"/>
+    <w:lsdException w:name="List Table 5 Dark Accent 1" w:uiPriority="50"/>
+    <w:lsdException w:name="List Table 6 Colorful Accent 1" w:uiPriority="51"/>
+    <w:lsdException w:name="List Table 7 Colorful Accent 1" w:uiPriority="52"/>
+    <w:lsdException w:name="List Table 1 Light Accent 2" w:uiPriority="46"/>
+    <w:lsdException w:name="List Table 2 Accent 2" w:uiPriority="47"/>
+    <w:lsdException w:name="List Table 3 Accent 2" w:uiPriority="48"/>
+    <w:lsdException w:name="List Table 4 Accent 2" w:uiPriority="49"/>
+    <w:lsdException w:name="List Table 5 Dark Accent 2" w:uiPriority="50"/>
+    <w:lsdException w:name="List Table 6 Colorful Accent 2" w:uiPriority="51"/>
+    <w:lsdException w:name="List Table 7 Colorful Accent 2" w:uiPriority="52"/>
+    <w:lsdException w:name="List Table 1 Light Accent 3" w:uiPriority="46"/>
+    <w:lsdException w:name="List Table 2 Accent 3" w:uiPriority="47"/>
+    <w:lsdException w:name="List Table 3 Accent 3" w:uiPriority="48"/>
+    <w:lsdException w:name="List Table 4 Accent 3" w:uiPriority="49"/>
+    <w:lsdException w:name="List Table 5 Dark Accent 3" w:uiPriority="50"/>
+    <w:lsdException w:name="List Table 6 Colorful Accent 3" w:uiPriority="51"/>
+    <w:lsdException w:name="List Table 7 Colorful Accent 3" w:uiPriority="52"/>
+    <w:lsdException w:name="List Table 1 Light Accent 4" w:uiPriority="46"/>
+    <w:lsdException w:name="List Table 2 Accent 4" w:uiPriority="47"/>
+    <w:lsdException w:name="List Table 3 Accent 4" w:uiPriority="48"/>
+    <w:lsdException w:name="List Table 4 Accent 4" w:uiPriority="49"/>
+    <w:lsdException w:name="List Table 5 Dark Accent 4" w:uiPriority="50"/>
+    <w:lsdException w:name="List Table 6 Colorful Accent 4" w:uiPriority="51"/>
+    <w:lsdException w:name="List Table 7 Colorful Accent 4" w:uiPriority="52"/>
+    <w:lsdException w:name="List Table 1 Light Accent 5" w:uiPriority="46"/>
+    <w:lsdException w:name="List Table 2 Accent 5" w:uiPriority="47"/>
+    <w:lsdException w:name="List Table 3 Accent 5" w:uiPriority="48"/>
+    <w:lsdException w:name="List Table 4 Accent 5" w:uiPriority="49"/>
+    <w:lsdException w:name="List Table 5 Dark Accent 5" w:uiPriority="50"/>
+    <w:lsdException w:name="List Table 6 Colorful Accent 5" w:uiPriority="51"/>
+    <w:lsdException w:name="List Table 7 Colorful Accent 5" w:uiPriority="52"/>
+    <w:lsdException w:name="List Table 1 Light Accent 6" w:uiPriority="46"/>
+    <w:lsdException w:name="List Table 2 Accent 6" w:uiPriority="47"/>
+    <w:lsdException w:name="List Table 3 Accent 6" w:uiPriority="48"/>
+    <w:lsdException w:name="List Table 4 Accent 6" w:uiPriority="49"/>
+    <w:lsdException w:name="List Table 5 Dark Accent 6" w:uiPriority="50"/>
+    <w:lsdException w:name="List Table 6 Colorful Accent 6" w:uiPriority="51"/>
+    <w:lsdException w:name="List Table 7 Colorful Accent 6" w:uiPriority="52"/>
+    <w:lsdException w:name="Mention" w:semiHidden="1" w:unhideWhenUsed="1"/>
+    <w:lsdException w:name="Smart Hyperlink" w:semiHidden="1" w:unhideWhenUsed="1"/>
+    <w:lsdException w:name="Hashtag" w:semiHidden="1" w:unhideWhenUsed="1"/>
+    <w:lsdException w:name="Unresolved Mention" w:semiHidden="1" w:unhideWhenUsed="1"/>
+    <w:lsdException w:name="Smart Link" w:semiHidden="1" w:unhideWhenUsed="1"/>
   </w:latentStyles>
   <w:style w:type="paragraph" w:default="1" w:styleId="a">
     <w:name w:val="Normal"/>
